--- a/P07_LosRojos_15oct2026.docx
+++ b/P07_LosRojos_15oct2026.docx
@@ -3080,16 +3080,16 @@
           <w:sz w:val="22"/>
           <w:szCs w:val="22"/>
         </w:rPr>
-        <w:t xml:space="preserve">Captura - </w:t>
-      </w:r>
-      <w:r>
-        <w:rPr>
-          <w:rFonts w:ascii="Calibri" w:cs="Calibri" w:eastAsia="Calibri" w:hAnsi="Calibri"/>
-          <w:color w:val="1C1C1C"/>
-          <w:sz w:val="22"/>
-          <w:szCs w:val="22"/>
-        </w:rPr>
-        <w:t xml:space="preserve">Tabla creada: estado ACTIVE, modo PAY_PER_REQUEST</w:t>
+        <w:t xml:space="preserve">Captura setup-A - </w:t>
+      </w:r>
+      <w:r>
+        <w:rPr>
+          <w:rFonts w:ascii="Calibri" w:cs="Calibri" w:eastAsia="Calibri" w:hAnsi="Calibri"/>
+          <w:color w:val="1C1C1C"/>
+          <w:sz w:val="22"/>
+          <w:szCs w:val="22"/>
+        </w:rPr>
+        <w:t xml:space="preserve">Tabla eliminada y recreando con SK compuesta + GSI</w:t>
       </w:r>
     </w:p>
     <w:p>
@@ -3100,7 +3100,7 @@
       <w:r>
         <w:drawing>
           <wp:inline distT="0" distB="0" distL="0" distR="0">
-            <wp:extent cx="6324600" cy="6305550"/>
+            <wp:extent cx="5810250" cy="6305550"/>
             <wp:effectExtent t="0" r="0" b="0" l="0"/>
             <wp:docPr id="1" name="" descr="" title=""/>
             <wp:cNvGraphicFramePr>
@@ -3125,7 +3125,7 @@
                   <pic:spPr bwMode="auto">
                     <a:xfrm>
                       <a:off x="0" y="0"/>
-                      <a:ext cx="6324600" cy="6305550"/>
+                      <a:ext cx="5810250" cy="6305550"/>
                     </a:xfrm>
                     <a:prstGeom prst="rect">
                       <a:avLst/>
@@ -3154,13 +3154,39 @@
     </w:p>
     <w:p>
       <w:pPr>
+        <w:spacing w:after="80" w:before="0"/>
+        <w:jc w:val="left"/>
+      </w:pPr>
+      <w:r>
+        <w:rPr>
+          <w:rFonts w:ascii="Calibri" w:cs="Calibri" w:eastAsia="Calibri" w:hAnsi="Calibri"/>
+          <w:b/>
+          <w:bCs/>
+          <w:color w:val="1C1C1C"/>
+          <w:sz w:val="22"/>
+          <w:szCs w:val="22"/>
+        </w:rPr>
+        <w:t xml:space="preserve">Captura setup-B - </w:t>
+      </w:r>
+      <w:r>
+        <w:rPr>
+          <w:rFonts w:ascii="Calibri" w:cs="Calibri" w:eastAsia="Calibri" w:hAnsi="Calibri"/>
+          <w:color w:val="1C1C1C"/>
+          <w:sz w:val="22"/>
+          <w:szCs w:val="22"/>
+        </w:rPr>
+        <w:t xml:space="preserve">JSON completo: GSI_fecha, BillingMode=PAY_PER_REQUEST, ARN</w:t>
+      </w:r>
+    </w:p>
+    <w:p>
+      <w:pPr>
         <w:spacing w:after="60" w:before="60"/>
         <w:jc w:val="center"/>
       </w:pPr>
       <w:r>
         <w:drawing>
           <wp:inline distT="0" distB="0" distL="0" distR="0">
-            <wp:extent cx="7219950" cy="6267450"/>
+            <wp:extent cx="7591425" cy="6305550"/>
             <wp:effectExtent t="0" r="0" b="0" l="0"/>
             <wp:docPr id="1" name="" descr="" title=""/>
             <wp:cNvGraphicFramePr>
@@ -3185,7 +3211,7 @@
                   <pic:spPr bwMode="auto">
                     <a:xfrm>
                       <a:off x="0" y="0"/>
-                      <a:ext cx="7219950" cy="6267450"/>
+                      <a:ext cx="7591425" cy="6305550"/>
                     </a:xfrm>
                     <a:prstGeom prst="rect">
                       <a:avLst/>
@@ -3199,1388 +3225,43 @@
       </w:r>
     </w:p>
     <w:p>
-      <w:r>
-        <w:br w:type="page"/>
-      </w:r>
-    </w:p>
-    <w:p>
-      <w:pPr>
-        <w:pStyle w:val="Heading1"/>
-        <w:pBdr>
-          <w:bottom w:val="single" w:color="C0392B" w:sz="3"/>
-        </w:pBdr>
-        <w:spacing w:after="100" w:before="200"/>
+      <w:pPr>
+        <w:spacing w:after="20" w:before="0"/>
+      </w:pPr>
+      <w:r>
+        <w:rPr>
+          <w:rFonts w:ascii="Calibri" w:cs="Calibri" w:eastAsia="Calibri" w:hAnsi="Calibri"/>
+          <w:color w:val="1C1C1C"/>
+          <w:sz w:val="22"/>
+          <w:szCs w:val="22"/>
+        </w:rPr>
+        <w:t xml:space="preserve"/>
+      </w:r>
+    </w:p>
+    <w:p>
+      <w:pPr>
+        <w:spacing w:after="80" w:before="0"/>
+        <w:jc w:val="left"/>
       </w:pPr>
       <w:r>
         <w:rPr>
           <w:rFonts w:ascii="Calibri" w:cs="Calibri" w:eastAsia="Calibri" w:hAnsi="Calibri"/>
           <w:b/>
           <w:bCs/>
-          <w:color w:val="C0392B"/>
-          <w:sz w:val="22"/>
-          <w:szCs w:val="22"/>
-        </w:rPr>
-        <w:t xml:space="preserve">4. Criterio 1 - Insertar elementos (put_item desde codigo Python)</w:t>
-      </w:r>
-    </w:p>
-    <w:p>
-      <w:pPr>
-        <w:spacing w:after="80" w:before="0"/>
-        <w:jc w:val="both"/>
-      </w:pPr>
-      <w:r>
-        <w:rPr>
-          <w:rFonts w:ascii="Calibri" w:cs="Calibri" w:eastAsia="Calibri" w:hAnsi="Calibri"/>
-          <w:b/>
-          <w:bCs/>
-          <w:color w:val="1C1C1C"/>
-          <w:sz w:val="22"/>
-          <w:szCs w:val="22"/>
-        </w:rPr>
-        <w:t xml:space="preserve">Codigo: </w:t>
-      </w:r>
-      <w:r>
-        <w:rPr>
-          <w:rFonts w:ascii="Courier New" w:cs="Courier New" w:eastAsia="Courier New" w:hAnsi="Courier New"/>
-          <w:color w:val="2471A3"/>
-          <w:sz w:val="18"/>
-          <w:szCs w:val="18"/>
-        </w:rPr>
-        <w:t xml:space="preserve">operaciones_dynamodb.py</w:t>
-      </w:r>
-      <w:r>
-        <w:rPr>
-          <w:rFonts w:ascii="Calibri" w:cs="Calibri" w:eastAsia="Calibri" w:hAnsi="Calibri"/>
-          <w:color w:val="1C1C1C"/>
-          <w:sz w:val="22"/>
-          <w:szCs w:val="22"/>
-        </w:rPr>
-        <w:t xml:space="preserve"> ejecutado en la instancia EC2 </w:t>
-      </w:r>
-      <w:r>
-        <w:rPr>
-          <w:rFonts w:ascii="Courier New" w:cs="Courier New" w:eastAsia="Courier New" w:hAnsi="Courier New"/>
-          <w:color w:val="2471A3"/>
-          <w:sz w:val="18"/>
-          <w:szCs w:val="18"/>
-        </w:rPr>
-        <w:t xml:space="preserve">i-0ab6dbe715f440427</w:t>
-      </w:r>
-      <w:r>
-        <w:rPr>
-          <w:rFonts w:ascii="Calibri" w:cs="Calibri" w:eastAsia="Calibri" w:hAnsi="Calibri"/>
-          <w:color w:val="1C1C1C"/>
-          <w:sz w:val="22"/>
-          <w:szCs w:val="22"/>
-        </w:rPr>
-        <w:t xml:space="preserve"> con el Instance Profile </w:t>
-      </w:r>
-      <w:r>
-        <w:rPr>
-          <w:rFonts w:ascii="Courier New" w:cs="Courier New" w:eastAsia="Courier New" w:hAnsi="Courier New"/>
-          <w:color w:val="2471A3"/>
-          <w:sz w:val="18"/>
-          <w:szCs w:val="18"/>
-        </w:rPr>
-        <w:t xml:space="preserve">ip-rol-ec2-s3-los-rojos</w:t>
-      </w:r>
-      <w:r>
-        <w:rPr>
-          <w:rFonts w:ascii="Calibri" w:cs="Calibri" w:eastAsia="Calibri" w:hAnsi="Calibri"/>
-          <w:color w:val="1C1C1C"/>
-          <w:sz w:val="22"/>
-          <w:szCs w:val="22"/>
-        </w:rPr>
-        <w:t xml:space="preserve">.</w:t>
-      </w:r>
-    </w:p>
-    <w:p>
-      <w:pPr>
-        <w:spacing w:after="20" w:before="0"/>
-      </w:pPr>
-      <w:r>
-        <w:rPr>
-          <w:rFonts w:ascii="Calibri" w:cs="Calibri" w:eastAsia="Calibri" w:hAnsi="Calibri"/>
-          <w:color w:val="1C1C1C"/>
-          <w:sz w:val="22"/>
-          <w:szCs w:val="22"/>
-        </w:rPr>
-        <w:t xml:space="preserve"/>
-      </w:r>
-    </w:p>
-    <w:p>
-      <w:pPr>
-        <w:spacing w:after="80" w:before="0"/>
-        <w:jc w:val="both"/>
-      </w:pPr>
-      <w:r>
-        <w:rPr>
-          <w:rFonts w:ascii="Calibri" w:cs="Calibri" w:eastAsia="Calibri" w:hAnsi="Calibri"/>
-          <w:color w:val="1C1C1C"/>
-          <w:sz w:val="22"/>
-          <w:szCs w:val="22"/>
-        </w:rPr>
-        <w:t xml:space="preserve">Las credenciales </w:t>
-      </w:r>
-      <w:r>
-        <w:rPr>
-          <w:rFonts w:ascii="Calibri" w:cs="Calibri" w:eastAsia="Calibri" w:hAnsi="Calibri"/>
-          <w:b/>
-          <w:bCs/>
-          <w:color w:val="1C1C1C"/>
-          <w:sz w:val="22"/>
-          <w:szCs w:val="22"/>
-        </w:rPr>
-        <w:t xml:space="preserve">no estan en el codigo ni en variables de entorno</w:t>
-      </w:r>
-      <w:r>
-        <w:rPr>
-          <w:rFonts w:ascii="Calibri" w:cs="Calibri" w:eastAsia="Calibri" w:hAnsi="Calibri"/>
-          <w:color w:val="1C1C1C"/>
-          <w:sz w:val="22"/>
-          <w:szCs w:val="22"/>
-        </w:rPr>
-        <w:t xml:space="preserve">: boto3 las obtiene automaticamente del </w:t>
-      </w:r>
-      <w:r>
-        <w:rPr>
-          <w:rFonts w:ascii="Calibri" w:cs="Calibri" w:eastAsia="Calibri" w:hAnsi="Calibri"/>
-          <w:b/>
-          <w:bCs/>
-          <w:color w:val="1C1C1C"/>
-          <w:sz w:val="22"/>
-          <w:szCs w:val="22"/>
-        </w:rPr>
-        <w:t xml:space="preserve">Instance Metadata Service (IMDS)</w:t>
-      </w:r>
-      <w:r>
-        <w:rPr>
-          <w:rFonts w:ascii="Calibri" w:cs="Calibri" w:eastAsia="Calibri" w:hAnsi="Calibri"/>
-          <w:color w:val="1C1C1C"/>
-          <w:sz w:val="22"/>
-          <w:szCs w:val="22"/>
-        </w:rPr>
-        <w:t xml:space="preserve"> de la EC2. El IMDS entrega credenciales temporales del rol </w:t>
-      </w:r>
-      <w:r>
-        <w:rPr>
-          <w:rFonts w:ascii="Courier New" w:cs="Courier New" w:eastAsia="Courier New" w:hAnsi="Courier New"/>
-          <w:color w:val="2471A3"/>
-          <w:sz w:val="18"/>
-          <w:szCs w:val="18"/>
-        </w:rPr>
-        <w:t xml:space="preserve">rol-ec2-s3-los-rojos</w:t>
-      </w:r>
-      <w:r>
-        <w:rPr>
-          <w:rFonts w:ascii="Calibri" w:cs="Calibri" w:eastAsia="Calibri" w:hAnsi="Calibri"/>
-          <w:color w:val="1C1C1C"/>
-          <w:sz w:val="22"/>
-          <w:szCs w:val="22"/>
-        </w:rPr>
-        <w:t xml:space="preserve"> (politica </w:t>
-      </w:r>
-      <w:r>
-        <w:rPr>
-          <w:rFonts w:ascii="Courier New" w:cs="Courier New" w:eastAsia="Courier New" w:hAnsi="Courier New"/>
-          <w:color w:val="2471A3"/>
-          <w:sz w:val="18"/>
-          <w:szCs w:val="18"/>
-        </w:rPr>
-        <w:t xml:space="preserve">pol-inline-dynamodb-los-rojos</w:t>
-      </w:r>
-      <w:r>
-        <w:rPr>
-          <w:rFonts w:ascii="Calibri" w:cs="Calibri" w:eastAsia="Calibri" w:hAnsi="Calibri"/>
-          <w:color w:val="1C1C1C"/>
-          <w:sz w:val="22"/>
-          <w:szCs w:val="22"/>
-        </w:rPr>
-        <w:t xml:space="preserve">). La funcion </w:t>
-      </w:r>
-      <w:r>
-        <w:rPr>
-          <w:rFonts w:ascii="Courier New" w:cs="Courier New" w:eastAsia="Courier New" w:hAnsi="Courier New"/>
-          <w:color w:val="2471A3"/>
-          <w:sz w:val="18"/>
-          <w:szCs w:val="18"/>
-        </w:rPr>
-        <w:t xml:space="preserve">sts.get_caller_identity()</w:t>
-      </w:r>
-      <w:r>
-        <w:rPr>
-          <w:rFonts w:ascii="Calibri" w:cs="Calibri" w:eastAsia="Calibri" w:hAnsi="Calibri"/>
-          <w:color w:val="1C1C1C"/>
-          <w:sz w:val="22"/>
-          <w:szCs w:val="22"/>
-        </w:rPr>
-        <w:t xml:space="preserve"> al inicio del script confirma que el ARN activo contiene </w:t>
-      </w:r>
-      <w:r>
-        <w:rPr>
-          <w:rFonts w:ascii="Courier New" w:cs="Courier New" w:eastAsia="Courier New" w:hAnsi="Courier New"/>
-          <w:color w:val="2471A3"/>
-          <w:sz w:val="18"/>
-          <w:szCs w:val="18"/>
-        </w:rPr>
-        <w:t xml:space="preserve">assumed-role</w:t>
-      </w:r>
-      <w:r>
-        <w:rPr>
-          <w:rFonts w:ascii="Calibri" w:cs="Calibri" w:eastAsia="Calibri" w:hAnsi="Calibri"/>
-          <w:color w:val="1C1C1C"/>
-          <w:sz w:val="22"/>
-          <w:szCs w:val="22"/>
-        </w:rPr>
-        <w:t xml:space="preserve">, no un usuario con llaves permanentes.</w:t>
-      </w:r>
-    </w:p>
-    <w:p>
-      <w:pPr>
-        <w:spacing w:after="20" w:before="0"/>
-      </w:pPr>
-      <w:r>
-        <w:rPr>
-          <w:rFonts w:ascii="Calibri" w:cs="Calibri" w:eastAsia="Calibri" w:hAnsi="Calibri"/>
-          <w:color w:val="1C1C1C"/>
-          <w:sz w:val="22"/>
-          <w:szCs w:val="22"/>
-        </w:rPr>
-        <w:t xml:space="preserve"/>
-      </w:r>
-    </w:p>
-    <w:p>
-      <w:pPr>
-        <w:pStyle w:val="Heading2"/>
-        <w:spacing w:after="60" w:before="160"/>
-      </w:pPr>
-      <w:r>
-        <w:rPr>
-          <w:rFonts w:ascii="Calibri" w:cs="Calibri" w:eastAsia="Calibri" w:hAnsi="Calibri"/>
-          <w:b/>
-          <w:bCs/>
-          <w:color w:val="1A5276"/>
-          <w:sz w:val="22"/>
-          <w:szCs w:val="22"/>
-        </w:rPr>
-        <w:t xml:space="preserve">Fragmento clave del codigo (operaciones_dynamodb.py)</w:t>
-      </w:r>
-    </w:p>
-    <w:p>
-      <w:pPr>
-        <w:spacing w:after="80" w:before="0"/>
-        <w:jc w:val="both"/>
-      </w:pPr>
-      <w:r>
-        <w:rPr>
-          <w:rFonts w:ascii="Courier New" w:cs="Courier New" w:eastAsia="Courier New" w:hAnsi="Courier New"/>
-          <w:color w:val="2471A3"/>
-          <w:sz w:val="18"/>
-          <w:szCs w:val="18"/>
-        </w:rPr>
-        <w:t xml:space="preserve">import boto3</w:t>
-      </w:r>
-    </w:p>
-    <w:p>
-      <w:pPr>
-        <w:spacing w:after="80" w:before="0"/>
-        <w:jc w:val="both"/>
-      </w:pPr>
-      <w:r>
-        <w:rPr>
-          <w:rFonts w:ascii="Courier New" w:cs="Courier New" w:eastAsia="Courier New" w:hAnsi="Courier New"/>
-          <w:color w:val="2471A3"/>
-          <w:sz w:val="18"/>
-          <w:szCs w:val="18"/>
-        </w:rPr>
-        <w:t xml:space="preserve">dynamodb = boto3.resource('dynamodb', region_name='us-east-1')  # sin llaves</w:t>
-      </w:r>
-    </w:p>
-    <w:p>
-      <w:pPr>
-        <w:spacing w:after="80" w:before="0"/>
-        <w:jc w:val="both"/>
-      </w:pPr>
-      <w:r>
-        <w:rPr>
-          <w:rFonts w:ascii="Courier New" w:cs="Courier New" w:eastAsia="Courier New" w:hAnsi="Courier New"/>
-          <w:color w:val="2471A3"/>
-          <w:sz w:val="18"/>
-          <w:szCs w:val="18"/>
-        </w:rPr>
-        <w:t xml:space="preserve">table    = dynamodb.Table('movimientos_inventario')</w:t>
-      </w:r>
-    </w:p>
-    <w:p>
-      <w:pPr>
-        <w:spacing w:after="80" w:before="0"/>
-        <w:jc w:val="both"/>
-      </w:pPr>
-      <w:r>
-        <w:rPr>
-          <w:rFonts w:ascii="Courier New" w:cs="Courier New" w:eastAsia="Courier New" w:hAnsi="Courier New"/>
-          <w:color w:val="2471A3"/>
-          <w:sz w:val="18"/>
-          <w:szCs w:val="18"/>
-        </w:rPr>
-        <w:t xml:space="preserve"># boto3 resuelve credenciales: env -&gt; ~/.aws -&gt; IMDS (rol EC2) &lt;-- este caso</w:t>
-      </w:r>
-    </w:p>
-    <w:p>
-      <w:pPr>
-        <w:spacing w:after="20" w:before="0"/>
-      </w:pPr>
-      <w:r>
-        <w:rPr>
-          <w:rFonts w:ascii="Calibri" w:cs="Calibri" w:eastAsia="Calibri" w:hAnsi="Calibri"/>
-          <w:color w:val="1C1C1C"/>
-          <w:sz w:val="22"/>
-          <w:szCs w:val="22"/>
-        </w:rPr>
-        <w:t xml:space="preserve"/>
-      </w:r>
-    </w:p>
-    <w:p>
-      <w:pPr>
-        <w:spacing w:after="80" w:before="0"/>
-        <w:jc w:val="both"/>
-      </w:pPr>
-      <w:r>
-        <w:rPr>
-          <w:rFonts w:ascii="Courier New" w:cs="Courier New" w:eastAsia="Courier New" w:hAnsi="Courier New"/>
-          <w:color w:val="2471A3"/>
-          <w:sz w:val="18"/>
-          <w:szCs w:val="18"/>
-        </w:rPr>
-        <w:t xml:space="preserve">table.put_item(Item={</w:t>
-      </w:r>
-    </w:p>
-    <w:p>
-      <w:pPr>
-        <w:spacing w:after="80" w:before="0"/>
-        <w:jc w:val="both"/>
-      </w:pPr>
-      <w:r>
-        <w:rPr>
-          <w:rFonts w:ascii="Courier New" w:cs="Courier New" w:eastAsia="Courier New" w:hAnsi="Courier New"/>
-          <w:color w:val="2471A3"/>
-          <w:sz w:val="18"/>
-          <w:szCs w:val="18"/>
-        </w:rPr>
-        <w:t xml:space="preserve">    'producto_id'   : 'PROD-0042',</w:t>
-      </w:r>
-    </w:p>
-    <w:p>
-      <w:pPr>
-        <w:spacing w:after="80" w:before="0"/>
-        <w:jc w:val="both"/>
-      </w:pPr>
-      <w:r>
-        <w:rPr>
-          <w:rFonts w:ascii="Courier New" w:cs="Courier New" w:eastAsia="Courier New" w:hAnsi="Courier New"/>
-          <w:color w:val="2471A3"/>
-          <w:sz w:val="18"/>
-          <w:szCs w:val="18"/>
-        </w:rPr>
-        <w:t xml:space="preserve">    'fecha'         : '2026-10-14T09:15:00Z#MOV-8810',  # SK compuesta</w:t>
-      </w:r>
-    </w:p>
-    <w:p>
-      <w:pPr>
-        <w:spacing w:after="80" w:before="0"/>
-        <w:jc w:val="both"/>
-      </w:pPr>
-      <w:r>
-        <w:rPr>
-          <w:rFonts w:ascii="Courier New" w:cs="Courier New" w:eastAsia="Courier New" w:hAnsi="Courier New"/>
-          <w:color w:val="2471A3"/>
-          <w:sz w:val="18"/>
-          <w:szCs w:val="18"/>
-        </w:rPr>
-        <w:t xml:space="preserve">    'movimiento_id' : 'MOV-8810',</w:t>
-      </w:r>
-    </w:p>
-    <w:p>
-      <w:pPr>
-        <w:spacing w:after="80" w:before="0"/>
-        <w:jc w:val="both"/>
-      </w:pPr>
-      <w:r>
-        <w:rPr>
-          <w:rFonts w:ascii="Courier New" w:cs="Courier New" w:eastAsia="Courier New" w:hAnsi="Courier New"/>
-          <w:color w:val="2471A3"/>
-          <w:sz w:val="18"/>
-          <w:szCs w:val="18"/>
-        </w:rPr>
-        <w:t xml:space="preserve">    'fecha_dia'     : '2026-10-14',                       # atributo para GSI</w:t>
-      </w:r>
-    </w:p>
-    <w:p>
-      <w:pPr>
-        <w:spacing w:after="80" w:before="0"/>
-        <w:jc w:val="both"/>
-      </w:pPr>
-      <w:r>
-        <w:rPr>
-          <w:rFonts w:ascii="Courier New" w:cs="Courier New" w:eastAsia="Courier New" w:hAnsi="Courier New"/>
-          <w:color w:val="2471A3"/>
-          <w:sz w:val="18"/>
-          <w:szCs w:val="18"/>
-        </w:rPr>
-        <w:t xml:space="preserve">    ...                                                    # resto de atributos</w:t>
-      </w:r>
-    </w:p>
-    <w:p>
-      <w:pPr>
-        <w:spacing w:after="80" w:before="0"/>
-        <w:jc w:val="both"/>
-      </w:pPr>
-      <w:r>
-        <w:rPr>
-          <w:rFonts w:ascii="Courier New" w:cs="Courier New" w:eastAsia="Courier New" w:hAnsi="Courier New"/>
-          <w:color w:val="2471A3"/>
-          <w:sz w:val="18"/>
-          <w:szCs w:val="18"/>
-        </w:rPr>
-        <w:t xml:space="preserve">})</w:t>
-      </w:r>
-    </w:p>
-    <w:p>
-      <w:pPr>
-        <w:spacing w:after="20" w:before="0"/>
-      </w:pPr>
-      <w:r>
-        <w:rPr>
-          <w:rFonts w:ascii="Calibri" w:cs="Calibri" w:eastAsia="Calibri" w:hAnsi="Calibri"/>
-          <w:color w:val="1C1C1C"/>
-          <w:sz w:val="22"/>
-          <w:szCs w:val="22"/>
-        </w:rPr>
-        <w:t xml:space="preserve"/>
-      </w:r>
-    </w:p>
-    <w:p>
-      <w:pPr>
-        <w:pStyle w:val="Heading2"/>
-        <w:spacing w:after="60" w:before="160"/>
-      </w:pPr>
-      <w:r>
-        <w:rPr>
-          <w:rFonts w:ascii="Calibri" w:cs="Calibri" w:eastAsia="Calibri" w:hAnsi="Calibri"/>
-          <w:b/>
-          <w:bCs/>
-          <w:color w:val="1A5276"/>
-          <w:sz w:val="22"/>
-          <w:szCs w:val="22"/>
-        </w:rPr>
-        <w:t xml:space="preserve">Por que SK compuesta 'ISO-8601#movimiento_id'</w:t>
-      </w:r>
-    </w:p>
-    <w:p>
-      <w:pPr>
-        <w:spacing w:after="80" w:before="0"/>
-        <w:jc w:val="both"/>
-      </w:pPr>
-      <w:r>
-        <w:rPr>
-          <w:rFonts w:ascii="Calibri" w:cs="Calibri" w:eastAsia="Calibri" w:hAnsi="Calibri"/>
-          <w:color w:val="1C1C1C"/>
-          <w:sz w:val="22"/>
-          <w:szCs w:val="22"/>
-        </w:rPr>
-        <w:t xml:space="preserve">Con </w:t>
-      </w:r>
-      <w:r>
-        <w:rPr>
-          <w:rFonts w:ascii="Courier New" w:cs="Courier New" w:eastAsia="Courier New" w:hAnsi="Courier New"/>
-          <w:color w:val="2471A3"/>
-          <w:sz w:val="18"/>
-          <w:szCs w:val="18"/>
-        </w:rPr>
-        <w:t xml:space="preserve">fecha</w:t>
-      </w:r>
-      <w:r>
-        <w:rPr>
-          <w:rFonts w:ascii="Calibri" w:cs="Calibri" w:eastAsia="Calibri" w:hAnsi="Calibri"/>
-          <w:color w:val="1C1C1C"/>
-          <w:sz w:val="22"/>
-          <w:szCs w:val="22"/>
-        </w:rPr>
-        <w:t xml:space="preserve"> como unica SK, dos movimientos del mismo producto en el mismo segundo producen la misma clave (producto_id, fecha): el segundo </w:t>
-      </w:r>
-      <w:r>
-        <w:rPr>
-          <w:rFonts w:ascii="Courier New" w:cs="Courier New" w:eastAsia="Courier New" w:hAnsi="Courier New"/>
-          <w:color w:val="2471A3"/>
-          <w:sz w:val="18"/>
-          <w:szCs w:val="18"/>
-        </w:rPr>
-        <w:t xml:space="preserve">put_item</w:t>
-      </w:r>
-      <w:r>
-        <w:rPr>
-          <w:rFonts w:ascii="Calibri" w:cs="Calibri" w:eastAsia="Calibri" w:hAnsi="Calibri"/>
-          <w:color w:val="1C1C1C"/>
-          <w:sz w:val="22"/>
-          <w:szCs w:val="22"/>
-        </w:rPr>
-        <w:t xml:space="preserve"> sobrescribe al primero silenciosamente. </w:t>
-      </w:r>
-      <w:r>
-        <w:rPr>
-          <w:rFonts w:ascii="Calibri" w:cs="Calibri" w:eastAsia="Calibri" w:hAnsi="Calibri"/>
-          <w:color w:val="1C1C1C"/>
-          <w:sz w:val="22"/>
-          <w:szCs w:val="22"/>
-        </w:rPr>
-        <w:t xml:space="preserve">Añadir </w:t>
-      </w:r>
-      <w:r>
-        <w:rPr>
-          <w:rFonts w:ascii="Courier New" w:cs="Courier New" w:eastAsia="Courier New" w:hAnsi="Courier New"/>
-          <w:color w:val="2471A3"/>
-          <w:sz w:val="18"/>
-          <w:szCs w:val="18"/>
-        </w:rPr>
-        <w:t xml:space="preserve">#MOV-XXXX</w:t>
-      </w:r>
-      <w:r>
-        <w:rPr>
-          <w:rFonts w:ascii="Calibri" w:cs="Calibri" w:eastAsia="Calibri" w:hAnsi="Calibri"/>
-          <w:color w:val="1C1C1C"/>
-          <w:sz w:val="22"/>
-          <w:szCs w:val="22"/>
-        </w:rPr>
-        <w:t xml:space="preserve"> garantiza unicidad sin perder el orden cronologico </w:t>
-      </w:r>
-      <w:r>
-        <w:rPr>
-          <w:rFonts w:ascii="Calibri" w:cs="Calibri" w:eastAsia="Calibri" w:hAnsi="Calibri"/>
-          <w:color w:val="1C1C1C"/>
-          <w:sz w:val="22"/>
-          <w:szCs w:val="22"/>
-        </w:rPr>
-        <w:t xml:space="preserve">(el prefijo ISO-8601 sigue siendo lexicograficamente ordenable).</w:t>
-      </w:r>
-    </w:p>
-    <w:p>
-      <w:pPr>
-        <w:spacing w:after="20" w:before="0"/>
-      </w:pPr>
-      <w:r>
-        <w:rPr>
-          <w:rFonts w:ascii="Calibri" w:cs="Calibri" w:eastAsia="Calibri" w:hAnsi="Calibri"/>
-          <w:color w:val="1C1C1C"/>
-          <w:sz w:val="22"/>
-          <w:szCs w:val="22"/>
-        </w:rPr>
-        <w:t xml:space="preserve"/>
-      </w:r>
-    </w:p>
-    <w:p>
-      <w:pPr>
-        <w:pStyle w:val="Heading2"/>
-        <w:spacing w:after="60" w:before="160"/>
-      </w:pPr>
-      <w:r>
-        <w:rPr>
-          <w:rFonts w:ascii="Calibri" w:cs="Calibri" w:eastAsia="Calibri" w:hAnsi="Calibri"/>
-          <w:b/>
-          <w:bCs/>
-          <w:color w:val="1A5276"/>
-          <w:sz w:val="22"/>
-          <w:szCs w:val="22"/>
-        </w:rPr>
-        <w:t xml:space="preserve">Elementos insertados</w:t>
-      </w:r>
-    </w:p>
-    <w:tbl>
-      <w:tblPr>
-        <w:tblW w:type="pct" w:w="100%"/>
-        <w:tblBorders>
-          <w:top w:val="single" w:color="auto" w:sz="4"/>
-          <w:left w:val="single" w:color="auto" w:sz="4"/>
-          <w:bottom w:val="single" w:color="auto" w:sz="4"/>
-          <w:right w:val="single" w:color="auto" w:sz="4"/>
-          <w:insideH w:val="single" w:color="auto" w:sz="4"/>
-          <w:insideV w:val="single" w:color="auto" w:sz="4"/>
-        </w:tblBorders>
-      </w:tblPr>
-      <w:tblGrid>
-        <w:gridCol w:w="100"/>
-        <w:gridCol w:w="100"/>
-        <w:gridCol w:w="100"/>
-        <w:gridCol w:w="100"/>
-        <w:gridCol w:w="100"/>
-        <w:gridCol w:w="100"/>
-      </w:tblGrid>
-      <w:tr>
-        <w:tc>
-          <w:tcPr>
-            <w:tcW w:type="pct" w:w="14%"/>
-            <w:shd w:fill="FADBD8" w:val="clear"/>
-            <w:tcMar>
-              <w:top w:type="dxa" w:w="80"/>
-              <w:left w:type="dxa" w:w="120"/>
-              <w:bottom w:type="dxa" w:w="80"/>
-              <w:right w:type="dxa" w:w="120"/>
-            </w:tcMar>
-            <w:vAlign w:val="center"/>
-          </w:tcPr>
-          <w:p>
-            <w:pPr>
-              <w:spacing w:after="60" w:before="60"/>
-              <w:jc w:val="center"/>
-            </w:pPr>
-            <w:r>
-              <w:rPr>
-                <w:rFonts w:ascii="Calibri" w:cs="Calibri" w:eastAsia="Calibri" w:hAnsi="Calibri"/>
-                <w:b/>
-                <w:bCs/>
-                <w:color w:val="1C1C1C"/>
-                <w:sz w:val="20"/>
-                <w:szCs w:val="20"/>
-              </w:rPr>
-              <w:t xml:space="preserve">movimiento_id</w:t>
-            </w:r>
-          </w:p>
-        </w:tc>
-        <w:tc>
-          <w:tcPr>
-            <w:tcW w:type="pct" w:w="13%"/>
-            <w:shd w:fill="FADBD8" w:val="clear"/>
-            <w:tcMar>
-              <w:top w:type="dxa" w:w="80"/>
-              <w:left w:type="dxa" w:w="120"/>
-              <w:bottom w:type="dxa" w:w="80"/>
-              <w:right w:type="dxa" w:w="120"/>
-            </w:tcMar>
-            <w:vAlign w:val="center"/>
-          </w:tcPr>
-          <w:p>
-            <w:pPr>
-              <w:spacing w:after="60" w:before="60"/>
-              <w:jc w:val="center"/>
-            </w:pPr>
-            <w:r>
-              <w:rPr>
-                <w:rFonts w:ascii="Calibri" w:cs="Calibri" w:eastAsia="Calibri" w:hAnsi="Calibri"/>
-                <w:b/>
-                <w:bCs/>
-                <w:color w:val="1C1C1C"/>
-                <w:sz w:val="20"/>
-                <w:szCs w:val="20"/>
-              </w:rPr>
-              <w:t xml:space="preserve">producto_id</w:t>
-            </w:r>
-          </w:p>
-        </w:tc>
-        <w:tc>
-          <w:tcPr>
-            <w:tcW w:type="pct" w:w="31%"/>
-            <w:shd w:fill="FADBD8" w:val="clear"/>
-            <w:tcMar>
-              <w:top w:type="dxa" w:w="80"/>
-              <w:left w:type="dxa" w:w="120"/>
-              <w:bottom w:type="dxa" w:w="80"/>
-              <w:right w:type="dxa" w:w="120"/>
-            </w:tcMar>
-            <w:vAlign w:val="center"/>
-          </w:tcPr>
-          <w:p>
-            <w:pPr>
-              <w:spacing w:after="60" w:before="60"/>
-              <w:jc w:val="center"/>
-            </w:pPr>
-            <w:r>
-              <w:rPr>
-                <w:rFonts w:ascii="Calibri" w:cs="Calibri" w:eastAsia="Calibri" w:hAnsi="Calibri"/>
-                <w:b/>
-                <w:bCs/>
-                <w:color w:val="1C1C1C"/>
-                <w:sz w:val="20"/>
-                <w:szCs w:val="20"/>
-              </w:rPr>
-              <w:t xml:space="preserve">SK (fecha)</w:t>
-            </w:r>
-          </w:p>
-        </w:tc>
-        <w:tc>
-          <w:tcPr>
-            <w:tcW w:type="pct" w:w="10%"/>
-            <w:shd w:fill="FADBD8" w:val="clear"/>
-            <w:tcMar>
-              <w:top w:type="dxa" w:w="80"/>
-              <w:left w:type="dxa" w:w="120"/>
-              <w:bottom w:type="dxa" w:w="80"/>
-              <w:right w:type="dxa" w:w="120"/>
-            </w:tcMar>
-            <w:vAlign w:val="center"/>
-          </w:tcPr>
-          <w:p>
-            <w:pPr>
-              <w:spacing w:after="60" w:before="60"/>
-              <w:jc w:val="center"/>
-            </w:pPr>
-            <w:r>
-              <w:rPr>
-                <w:rFonts w:ascii="Calibri" w:cs="Calibri" w:eastAsia="Calibri" w:hAnsi="Calibri"/>
-                <w:b/>
-                <w:bCs/>
-                <w:color w:val="1C1C1C"/>
-                <w:sz w:val="20"/>
-                <w:szCs w:val="20"/>
-              </w:rPr>
-              <w:t xml:space="preserve">tipo</w:t>
-            </w:r>
-          </w:p>
-        </w:tc>
-        <w:tc>
-          <w:tcPr>
-            <w:tcW w:type="pct" w:w="11%"/>
-            <w:shd w:fill="FADBD8" w:val="clear"/>
-            <w:tcMar>
-              <w:top w:type="dxa" w:w="80"/>
-              <w:left w:type="dxa" w:w="120"/>
-              <w:bottom w:type="dxa" w:w="80"/>
-              <w:right w:type="dxa" w:w="120"/>
-            </w:tcMar>
-            <w:vAlign w:val="center"/>
-          </w:tcPr>
-          <w:p>
-            <w:pPr>
-              <w:spacing w:after="60" w:before="60"/>
-              <w:jc w:val="center"/>
-            </w:pPr>
-            <w:r>
-              <w:rPr>
-                <w:rFonts w:ascii="Calibri" w:cs="Calibri" w:eastAsia="Calibri" w:hAnsi="Calibri"/>
-                <w:b/>
-                <w:bCs/>
-                <w:color w:val="1C1C1C"/>
-                <w:sz w:val="20"/>
-                <w:szCs w:val="20"/>
-              </w:rPr>
-              <w:t xml:space="preserve">cantidad</w:t>
-            </w:r>
-          </w:p>
-        </w:tc>
-        <w:tc>
-          <w:tcPr>
-            <w:tcW w:type="pct" w:w="21%"/>
-            <w:shd w:fill="FADBD8" w:val="clear"/>
-            <w:tcMar>
-              <w:top w:type="dxa" w:w="80"/>
-              <w:left w:type="dxa" w:w="120"/>
-              <w:bottom w:type="dxa" w:w="80"/>
-              <w:right w:type="dxa" w:w="120"/>
-            </w:tcMar>
-            <w:vAlign w:val="center"/>
-          </w:tcPr>
-          <w:p>
-            <w:pPr>
-              <w:spacing w:after="60" w:before="60"/>
-              <w:jc w:val="center"/>
-            </w:pPr>
-            <w:r>
-              <w:rPr>
-                <w:rFonts w:ascii="Calibri" w:cs="Calibri" w:eastAsia="Calibri" w:hAnsi="Calibri"/>
-                <w:b/>
-                <w:bCs/>
-                <w:color w:val="1C1C1C"/>
-                <w:sz w:val="20"/>
-                <w:szCs w:val="20"/>
-              </w:rPr>
-              <w:t xml:space="preserve">stock despues</w:t>
-            </w:r>
-          </w:p>
-        </w:tc>
-      </w:tr>
-      <w:tr>
-        <w:tc>
-          <w:tcPr>
-            <w:tcW w:type="pct" w:w="14%"/>
-            <w:shd w:fill="F2F3F4" w:val="clear"/>
-            <w:tcMar>
-              <w:top w:type="dxa" w:w="80"/>
-              <w:left w:type="dxa" w:w="120"/>
-              <w:bottom w:type="dxa" w:w="80"/>
-              <w:right w:type="dxa" w:w="120"/>
-            </w:tcMar>
-            <w:vAlign w:val="center"/>
-          </w:tcPr>
-          <w:p>
-            <w:pPr>
-              <w:spacing w:after="60" w:before="60"/>
-              <w:jc w:val="center"/>
-            </w:pPr>
-            <w:r>
-              <w:rPr>
-                <w:rFonts w:ascii="Calibri" w:cs="Calibri" w:eastAsia="Calibri" w:hAnsi="Calibri"/>
-                <w:b w:val="false"/>
-                <w:bCs w:val="false"/>
-                <w:color w:val="1C1C1C"/>
-                <w:sz w:val="20"/>
-                <w:szCs w:val="20"/>
-              </w:rPr>
-              <w:t xml:space="preserve">MOV-8810</w:t>
-            </w:r>
-          </w:p>
-        </w:tc>
-        <w:tc>
-          <w:tcPr>
-            <w:tcW w:type="pct" w:w="13%"/>
-            <w:shd w:fill="F2F3F4" w:val="clear"/>
-            <w:tcMar>
-              <w:top w:type="dxa" w:w="80"/>
-              <w:left w:type="dxa" w:w="120"/>
-              <w:bottom w:type="dxa" w:w="80"/>
-              <w:right w:type="dxa" w:w="120"/>
-            </w:tcMar>
-            <w:vAlign w:val="center"/>
-          </w:tcPr>
-          <w:p>
-            <w:pPr>
-              <w:spacing w:after="60" w:before="60"/>
-              <w:jc w:val="center"/>
-            </w:pPr>
-            <w:r>
-              <w:rPr>
-                <w:rFonts w:ascii="Calibri" w:cs="Calibri" w:eastAsia="Calibri" w:hAnsi="Calibri"/>
-                <w:b w:val="false"/>
-                <w:bCs w:val="false"/>
-                <w:color w:val="1C1C1C"/>
-                <w:sz w:val="20"/>
-                <w:szCs w:val="20"/>
-              </w:rPr>
-              <w:t xml:space="preserve">PROD-0042</w:t>
-            </w:r>
-          </w:p>
-        </w:tc>
-        <w:tc>
-          <w:tcPr>
-            <w:tcW w:type="pct" w:w="31%"/>
-            <w:shd w:fill="F2F3F4" w:val="clear"/>
-            <w:tcMar>
-              <w:top w:type="dxa" w:w="80"/>
-              <w:left w:type="dxa" w:w="120"/>
-              <w:bottom w:type="dxa" w:w="80"/>
-              <w:right w:type="dxa" w:w="120"/>
-            </w:tcMar>
-            <w:vAlign w:val="center"/>
-          </w:tcPr>
-          <w:p>
-            <w:pPr>
-              <w:spacing w:after="60" w:before="60"/>
-              <w:jc w:val="center"/>
-            </w:pPr>
-            <w:r>
-              <w:rPr>
-                <w:rFonts w:ascii="Calibri" w:cs="Calibri" w:eastAsia="Calibri" w:hAnsi="Calibri"/>
-                <w:b w:val="false"/>
-                <w:bCs w:val="false"/>
-                <w:color w:val="1C1C1C"/>
-                <w:sz w:val="20"/>
-                <w:szCs w:val="20"/>
-              </w:rPr>
-              <w:t xml:space="preserve">2026-10-14T09:15:00Z#MOV-8810</w:t>
-            </w:r>
-          </w:p>
-        </w:tc>
-        <w:tc>
-          <w:tcPr>
-            <w:tcW w:type="pct" w:w="10%"/>
-            <w:shd w:fill="F2F3F4" w:val="clear"/>
-            <w:tcMar>
-              <w:top w:type="dxa" w:w="80"/>
-              <w:left w:type="dxa" w:w="120"/>
-              <w:bottom w:type="dxa" w:w="80"/>
-              <w:right w:type="dxa" w:w="120"/>
-            </w:tcMar>
-            <w:vAlign w:val="center"/>
-          </w:tcPr>
-          <w:p>
-            <w:pPr>
-              <w:spacing w:after="60" w:before="60"/>
-              <w:jc w:val="center"/>
-            </w:pPr>
-            <w:r>
-              <w:rPr>
-                <w:rFonts w:ascii="Calibri" w:cs="Calibri" w:eastAsia="Calibri" w:hAnsi="Calibri"/>
-                <w:b w:val="false"/>
-                <w:bCs w:val="false"/>
-                <w:color w:val="1C1C1C"/>
-                <w:sz w:val="20"/>
-                <w:szCs w:val="20"/>
-              </w:rPr>
-              <w:t xml:space="preserve">salida</w:t>
-            </w:r>
-          </w:p>
-        </w:tc>
-        <w:tc>
-          <w:tcPr>
-            <w:tcW w:type="pct" w:w="11%"/>
-            <w:shd w:fill="F2F3F4" w:val="clear"/>
-            <w:tcMar>
-              <w:top w:type="dxa" w:w="80"/>
-              <w:left w:type="dxa" w:w="120"/>
-              <w:bottom w:type="dxa" w:w="80"/>
-              <w:right w:type="dxa" w:w="120"/>
-            </w:tcMar>
-            <w:vAlign w:val="center"/>
-          </w:tcPr>
-          <w:p>
-            <w:pPr>
-              <w:spacing w:after="60" w:before="60"/>
-              <w:jc w:val="center"/>
-            </w:pPr>
-            <w:r>
-              <w:rPr>
-                <w:rFonts w:ascii="Calibri" w:cs="Calibri" w:eastAsia="Calibri" w:hAnsi="Calibri"/>
-                <w:b w:val="false"/>
-                <w:bCs w:val="false"/>
-                <w:color w:val="1C1C1C"/>
-                <w:sz w:val="20"/>
-                <w:szCs w:val="20"/>
-              </w:rPr>
-              <w:t xml:space="preserve">12</w:t>
-            </w:r>
-          </w:p>
-        </w:tc>
-        <w:tc>
-          <w:tcPr>
-            <w:tcW w:type="pct" w:w="21%"/>
-            <w:shd w:fill="F2F3F4" w:val="clear"/>
-            <w:tcMar>
-              <w:top w:type="dxa" w:w="80"/>
-              <w:left w:type="dxa" w:w="120"/>
-              <w:bottom w:type="dxa" w:w="80"/>
-              <w:right w:type="dxa" w:w="120"/>
-            </w:tcMar>
-            <w:vAlign w:val="center"/>
-          </w:tcPr>
-          <w:p>
-            <w:pPr>
-              <w:spacing w:after="60" w:before="60"/>
-              <w:jc w:val="center"/>
-            </w:pPr>
-            <w:r>
-              <w:rPr>
-                <w:rFonts w:ascii="Calibri" w:cs="Calibri" w:eastAsia="Calibri" w:hAnsi="Calibri"/>
-                <w:b w:val="false"/>
-                <w:bCs w:val="false"/>
-                <w:color w:val="1C1C1C"/>
-                <w:sz w:val="20"/>
-                <w:szCs w:val="20"/>
-              </w:rPr>
-              <w:t xml:space="preserve">68</w:t>
-            </w:r>
-          </w:p>
-        </w:tc>
-      </w:tr>
-      <w:tr>
-        <w:tc>
-          <w:tcPr>
-            <w:tcW w:type="pct" w:w="14%"/>
-            <w:shd w:fill="FFFFFF" w:val="clear"/>
-            <w:tcMar>
-              <w:top w:type="dxa" w:w="80"/>
-              <w:left w:type="dxa" w:w="120"/>
-              <w:bottom w:type="dxa" w:w="80"/>
-              <w:right w:type="dxa" w:w="120"/>
-            </w:tcMar>
-            <w:vAlign w:val="center"/>
-          </w:tcPr>
-          <w:p>
-            <w:pPr>
-              <w:spacing w:after="60" w:before="60"/>
-              <w:jc w:val="center"/>
-            </w:pPr>
-            <w:r>
-              <w:rPr>
-                <w:rFonts w:ascii="Calibri" w:cs="Calibri" w:eastAsia="Calibri" w:hAnsi="Calibri"/>
-                <w:b w:val="false"/>
-                <w:bCs w:val="false"/>
-                <w:color w:val="1C1C1C"/>
-                <w:sz w:val="20"/>
-                <w:szCs w:val="20"/>
-              </w:rPr>
-              <w:t xml:space="preserve">MOV-8801</w:t>
-            </w:r>
-          </w:p>
-        </w:tc>
-        <w:tc>
-          <w:tcPr>
-            <w:tcW w:type="pct" w:w="13%"/>
-            <w:shd w:fill="FFFFFF" w:val="clear"/>
-            <w:tcMar>
-              <w:top w:type="dxa" w:w="80"/>
-              <w:left w:type="dxa" w:w="120"/>
-              <w:bottom w:type="dxa" w:w="80"/>
-              <w:right w:type="dxa" w:w="120"/>
-            </w:tcMar>
-            <w:vAlign w:val="center"/>
-          </w:tcPr>
-          <w:p>
-            <w:pPr>
-              <w:spacing w:after="60" w:before="60"/>
-              <w:jc w:val="center"/>
-            </w:pPr>
-            <w:r>
-              <w:rPr>
-                <w:rFonts w:ascii="Calibri" w:cs="Calibri" w:eastAsia="Calibri" w:hAnsi="Calibri"/>
-                <w:b w:val="false"/>
-                <w:bCs w:val="false"/>
-                <w:color w:val="1C1C1C"/>
-                <w:sz w:val="20"/>
-                <w:szCs w:val="20"/>
-              </w:rPr>
-              <w:t xml:space="preserve">PROD-0042</w:t>
-            </w:r>
-          </w:p>
-        </w:tc>
-        <w:tc>
-          <w:tcPr>
-            <w:tcW w:type="pct" w:w="31%"/>
-            <w:shd w:fill="FFFFFF" w:val="clear"/>
-            <w:tcMar>
-              <w:top w:type="dxa" w:w="80"/>
-              <w:left w:type="dxa" w:w="120"/>
-              <w:bottom w:type="dxa" w:w="80"/>
-              <w:right w:type="dxa" w:w="120"/>
-            </w:tcMar>
-            <w:vAlign w:val="center"/>
-          </w:tcPr>
-          <w:p>
-            <w:pPr>
-              <w:spacing w:after="60" w:before="60"/>
-              <w:jc w:val="center"/>
-            </w:pPr>
-            <w:r>
-              <w:rPr>
-                <w:rFonts w:ascii="Calibri" w:cs="Calibri" w:eastAsia="Calibri" w:hAnsi="Calibri"/>
-                <w:b w:val="false"/>
-                <w:bCs w:val="false"/>
-                <w:color w:val="1C1C1C"/>
-                <w:sz w:val="20"/>
-                <w:szCs w:val="20"/>
-              </w:rPr>
-              <w:t xml:space="preserve">2026-10-13T14:30:00Z#MOV-8801</w:t>
-            </w:r>
-          </w:p>
-        </w:tc>
-        <w:tc>
-          <w:tcPr>
-            <w:tcW w:type="pct" w:w="10%"/>
-            <w:shd w:fill="FFFFFF" w:val="clear"/>
-            <w:tcMar>
-              <w:top w:type="dxa" w:w="80"/>
-              <w:left w:type="dxa" w:w="120"/>
-              <w:bottom w:type="dxa" w:w="80"/>
-              <w:right w:type="dxa" w:w="120"/>
-            </w:tcMar>
-            <w:vAlign w:val="center"/>
-          </w:tcPr>
-          <w:p>
-            <w:pPr>
-              <w:spacing w:after="60" w:before="60"/>
-              <w:jc w:val="center"/>
-            </w:pPr>
-            <w:r>
-              <w:rPr>
-                <w:rFonts w:ascii="Calibri" w:cs="Calibri" w:eastAsia="Calibri" w:hAnsi="Calibri"/>
-                <w:b w:val="false"/>
-                <w:bCs w:val="false"/>
-                <w:color w:val="1C1C1C"/>
-                <w:sz w:val="20"/>
-                <w:szCs w:val="20"/>
-              </w:rPr>
-              <w:t xml:space="preserve">entrada</w:t>
-            </w:r>
-          </w:p>
-        </w:tc>
-        <w:tc>
-          <w:tcPr>
-            <w:tcW w:type="pct" w:w="11%"/>
-            <w:shd w:fill="FFFFFF" w:val="clear"/>
-            <w:tcMar>
-              <w:top w:type="dxa" w:w="80"/>
-              <w:left w:type="dxa" w:w="120"/>
-              <w:bottom w:type="dxa" w:w="80"/>
-              <w:right w:type="dxa" w:w="120"/>
-            </w:tcMar>
-            <w:vAlign w:val="center"/>
-          </w:tcPr>
-          <w:p>
-            <w:pPr>
-              <w:spacing w:after="60" w:before="60"/>
-              <w:jc w:val="center"/>
-            </w:pPr>
-            <w:r>
-              <w:rPr>
-                <w:rFonts w:ascii="Calibri" w:cs="Calibri" w:eastAsia="Calibri" w:hAnsi="Calibri"/>
-                <w:b w:val="false"/>
-                <w:bCs w:val="false"/>
-                <w:color w:val="1C1C1C"/>
-                <w:sz w:val="20"/>
-                <w:szCs w:val="20"/>
-              </w:rPr>
-              <w:t xml:space="preserve">50</w:t>
-            </w:r>
-          </w:p>
-        </w:tc>
-        <w:tc>
-          <w:tcPr>
-            <w:tcW w:type="pct" w:w="21%"/>
-            <w:shd w:fill="FFFFFF" w:val="clear"/>
-            <w:tcMar>
-              <w:top w:type="dxa" w:w="80"/>
-              <w:left w:type="dxa" w:w="120"/>
-              <w:bottom w:type="dxa" w:w="80"/>
-              <w:right w:type="dxa" w:w="120"/>
-            </w:tcMar>
-            <w:vAlign w:val="center"/>
-          </w:tcPr>
-          <w:p>
-            <w:pPr>
-              <w:spacing w:after="60" w:before="60"/>
-              <w:jc w:val="center"/>
-            </w:pPr>
-            <w:r>
-              <w:rPr>
-                <w:rFonts w:ascii="Calibri" w:cs="Calibri" w:eastAsia="Calibri" w:hAnsi="Calibri"/>
-                <w:b w:val="false"/>
-                <w:bCs w:val="false"/>
-                <w:color w:val="1C1C1C"/>
-                <w:sz w:val="20"/>
-                <w:szCs w:val="20"/>
-              </w:rPr>
-              <w:t xml:space="preserve">80</w:t>
-            </w:r>
-          </w:p>
-        </w:tc>
-      </w:tr>
-      <w:tr>
-        <w:tc>
-          <w:tcPr>
-            <w:tcW w:type="pct" w:w="14%"/>
-            <w:shd w:fill="F2F3F4" w:val="clear"/>
-            <w:tcMar>
-              <w:top w:type="dxa" w:w="80"/>
-              <w:left w:type="dxa" w:w="120"/>
-              <w:bottom w:type="dxa" w:w="80"/>
-              <w:right w:type="dxa" w:w="120"/>
-            </w:tcMar>
-            <w:vAlign w:val="center"/>
-          </w:tcPr>
-          <w:p>
-            <w:pPr>
-              <w:spacing w:after="60" w:before="60"/>
-              <w:jc w:val="center"/>
-            </w:pPr>
-            <w:r>
-              <w:rPr>
-                <w:rFonts w:ascii="Calibri" w:cs="Calibri" w:eastAsia="Calibri" w:hAnsi="Calibri"/>
-                <w:b w:val="false"/>
-                <w:bCs w:val="false"/>
-                <w:color w:val="1C1C1C"/>
-                <w:sz w:val="20"/>
-                <w:szCs w:val="20"/>
-              </w:rPr>
-              <w:t xml:space="preserve">MOV-8815</w:t>
-            </w:r>
-          </w:p>
-        </w:tc>
-        <w:tc>
-          <w:tcPr>
-            <w:tcW w:type="pct" w:w="13%"/>
-            <w:shd w:fill="F2F3F4" w:val="clear"/>
-            <w:tcMar>
-              <w:top w:type="dxa" w:w="80"/>
-              <w:left w:type="dxa" w:w="120"/>
-              <w:bottom w:type="dxa" w:w="80"/>
-              <w:right w:type="dxa" w:w="120"/>
-            </w:tcMar>
-            <w:vAlign w:val="center"/>
-          </w:tcPr>
-          <w:p>
-            <w:pPr>
-              <w:spacing w:after="60" w:before="60"/>
-              <w:jc w:val="center"/>
-            </w:pPr>
-            <w:r>
-              <w:rPr>
-                <w:rFonts w:ascii="Calibri" w:cs="Calibri" w:eastAsia="Calibri" w:hAnsi="Calibri"/>
-                <w:b w:val="false"/>
-                <w:bCs w:val="false"/>
-                <w:color w:val="1C1C1C"/>
-                <w:sz w:val="20"/>
-                <w:szCs w:val="20"/>
-              </w:rPr>
-              <w:t xml:space="preserve">PROD-0017</w:t>
-            </w:r>
-          </w:p>
-        </w:tc>
-        <w:tc>
-          <w:tcPr>
-            <w:tcW w:type="pct" w:w="31%"/>
-            <w:shd w:fill="F2F3F4" w:val="clear"/>
-            <w:tcMar>
-              <w:top w:type="dxa" w:w="80"/>
-              <w:left w:type="dxa" w:w="120"/>
-              <w:bottom w:type="dxa" w:w="80"/>
-              <w:right w:type="dxa" w:w="120"/>
-            </w:tcMar>
-            <w:vAlign w:val="center"/>
-          </w:tcPr>
-          <w:p>
-            <w:pPr>
-              <w:spacing w:after="60" w:before="60"/>
-              <w:jc w:val="center"/>
-            </w:pPr>
-            <w:r>
-              <w:rPr>
-                <w:rFonts w:ascii="Calibri" w:cs="Calibri" w:eastAsia="Calibri" w:hAnsi="Calibri"/>
-                <w:b w:val="false"/>
-                <w:bCs w:val="false"/>
-                <w:color w:val="1C1C1C"/>
-                <w:sz w:val="20"/>
-                <w:szCs w:val="20"/>
-              </w:rPr>
-              <w:t xml:space="preserve">2026-10-14T11:00:00Z#MOV-8815</w:t>
-            </w:r>
-          </w:p>
-        </w:tc>
-        <w:tc>
-          <w:tcPr>
-            <w:tcW w:type="pct" w:w="10%"/>
-            <w:shd w:fill="F2F3F4" w:val="clear"/>
-            <w:tcMar>
-              <w:top w:type="dxa" w:w="80"/>
-              <w:left w:type="dxa" w:w="120"/>
-              <w:bottom w:type="dxa" w:w="80"/>
-              <w:right w:type="dxa" w:w="120"/>
-            </w:tcMar>
-            <w:vAlign w:val="center"/>
-          </w:tcPr>
-          <w:p>
-            <w:pPr>
-              <w:spacing w:after="60" w:before="60"/>
-              <w:jc w:val="center"/>
-            </w:pPr>
-            <w:r>
-              <w:rPr>
-                <w:rFonts w:ascii="Calibri" w:cs="Calibri" w:eastAsia="Calibri" w:hAnsi="Calibri"/>
-                <w:b w:val="false"/>
-                <w:bCs w:val="false"/>
-                <w:color w:val="1C1C1C"/>
-                <w:sz w:val="20"/>
-                <w:szCs w:val="20"/>
-              </w:rPr>
-              <w:t xml:space="preserve">ajuste</w:t>
-            </w:r>
-          </w:p>
-        </w:tc>
-        <w:tc>
-          <w:tcPr>
-            <w:tcW w:type="pct" w:w="11%"/>
-            <w:shd w:fill="F2F3F4" w:val="clear"/>
-            <w:tcMar>
-              <w:top w:type="dxa" w:w="80"/>
-              <w:left w:type="dxa" w:w="120"/>
-              <w:bottom w:type="dxa" w:w="80"/>
-              <w:right w:type="dxa" w:w="120"/>
-            </w:tcMar>
-            <w:vAlign w:val="center"/>
-          </w:tcPr>
-          <w:p>
-            <w:pPr>
-              <w:spacing w:after="60" w:before="60"/>
-              <w:jc w:val="center"/>
-            </w:pPr>
-            <w:r>
-              <w:rPr>
-                <w:rFonts w:ascii="Calibri" w:cs="Calibri" w:eastAsia="Calibri" w:hAnsi="Calibri"/>
-                <w:b w:val="false"/>
-                <w:bCs w:val="false"/>
-                <w:color w:val="1C1C1C"/>
-                <w:sz w:val="20"/>
-                <w:szCs w:val="20"/>
-              </w:rPr>
-              <w:t xml:space="preserve">-3</w:t>
-            </w:r>
-          </w:p>
-        </w:tc>
-        <w:tc>
-          <w:tcPr>
-            <w:tcW w:type="pct" w:w="21%"/>
-            <w:shd w:fill="F2F3F4" w:val="clear"/>
-            <w:tcMar>
-              <w:top w:type="dxa" w:w="80"/>
-              <w:left w:type="dxa" w:w="120"/>
-              <w:bottom w:type="dxa" w:w="80"/>
-              <w:right w:type="dxa" w:w="120"/>
-            </w:tcMar>
-            <w:vAlign w:val="center"/>
-          </w:tcPr>
-          <w:p>
-            <w:pPr>
-              <w:spacing w:after="60" w:before="60"/>
-              <w:jc w:val="center"/>
-            </w:pPr>
-            <w:r>
-              <w:rPr>
-                <w:rFonts w:ascii="Calibri" w:cs="Calibri" w:eastAsia="Calibri" w:hAnsi="Calibri"/>
-                <w:b w:val="false"/>
-                <w:bCs w:val="false"/>
-                <w:color w:val="1C1C1C"/>
-                <w:sz w:val="20"/>
-                <w:szCs w:val="20"/>
-              </w:rPr>
-              <w:t xml:space="preserve">12</w:t>
-            </w:r>
-          </w:p>
-        </w:tc>
-      </w:tr>
-    </w:tbl>
-    <w:p>
-      <w:pPr>
-        <w:spacing w:after="20" w:before="0"/>
-      </w:pPr>
-      <w:r>
-        <w:rPr>
-          <w:rFonts w:ascii="Calibri" w:cs="Calibri" w:eastAsia="Calibri" w:hAnsi="Calibri"/>
-          <w:color w:val="1C1C1C"/>
-          <w:sz w:val="22"/>
-          <w:szCs w:val="22"/>
-        </w:rPr>
-        <w:t xml:space="preserve"/>
-      </w:r>
-    </w:p>
-    <w:p>
-      <w:pPr>
-        <w:spacing w:after="80" w:before="0"/>
-        <w:jc w:val="left"/>
-      </w:pPr>
-      <w:r>
-        <w:rPr>
-          <w:rFonts w:ascii="Calibri" w:cs="Calibri" w:eastAsia="Calibri" w:hAnsi="Calibri"/>
-          <w:b/>
-          <w:bCs/>
-          <w:color w:val="1C1C1C"/>
-          <w:sz w:val="22"/>
-          <w:szCs w:val="22"/>
-        </w:rPr>
-        <w:t xml:space="preserve">Captura C1-A - </w:t>
-      </w:r>
-      <w:r>
-        <w:rPr>
-          <w:rFonts w:ascii="Calibri" w:cs="Calibri" w:eastAsia="Calibri" w:hAnsi="Calibri"/>
-          <w:color w:val="1C1C1C"/>
-          <w:sz w:val="22"/>
-          <w:szCs w:val="22"/>
-        </w:rPr>
-        <w:t xml:space="preserve">3 elementos insertados - SK compuesta visible en la salida</w:t>
+          <w:color w:val="1C1C1C"/>
+          <w:sz w:val="22"/>
+          <w:szCs w:val="22"/>
+        </w:rPr>
+        <w:t xml:space="preserve">Captura setup-C - </w:t>
+      </w:r>
+      <w:r>
+        <w:rPr>
+          <w:rFonts w:ascii="Calibri" w:cs="Calibri" w:eastAsia="Calibri" w:hAnsi="Calibri"/>
+          <w:color w:val="1C1C1C"/>
+          <w:sz w:val="22"/>
+          <w:szCs w:val="22"/>
+        </w:rPr>
+        <w:t xml:space="preserve">Tabla ACTIVE + GSI_fecha ACTIVE + diseno de clave documentado</w:t>
       </w:r>
     </w:p>
     <w:p>
@@ -4591,7 +3272,7 @@
       <w:r>
         <w:drawing>
           <wp:inline distT="0" distB="0" distL="0" distR="0">
-            <wp:extent cx="3867150" cy="6267450"/>
+            <wp:extent cx="7515225" cy="4686300"/>
             <wp:effectExtent t="0" r="0" b="0" l="0"/>
             <wp:docPr id="1" name="" descr="" title=""/>
             <wp:cNvGraphicFramePr>
@@ -4616,7 +3297,7 @@
                   <pic:spPr bwMode="auto">
                     <a:xfrm>
                       <a:off x="0" y="0"/>
-                      <a:ext cx="3867150" cy="6267450"/>
+                      <a:ext cx="7515225" cy="4686300"/>
                     </a:xfrm>
                     <a:prstGeom prst="rect">
                       <a:avLst/>
@@ -4630,6 +3311,571 @@
       </w:r>
     </w:p>
     <w:p>
+      <w:r>
+        <w:br w:type="page"/>
+      </w:r>
+    </w:p>
+    <w:p>
+      <w:pPr>
+        <w:pStyle w:val="Heading1"/>
+        <w:pBdr>
+          <w:bottom w:val="single" w:color="C0392B" w:sz="3"/>
+        </w:pBdr>
+        <w:spacing w:after="100" w:before="200"/>
+      </w:pPr>
+      <w:r>
+        <w:rPr>
+          <w:rFonts w:ascii="Calibri" w:cs="Calibri" w:eastAsia="Calibri" w:hAnsi="Calibri"/>
+          <w:b/>
+          <w:bCs/>
+          <w:color w:val="C0392B"/>
+          <w:sz w:val="22"/>
+          <w:szCs w:val="22"/>
+        </w:rPr>
+        <w:t xml:space="preserve">4. Criterio 1 - Insertar elementos (put_item desde codigo Python)</w:t>
+      </w:r>
+    </w:p>
+    <w:p>
+      <w:pPr>
+        <w:spacing w:after="80" w:before="0"/>
+        <w:jc w:val="both"/>
+      </w:pPr>
+      <w:r>
+        <w:rPr>
+          <w:rFonts w:ascii="Calibri" w:cs="Calibri" w:eastAsia="Calibri" w:hAnsi="Calibri"/>
+          <w:b/>
+          <w:bCs/>
+          <w:color w:val="1C1C1C"/>
+          <w:sz w:val="22"/>
+          <w:szCs w:val="22"/>
+        </w:rPr>
+        <w:t xml:space="preserve">Codigo: </w:t>
+      </w:r>
+      <w:r>
+        <w:rPr>
+          <w:rFonts w:ascii="Courier New" w:cs="Courier New" w:eastAsia="Courier New" w:hAnsi="Courier New"/>
+          <w:color w:val="2471A3"/>
+          <w:sz w:val="18"/>
+          <w:szCs w:val="18"/>
+        </w:rPr>
+        <w:t xml:space="preserve">operaciones_dynamodb.py</w:t>
+      </w:r>
+      <w:r>
+        <w:rPr>
+          <w:rFonts w:ascii="Calibri" w:cs="Calibri" w:eastAsia="Calibri" w:hAnsi="Calibri"/>
+          <w:color w:val="1C1C1C"/>
+          <w:sz w:val="22"/>
+          <w:szCs w:val="22"/>
+        </w:rPr>
+        <w:t xml:space="preserve"> ejecutado en la instancia EC2 </w:t>
+      </w:r>
+      <w:r>
+        <w:rPr>
+          <w:rFonts w:ascii="Courier New" w:cs="Courier New" w:eastAsia="Courier New" w:hAnsi="Courier New"/>
+          <w:color w:val="2471A3"/>
+          <w:sz w:val="18"/>
+          <w:szCs w:val="18"/>
+        </w:rPr>
+        <w:t xml:space="preserve">i-0ab6dbe715f440427</w:t>
+      </w:r>
+      <w:r>
+        <w:rPr>
+          <w:rFonts w:ascii="Calibri" w:cs="Calibri" w:eastAsia="Calibri" w:hAnsi="Calibri"/>
+          <w:color w:val="1C1C1C"/>
+          <w:sz w:val="22"/>
+          <w:szCs w:val="22"/>
+        </w:rPr>
+        <w:t xml:space="preserve"> con el Instance Profile </w:t>
+      </w:r>
+      <w:r>
+        <w:rPr>
+          <w:rFonts w:ascii="Courier New" w:cs="Courier New" w:eastAsia="Courier New" w:hAnsi="Courier New"/>
+          <w:color w:val="2471A3"/>
+          <w:sz w:val="18"/>
+          <w:szCs w:val="18"/>
+        </w:rPr>
+        <w:t xml:space="preserve">ip-rol-ec2-s3-los-rojos</w:t>
+      </w:r>
+      <w:r>
+        <w:rPr>
+          <w:rFonts w:ascii="Calibri" w:cs="Calibri" w:eastAsia="Calibri" w:hAnsi="Calibri"/>
+          <w:color w:val="1C1C1C"/>
+          <w:sz w:val="22"/>
+          <w:szCs w:val="22"/>
+        </w:rPr>
+        <w:t xml:space="preserve">.</w:t>
+      </w:r>
+    </w:p>
+    <w:p>
+      <w:pPr>
+        <w:spacing w:after="20" w:before="0"/>
+      </w:pPr>
+      <w:r>
+        <w:rPr>
+          <w:rFonts w:ascii="Calibri" w:cs="Calibri" w:eastAsia="Calibri" w:hAnsi="Calibri"/>
+          <w:color w:val="1C1C1C"/>
+          <w:sz w:val="22"/>
+          <w:szCs w:val="22"/>
+        </w:rPr>
+        <w:t xml:space="preserve"/>
+      </w:r>
+    </w:p>
+    <w:p>
+      <w:pPr>
+        <w:spacing w:after="80" w:before="0"/>
+        <w:jc w:val="both"/>
+      </w:pPr>
+      <w:r>
+        <w:rPr>
+          <w:rFonts w:ascii="Calibri" w:cs="Calibri" w:eastAsia="Calibri" w:hAnsi="Calibri"/>
+          <w:color w:val="1C1C1C"/>
+          <w:sz w:val="22"/>
+          <w:szCs w:val="22"/>
+        </w:rPr>
+        <w:t xml:space="preserve">Las credenciales </w:t>
+      </w:r>
+      <w:r>
+        <w:rPr>
+          <w:rFonts w:ascii="Calibri" w:cs="Calibri" w:eastAsia="Calibri" w:hAnsi="Calibri"/>
+          <w:b/>
+          <w:bCs/>
+          <w:color w:val="1C1C1C"/>
+          <w:sz w:val="22"/>
+          <w:szCs w:val="22"/>
+        </w:rPr>
+        <w:t xml:space="preserve">no estan en el codigo ni en variables de entorno</w:t>
+      </w:r>
+      <w:r>
+        <w:rPr>
+          <w:rFonts w:ascii="Calibri" w:cs="Calibri" w:eastAsia="Calibri" w:hAnsi="Calibri"/>
+          <w:color w:val="1C1C1C"/>
+          <w:sz w:val="22"/>
+          <w:szCs w:val="22"/>
+        </w:rPr>
+        <w:t xml:space="preserve">: boto3 las obtiene automaticamente del </w:t>
+      </w:r>
+      <w:r>
+        <w:rPr>
+          <w:rFonts w:ascii="Calibri" w:cs="Calibri" w:eastAsia="Calibri" w:hAnsi="Calibri"/>
+          <w:b/>
+          <w:bCs/>
+          <w:color w:val="1C1C1C"/>
+          <w:sz w:val="22"/>
+          <w:szCs w:val="22"/>
+        </w:rPr>
+        <w:t xml:space="preserve">Instance Metadata Service (IMDS)</w:t>
+      </w:r>
+      <w:r>
+        <w:rPr>
+          <w:rFonts w:ascii="Calibri" w:cs="Calibri" w:eastAsia="Calibri" w:hAnsi="Calibri"/>
+          <w:color w:val="1C1C1C"/>
+          <w:sz w:val="22"/>
+          <w:szCs w:val="22"/>
+        </w:rPr>
+        <w:t xml:space="preserve"> de la EC2. El IMDS entrega credenciales temporales del rol </w:t>
+      </w:r>
+      <w:r>
+        <w:rPr>
+          <w:rFonts w:ascii="Courier New" w:cs="Courier New" w:eastAsia="Courier New" w:hAnsi="Courier New"/>
+          <w:color w:val="2471A3"/>
+          <w:sz w:val="18"/>
+          <w:szCs w:val="18"/>
+        </w:rPr>
+        <w:t xml:space="preserve">rol-ec2-s3-los-rojos</w:t>
+      </w:r>
+      <w:r>
+        <w:rPr>
+          <w:rFonts w:ascii="Calibri" w:cs="Calibri" w:eastAsia="Calibri" w:hAnsi="Calibri"/>
+          <w:color w:val="1C1C1C"/>
+          <w:sz w:val="22"/>
+          <w:szCs w:val="22"/>
+        </w:rPr>
+        <w:t xml:space="preserve"> (politica </w:t>
+      </w:r>
+      <w:r>
+        <w:rPr>
+          <w:rFonts w:ascii="Courier New" w:cs="Courier New" w:eastAsia="Courier New" w:hAnsi="Courier New"/>
+          <w:color w:val="2471A3"/>
+          <w:sz w:val="18"/>
+          <w:szCs w:val="18"/>
+        </w:rPr>
+        <w:t xml:space="preserve">pol-inline-dynamodb-los-rojos</w:t>
+      </w:r>
+      <w:r>
+        <w:rPr>
+          <w:rFonts w:ascii="Calibri" w:cs="Calibri" w:eastAsia="Calibri" w:hAnsi="Calibri"/>
+          <w:color w:val="1C1C1C"/>
+          <w:sz w:val="22"/>
+          <w:szCs w:val="22"/>
+        </w:rPr>
+        <w:t xml:space="preserve">). La funcion </w:t>
+      </w:r>
+      <w:r>
+        <w:rPr>
+          <w:rFonts w:ascii="Courier New" w:cs="Courier New" w:eastAsia="Courier New" w:hAnsi="Courier New"/>
+          <w:color w:val="2471A3"/>
+          <w:sz w:val="18"/>
+          <w:szCs w:val="18"/>
+        </w:rPr>
+        <w:t xml:space="preserve">sts.get_caller_identity()</w:t>
+      </w:r>
+      <w:r>
+        <w:rPr>
+          <w:rFonts w:ascii="Calibri" w:cs="Calibri" w:eastAsia="Calibri" w:hAnsi="Calibri"/>
+          <w:color w:val="1C1C1C"/>
+          <w:sz w:val="22"/>
+          <w:szCs w:val="22"/>
+        </w:rPr>
+        <w:t xml:space="preserve"> al inicio del script confirma que el ARN activo contiene </w:t>
+      </w:r>
+      <w:r>
+        <w:rPr>
+          <w:rFonts w:ascii="Courier New" w:cs="Courier New" w:eastAsia="Courier New" w:hAnsi="Courier New"/>
+          <w:color w:val="2471A3"/>
+          <w:sz w:val="18"/>
+          <w:szCs w:val="18"/>
+        </w:rPr>
+        <w:t xml:space="preserve">assumed-role</w:t>
+      </w:r>
+      <w:r>
+        <w:rPr>
+          <w:rFonts w:ascii="Calibri" w:cs="Calibri" w:eastAsia="Calibri" w:hAnsi="Calibri"/>
+          <w:color w:val="1C1C1C"/>
+          <w:sz w:val="22"/>
+          <w:szCs w:val="22"/>
+        </w:rPr>
+        <w:t xml:space="preserve">, no un usuario con llaves permanentes.</w:t>
+      </w:r>
+    </w:p>
+    <w:p>
+      <w:pPr>
+        <w:spacing w:after="20" w:before="0"/>
+      </w:pPr>
+      <w:r>
+        <w:rPr>
+          <w:rFonts w:ascii="Calibri" w:cs="Calibri" w:eastAsia="Calibri" w:hAnsi="Calibri"/>
+          <w:color w:val="1C1C1C"/>
+          <w:sz w:val="22"/>
+          <w:szCs w:val="22"/>
+        </w:rPr>
+        <w:t xml:space="preserve"/>
+      </w:r>
+    </w:p>
+    <w:p>
+      <w:pPr>
+        <w:pStyle w:val="Heading2"/>
+        <w:spacing w:after="60" w:before="160"/>
+      </w:pPr>
+      <w:r>
+        <w:rPr>
+          <w:rFonts w:ascii="Calibri" w:cs="Calibri" w:eastAsia="Calibri" w:hAnsi="Calibri"/>
+          <w:b/>
+          <w:bCs/>
+          <w:color w:val="1A5276"/>
+          <w:sz w:val="22"/>
+          <w:szCs w:val="22"/>
+        </w:rPr>
+        <w:t xml:space="preserve">Fragmento clave del codigo (operaciones_dynamodb.py)</w:t>
+      </w:r>
+    </w:p>
+    <w:p>
+      <w:pPr>
+        <w:spacing w:after="80" w:before="0"/>
+        <w:jc w:val="both"/>
+      </w:pPr>
+      <w:r>
+        <w:rPr>
+          <w:rFonts w:ascii="Courier New" w:cs="Courier New" w:eastAsia="Courier New" w:hAnsi="Courier New"/>
+          <w:color w:val="2471A3"/>
+          <w:sz w:val="18"/>
+          <w:szCs w:val="18"/>
+        </w:rPr>
+        <w:t xml:space="preserve">import boto3</w:t>
+      </w:r>
+    </w:p>
+    <w:p>
+      <w:pPr>
+        <w:spacing w:after="80" w:before="0"/>
+        <w:jc w:val="both"/>
+      </w:pPr>
+      <w:r>
+        <w:rPr>
+          <w:rFonts w:ascii="Courier New" w:cs="Courier New" w:eastAsia="Courier New" w:hAnsi="Courier New"/>
+          <w:color w:val="2471A3"/>
+          <w:sz w:val="18"/>
+          <w:szCs w:val="18"/>
+        </w:rPr>
+        <w:t xml:space="preserve">dynamodb = boto3.resource('dynamodb', region_name='us-east-1')  # sin llaves</w:t>
+      </w:r>
+    </w:p>
+    <w:p>
+      <w:pPr>
+        <w:spacing w:after="80" w:before="0"/>
+        <w:jc w:val="both"/>
+      </w:pPr>
+      <w:r>
+        <w:rPr>
+          <w:rFonts w:ascii="Courier New" w:cs="Courier New" w:eastAsia="Courier New" w:hAnsi="Courier New"/>
+          <w:color w:val="2471A3"/>
+          <w:sz w:val="18"/>
+          <w:szCs w:val="18"/>
+        </w:rPr>
+        <w:t xml:space="preserve">table    = dynamodb.Table('movimientos_inventario')</w:t>
+      </w:r>
+    </w:p>
+    <w:p>
+      <w:pPr>
+        <w:spacing w:after="80" w:before="0"/>
+        <w:jc w:val="both"/>
+      </w:pPr>
+      <w:r>
+        <w:rPr>
+          <w:rFonts w:ascii="Courier New" w:cs="Courier New" w:eastAsia="Courier New" w:hAnsi="Courier New"/>
+          <w:color w:val="2471A3"/>
+          <w:sz w:val="18"/>
+          <w:szCs w:val="18"/>
+        </w:rPr>
+        <w:t xml:space="preserve"># boto3 resuelve credenciales: env -&gt; ~/.aws -&gt; IMDS (rol EC2) &lt;-- este caso</w:t>
+      </w:r>
+    </w:p>
+    <w:p>
+      <w:pPr>
+        <w:spacing w:after="20" w:before="0"/>
+      </w:pPr>
+      <w:r>
+        <w:rPr>
+          <w:rFonts w:ascii="Calibri" w:cs="Calibri" w:eastAsia="Calibri" w:hAnsi="Calibri"/>
+          <w:color w:val="1C1C1C"/>
+          <w:sz w:val="22"/>
+          <w:szCs w:val="22"/>
+        </w:rPr>
+        <w:t xml:space="preserve"/>
+      </w:r>
+    </w:p>
+    <w:p>
+      <w:pPr>
+        <w:spacing w:after="80" w:before="0"/>
+        <w:jc w:val="both"/>
+      </w:pPr>
+      <w:r>
+        <w:rPr>
+          <w:rFonts w:ascii="Courier New" w:cs="Courier New" w:eastAsia="Courier New" w:hAnsi="Courier New"/>
+          <w:color w:val="2471A3"/>
+          <w:sz w:val="18"/>
+          <w:szCs w:val="18"/>
+        </w:rPr>
+        <w:t xml:space="preserve">table.put_item(Item={</w:t>
+      </w:r>
+    </w:p>
+    <w:p>
+      <w:pPr>
+        <w:spacing w:after="80" w:before="0"/>
+        <w:jc w:val="both"/>
+      </w:pPr>
+      <w:r>
+        <w:rPr>
+          <w:rFonts w:ascii="Courier New" w:cs="Courier New" w:eastAsia="Courier New" w:hAnsi="Courier New"/>
+          <w:color w:val="2471A3"/>
+          <w:sz w:val="18"/>
+          <w:szCs w:val="18"/>
+        </w:rPr>
+        <w:t xml:space="preserve">    'producto_id'   : 'PROD-0042',</w:t>
+      </w:r>
+    </w:p>
+    <w:p>
+      <w:pPr>
+        <w:spacing w:after="80" w:before="0"/>
+        <w:jc w:val="both"/>
+      </w:pPr>
+      <w:r>
+        <w:rPr>
+          <w:rFonts w:ascii="Courier New" w:cs="Courier New" w:eastAsia="Courier New" w:hAnsi="Courier New"/>
+          <w:color w:val="2471A3"/>
+          <w:sz w:val="18"/>
+          <w:szCs w:val="18"/>
+        </w:rPr>
+        <w:t xml:space="preserve">    'fecha'         : '2026-10-14T09:15:00Z#MOV-8810',  # SK compuesta</w:t>
+      </w:r>
+    </w:p>
+    <w:p>
+      <w:pPr>
+        <w:spacing w:after="80" w:before="0"/>
+        <w:jc w:val="both"/>
+      </w:pPr>
+      <w:r>
+        <w:rPr>
+          <w:rFonts w:ascii="Courier New" w:cs="Courier New" w:eastAsia="Courier New" w:hAnsi="Courier New"/>
+          <w:color w:val="2471A3"/>
+          <w:sz w:val="18"/>
+          <w:szCs w:val="18"/>
+        </w:rPr>
+        <w:t xml:space="preserve">    'movimiento_id' : 'MOV-8810',</w:t>
+      </w:r>
+    </w:p>
+    <w:p>
+      <w:pPr>
+        <w:spacing w:after="80" w:before="0"/>
+        <w:jc w:val="both"/>
+      </w:pPr>
+      <w:r>
+        <w:rPr>
+          <w:rFonts w:ascii="Courier New" w:cs="Courier New" w:eastAsia="Courier New" w:hAnsi="Courier New"/>
+          <w:color w:val="2471A3"/>
+          <w:sz w:val="18"/>
+          <w:szCs w:val="18"/>
+        </w:rPr>
+        <w:t xml:space="preserve">    'fecha_dia'     : '2026-10-14',                       # atributo para GSI</w:t>
+      </w:r>
+    </w:p>
+    <w:p>
+      <w:pPr>
+        <w:spacing w:after="80" w:before="0"/>
+        <w:jc w:val="both"/>
+      </w:pPr>
+      <w:r>
+        <w:rPr>
+          <w:rFonts w:ascii="Courier New" w:cs="Courier New" w:eastAsia="Courier New" w:hAnsi="Courier New"/>
+          <w:color w:val="2471A3"/>
+          <w:sz w:val="18"/>
+          <w:szCs w:val="18"/>
+        </w:rPr>
+        <w:t xml:space="preserve">    ...                                                    # resto de atributos</w:t>
+      </w:r>
+    </w:p>
+    <w:p>
+      <w:pPr>
+        <w:spacing w:after="80" w:before="0"/>
+        <w:jc w:val="both"/>
+      </w:pPr>
+      <w:r>
+        <w:rPr>
+          <w:rFonts w:ascii="Courier New" w:cs="Courier New" w:eastAsia="Courier New" w:hAnsi="Courier New"/>
+          <w:color w:val="2471A3"/>
+          <w:sz w:val="18"/>
+          <w:szCs w:val="18"/>
+        </w:rPr>
+        <w:t xml:space="preserve">})</w:t>
+      </w:r>
+    </w:p>
+    <w:p>
+      <w:pPr>
+        <w:spacing w:after="20" w:before="0"/>
+      </w:pPr>
+      <w:r>
+        <w:rPr>
+          <w:rFonts w:ascii="Calibri" w:cs="Calibri" w:eastAsia="Calibri" w:hAnsi="Calibri"/>
+          <w:color w:val="1C1C1C"/>
+          <w:sz w:val="22"/>
+          <w:szCs w:val="22"/>
+        </w:rPr>
+        <w:t xml:space="preserve"/>
+      </w:r>
+    </w:p>
+    <w:p>
+      <w:pPr>
+        <w:pStyle w:val="Heading2"/>
+        <w:spacing w:after="60" w:before="160"/>
+      </w:pPr>
+      <w:r>
+        <w:rPr>
+          <w:rFonts w:ascii="Calibri" w:cs="Calibri" w:eastAsia="Calibri" w:hAnsi="Calibri"/>
+          <w:b/>
+          <w:bCs/>
+          <w:color w:val="1A5276"/>
+          <w:sz w:val="22"/>
+          <w:szCs w:val="22"/>
+        </w:rPr>
+        <w:t xml:space="preserve">Por que SK compuesta 'ISO-8601#movimiento_id'</w:t>
+      </w:r>
+    </w:p>
+    <w:p>
+      <w:pPr>
+        <w:spacing w:after="80" w:before="0"/>
+        <w:jc w:val="both"/>
+      </w:pPr>
+      <w:r>
+        <w:rPr>
+          <w:rFonts w:ascii="Calibri" w:cs="Calibri" w:eastAsia="Calibri" w:hAnsi="Calibri"/>
+          <w:color w:val="1C1C1C"/>
+          <w:sz w:val="22"/>
+          <w:szCs w:val="22"/>
+        </w:rPr>
+        <w:t xml:space="preserve">Con </w:t>
+      </w:r>
+      <w:r>
+        <w:rPr>
+          <w:rFonts w:ascii="Courier New" w:cs="Courier New" w:eastAsia="Courier New" w:hAnsi="Courier New"/>
+          <w:color w:val="2471A3"/>
+          <w:sz w:val="18"/>
+          <w:szCs w:val="18"/>
+        </w:rPr>
+        <w:t xml:space="preserve">fecha</w:t>
+      </w:r>
+      <w:r>
+        <w:rPr>
+          <w:rFonts w:ascii="Calibri" w:cs="Calibri" w:eastAsia="Calibri" w:hAnsi="Calibri"/>
+          <w:color w:val="1C1C1C"/>
+          <w:sz w:val="22"/>
+          <w:szCs w:val="22"/>
+        </w:rPr>
+        <w:t xml:space="preserve"> como unica SK, dos movimientos del mismo producto en el mismo segundo producen la misma clave (producto_id, fecha): el segundo </w:t>
+      </w:r>
+      <w:r>
+        <w:rPr>
+          <w:rFonts w:ascii="Courier New" w:cs="Courier New" w:eastAsia="Courier New" w:hAnsi="Courier New"/>
+          <w:color w:val="2471A3"/>
+          <w:sz w:val="18"/>
+          <w:szCs w:val="18"/>
+        </w:rPr>
+        <w:t xml:space="preserve">put_item</w:t>
+      </w:r>
+      <w:r>
+        <w:rPr>
+          <w:rFonts w:ascii="Calibri" w:cs="Calibri" w:eastAsia="Calibri" w:hAnsi="Calibri"/>
+          <w:color w:val="1C1C1C"/>
+          <w:sz w:val="22"/>
+          <w:szCs w:val="22"/>
+        </w:rPr>
+        <w:t xml:space="preserve"> sobrescribe al primero silenciosamente. </w:t>
+      </w:r>
+      <w:r>
+        <w:rPr>
+          <w:rFonts w:ascii="Calibri" w:cs="Calibri" w:eastAsia="Calibri" w:hAnsi="Calibri"/>
+          <w:color w:val="1C1C1C"/>
+          <w:sz w:val="22"/>
+          <w:szCs w:val="22"/>
+        </w:rPr>
+        <w:t xml:space="preserve">Añadir </w:t>
+      </w:r>
+      <w:r>
+        <w:rPr>
+          <w:rFonts w:ascii="Courier New" w:cs="Courier New" w:eastAsia="Courier New" w:hAnsi="Courier New"/>
+          <w:color w:val="2471A3"/>
+          <w:sz w:val="18"/>
+          <w:szCs w:val="18"/>
+        </w:rPr>
+        <w:t xml:space="preserve">#MOV-XXXX</w:t>
+      </w:r>
+      <w:r>
+        <w:rPr>
+          <w:rFonts w:ascii="Calibri" w:cs="Calibri" w:eastAsia="Calibri" w:hAnsi="Calibri"/>
+          <w:color w:val="1C1C1C"/>
+          <w:sz w:val="22"/>
+          <w:szCs w:val="22"/>
+        </w:rPr>
+        <w:t xml:space="preserve"> garantiza unicidad sin perder el orden cronologico </w:t>
+      </w:r>
+      <w:r>
+        <w:rPr>
+          <w:rFonts w:ascii="Calibri" w:cs="Calibri" w:eastAsia="Calibri" w:hAnsi="Calibri"/>
+          <w:color w:val="1C1C1C"/>
+          <w:sz w:val="22"/>
+          <w:szCs w:val="22"/>
+        </w:rPr>
+        <w:t xml:space="preserve">(el prefijo ISO-8601 sigue siendo lexicograficamente ordenable).</w:t>
+      </w:r>
+    </w:p>
+    <w:p>
       <w:pPr>
         <w:spacing w:after="20" w:before="0"/>
       </w:pPr>
@@ -4657,16 +3903,16 @@
           <w:sz w:val="22"/>
           <w:szCs w:val="22"/>
         </w:rPr>
-        <w:t xml:space="preserve">Captura C1-B - </w:t>
-      </w:r>
-      <w:r>
-        <w:rPr>
-          <w:rFonts w:ascii="Calibri" w:cs="Calibri" w:eastAsia="Calibri" w:hAnsi="Calibri"/>
-          <w:color w:val="1C1C1C"/>
-          <w:sz w:val="22"/>
-          <w:szCs w:val="22"/>
-        </w:rPr>
-        <w:t xml:space="preserve">Verificacion con Query de PROD-0042 (Count=2)</w:t>
+        <w:t xml:space="preserve">Captura rol - </w:t>
+      </w:r>
+      <w:r>
+        <w:rPr>
+          <w:rFonts w:ascii="Calibri" w:cs="Calibri" w:eastAsia="Calibri" w:hAnsi="Calibri"/>
+          <w:color w:val="1C1C1C"/>
+          <w:sz w:val="22"/>
+          <w:szCs w:val="22"/>
+        </w:rPr>
+        <w:t xml:space="preserve">pol-inline-dynamodb-los-rojos + pol-inline-s3-los-rojos adjuntas al rol EC2</w:t>
       </w:r>
     </w:p>
     <w:p>
@@ -4677,7 +3923,7 @@
       <w:r>
         <w:drawing>
           <wp:inline distT="0" distB="0" distL="0" distR="0">
-            <wp:extent cx="3438525" cy="6257925"/>
+            <wp:extent cx="6553200" cy="5905500"/>
             <wp:effectExtent t="0" r="0" b="0" l="0"/>
             <wp:docPr id="1" name="" descr="" title=""/>
             <wp:cNvGraphicFramePr>
@@ -4702,7 +3948,7 @@
                   <pic:spPr bwMode="auto">
                     <a:xfrm>
                       <a:off x="0" y="0"/>
-                      <a:ext cx="3438525" cy="6257925"/>
+                      <a:ext cx="6553200" cy="5905500"/>
                     </a:xfrm>
                     <a:prstGeom prst="rect">
                       <a:avLst/>
@@ -4716,84 +3962,6 @@
       </w:r>
     </w:p>
     <w:p>
-      <w:r>
-        <w:br w:type="page"/>
-      </w:r>
-    </w:p>
-    <w:p>
-      <w:pPr>
-        <w:pStyle w:val="Heading1"/>
-        <w:pBdr>
-          <w:bottom w:val="single" w:color="C0392B" w:sz="3"/>
-        </w:pBdr>
-        <w:spacing w:after="100" w:before="200"/>
-      </w:pPr>
-      <w:r>
-        <w:rPr>
-          <w:rFonts w:ascii="Calibri" w:cs="Calibri" w:eastAsia="Calibri" w:hAnsi="Calibri"/>
-          <w:b/>
-          <w:bCs/>
-          <w:color w:val="C0392B"/>
-          <w:sz w:val="22"/>
-          <w:szCs w:val="22"/>
-        </w:rPr>
-        <w:t xml:space="preserve">5. Criterio 2 - Consultar (query)</w:t>
-      </w:r>
-    </w:p>
-    <w:p>
-      <w:pPr>
-        <w:spacing w:after="80" w:before="0"/>
-        <w:jc w:val="both"/>
-      </w:pPr>
-      <w:r>
-        <w:rPr>
-          <w:rFonts w:ascii="Calibri" w:cs="Calibri" w:eastAsia="Calibri" w:hAnsi="Calibri"/>
-          <w:color w:val="1C1C1C"/>
-          <w:sz w:val="22"/>
-          <w:szCs w:val="22"/>
-        </w:rPr>
-        <w:t xml:space="preserve">Se ejecuto </w:t>
-      </w:r>
-      <w:r>
-        <w:rPr>
-          <w:rFonts w:ascii="Courier New" w:cs="Courier New" w:eastAsia="Courier New" w:hAnsi="Courier New"/>
-          <w:color w:val="2471A3"/>
-          <w:sz w:val="18"/>
-          <w:szCs w:val="18"/>
-        </w:rPr>
-        <w:t xml:space="preserve">evidencia-p07-c2-consultar.sh</w:t>
-      </w:r>
-      <w:r>
-        <w:rPr>
-          <w:rFonts w:ascii="Calibri" w:cs="Calibri" w:eastAsia="Calibri" w:hAnsi="Calibri"/>
-          <w:color w:val="1C1C1C"/>
-          <w:sz w:val="22"/>
-          <w:szCs w:val="22"/>
-        </w:rPr>
-        <w:t xml:space="preserve">. Ambas consultas usan la clave de particion, por lo que DynamoDB localiza la particion directamente: </w:t>
-      </w:r>
-      <w:r>
-        <w:rPr>
-          <w:rFonts w:ascii="Calibri" w:cs="Calibri" w:eastAsia="Calibri" w:hAnsi="Calibri"/>
-          <w:b/>
-          <w:bCs/>
-          <w:color w:val="1C1C1C"/>
-          <w:sz w:val="22"/>
-          <w:szCs w:val="22"/>
-        </w:rPr>
-        <w:t xml:space="preserve">costo minimo, sin escanear la tabla completa</w:t>
-      </w:r>
-      <w:r>
-        <w:rPr>
-          <w:rFonts w:ascii="Calibri" w:cs="Calibri" w:eastAsia="Calibri" w:hAnsi="Calibri"/>
-          <w:color w:val="1C1C1C"/>
-          <w:sz w:val="22"/>
-          <w:szCs w:val="22"/>
-        </w:rPr>
-        <w:t xml:space="preserve">.</w:t>
-      </w:r>
-    </w:p>
-    <w:p>
       <w:pPr>
         <w:spacing w:after="20" w:before="0"/>
       </w:pPr>
@@ -4821,42 +3989,758 @@
           <w:sz w:val="22"/>
           <w:szCs w:val="22"/>
         </w:rPr>
-        <w:t xml:space="preserve">Q1 - Todos los movimientos de PROD-0042, mas recientes primero</w:t>
-      </w:r>
-    </w:p>
-    <w:p>
-      <w:pPr>
-        <w:spacing w:after="80" w:before="0"/>
-        <w:jc w:val="both"/>
-      </w:pPr>
-      <w:r>
-        <w:rPr>
-          <w:rFonts w:ascii="Courier New" w:cs="Courier New" w:eastAsia="Courier New" w:hAnsi="Courier New"/>
-          <w:color w:val="2471A3"/>
-          <w:sz w:val="18"/>
-          <w:szCs w:val="18"/>
-        </w:rPr>
-        <w:t xml:space="preserve">KeyConditionExpression: producto_id = :pid</w:t>
-      </w:r>
-      <w:r>
-        <w:rPr>
-          <w:rFonts w:ascii="Calibri" w:cs="Calibri" w:eastAsia="Calibri" w:hAnsi="Calibri"/>
-          <w:color w:val="1C1C1C"/>
-          <w:sz w:val="22"/>
-          <w:szCs w:val="22"/>
-        </w:rPr>
-        <w:t xml:space="preserve">  |  </w:t>
-      </w:r>
-      <w:r>
-        <w:rPr>
-          <w:rFonts w:ascii="Courier New" w:cs="Courier New" w:eastAsia="Courier New" w:hAnsi="Courier New"/>
-          <w:color w:val="2471A3"/>
-          <w:sz w:val="18"/>
-          <w:szCs w:val="18"/>
-        </w:rPr>
-        <w:t xml:space="preserve">--no-scan-index-forward</w:t>
-      </w:r>
-    </w:p>
+        <w:t xml:space="preserve">Elementos insertados</w:t>
+      </w:r>
+    </w:p>
+    <w:tbl>
+      <w:tblPr>
+        <w:tblW w:type="pct" w:w="100%"/>
+        <w:tblBorders>
+          <w:top w:val="single" w:color="auto" w:sz="4"/>
+          <w:left w:val="single" w:color="auto" w:sz="4"/>
+          <w:bottom w:val="single" w:color="auto" w:sz="4"/>
+          <w:right w:val="single" w:color="auto" w:sz="4"/>
+          <w:insideH w:val="single" w:color="auto" w:sz="4"/>
+          <w:insideV w:val="single" w:color="auto" w:sz="4"/>
+        </w:tblBorders>
+      </w:tblPr>
+      <w:tblGrid>
+        <w:gridCol w:w="100"/>
+        <w:gridCol w:w="100"/>
+        <w:gridCol w:w="100"/>
+        <w:gridCol w:w="100"/>
+        <w:gridCol w:w="100"/>
+        <w:gridCol w:w="100"/>
+      </w:tblGrid>
+      <w:tr>
+        <w:tc>
+          <w:tcPr>
+            <w:tcW w:type="pct" w:w="14%"/>
+            <w:shd w:fill="FADBD8" w:val="clear"/>
+            <w:tcMar>
+              <w:top w:type="dxa" w:w="80"/>
+              <w:left w:type="dxa" w:w="120"/>
+              <w:bottom w:type="dxa" w:w="80"/>
+              <w:right w:type="dxa" w:w="120"/>
+            </w:tcMar>
+            <w:vAlign w:val="center"/>
+          </w:tcPr>
+          <w:p>
+            <w:pPr>
+              <w:spacing w:after="60" w:before="60"/>
+              <w:jc w:val="center"/>
+            </w:pPr>
+            <w:r>
+              <w:rPr>
+                <w:rFonts w:ascii="Calibri" w:cs="Calibri" w:eastAsia="Calibri" w:hAnsi="Calibri"/>
+                <w:b/>
+                <w:bCs/>
+                <w:color w:val="1C1C1C"/>
+                <w:sz w:val="20"/>
+                <w:szCs w:val="20"/>
+              </w:rPr>
+              <w:t xml:space="preserve">movimiento_id</w:t>
+            </w:r>
+          </w:p>
+        </w:tc>
+        <w:tc>
+          <w:tcPr>
+            <w:tcW w:type="pct" w:w="13%"/>
+            <w:shd w:fill="FADBD8" w:val="clear"/>
+            <w:tcMar>
+              <w:top w:type="dxa" w:w="80"/>
+              <w:left w:type="dxa" w:w="120"/>
+              <w:bottom w:type="dxa" w:w="80"/>
+              <w:right w:type="dxa" w:w="120"/>
+            </w:tcMar>
+            <w:vAlign w:val="center"/>
+          </w:tcPr>
+          <w:p>
+            <w:pPr>
+              <w:spacing w:after="60" w:before="60"/>
+              <w:jc w:val="center"/>
+            </w:pPr>
+            <w:r>
+              <w:rPr>
+                <w:rFonts w:ascii="Calibri" w:cs="Calibri" w:eastAsia="Calibri" w:hAnsi="Calibri"/>
+                <w:b/>
+                <w:bCs/>
+                <w:color w:val="1C1C1C"/>
+                <w:sz w:val="20"/>
+                <w:szCs w:val="20"/>
+              </w:rPr>
+              <w:t xml:space="preserve">producto_id</w:t>
+            </w:r>
+          </w:p>
+        </w:tc>
+        <w:tc>
+          <w:tcPr>
+            <w:tcW w:type="pct" w:w="31%"/>
+            <w:shd w:fill="FADBD8" w:val="clear"/>
+            <w:tcMar>
+              <w:top w:type="dxa" w:w="80"/>
+              <w:left w:type="dxa" w:w="120"/>
+              <w:bottom w:type="dxa" w:w="80"/>
+              <w:right w:type="dxa" w:w="120"/>
+            </w:tcMar>
+            <w:vAlign w:val="center"/>
+          </w:tcPr>
+          <w:p>
+            <w:pPr>
+              <w:spacing w:after="60" w:before="60"/>
+              <w:jc w:val="center"/>
+            </w:pPr>
+            <w:r>
+              <w:rPr>
+                <w:rFonts w:ascii="Calibri" w:cs="Calibri" w:eastAsia="Calibri" w:hAnsi="Calibri"/>
+                <w:b/>
+                <w:bCs/>
+                <w:color w:val="1C1C1C"/>
+                <w:sz w:val="20"/>
+                <w:szCs w:val="20"/>
+              </w:rPr>
+              <w:t xml:space="preserve">SK (fecha)</w:t>
+            </w:r>
+          </w:p>
+        </w:tc>
+        <w:tc>
+          <w:tcPr>
+            <w:tcW w:type="pct" w:w="10%"/>
+            <w:shd w:fill="FADBD8" w:val="clear"/>
+            <w:tcMar>
+              <w:top w:type="dxa" w:w="80"/>
+              <w:left w:type="dxa" w:w="120"/>
+              <w:bottom w:type="dxa" w:w="80"/>
+              <w:right w:type="dxa" w:w="120"/>
+            </w:tcMar>
+            <w:vAlign w:val="center"/>
+          </w:tcPr>
+          <w:p>
+            <w:pPr>
+              <w:spacing w:after="60" w:before="60"/>
+              <w:jc w:val="center"/>
+            </w:pPr>
+            <w:r>
+              <w:rPr>
+                <w:rFonts w:ascii="Calibri" w:cs="Calibri" w:eastAsia="Calibri" w:hAnsi="Calibri"/>
+                <w:b/>
+                <w:bCs/>
+                <w:color w:val="1C1C1C"/>
+                <w:sz w:val="20"/>
+                <w:szCs w:val="20"/>
+              </w:rPr>
+              <w:t xml:space="preserve">tipo</w:t>
+            </w:r>
+          </w:p>
+        </w:tc>
+        <w:tc>
+          <w:tcPr>
+            <w:tcW w:type="pct" w:w="11%"/>
+            <w:shd w:fill="FADBD8" w:val="clear"/>
+            <w:tcMar>
+              <w:top w:type="dxa" w:w="80"/>
+              <w:left w:type="dxa" w:w="120"/>
+              <w:bottom w:type="dxa" w:w="80"/>
+              <w:right w:type="dxa" w:w="120"/>
+            </w:tcMar>
+            <w:vAlign w:val="center"/>
+          </w:tcPr>
+          <w:p>
+            <w:pPr>
+              <w:spacing w:after="60" w:before="60"/>
+              <w:jc w:val="center"/>
+            </w:pPr>
+            <w:r>
+              <w:rPr>
+                <w:rFonts w:ascii="Calibri" w:cs="Calibri" w:eastAsia="Calibri" w:hAnsi="Calibri"/>
+                <w:b/>
+                <w:bCs/>
+                <w:color w:val="1C1C1C"/>
+                <w:sz w:val="20"/>
+                <w:szCs w:val="20"/>
+              </w:rPr>
+              <w:t xml:space="preserve">cantidad</w:t>
+            </w:r>
+          </w:p>
+        </w:tc>
+        <w:tc>
+          <w:tcPr>
+            <w:tcW w:type="pct" w:w="21%"/>
+            <w:shd w:fill="FADBD8" w:val="clear"/>
+            <w:tcMar>
+              <w:top w:type="dxa" w:w="80"/>
+              <w:left w:type="dxa" w:w="120"/>
+              <w:bottom w:type="dxa" w:w="80"/>
+              <w:right w:type="dxa" w:w="120"/>
+            </w:tcMar>
+            <w:vAlign w:val="center"/>
+          </w:tcPr>
+          <w:p>
+            <w:pPr>
+              <w:spacing w:after="60" w:before="60"/>
+              <w:jc w:val="center"/>
+            </w:pPr>
+            <w:r>
+              <w:rPr>
+                <w:rFonts w:ascii="Calibri" w:cs="Calibri" w:eastAsia="Calibri" w:hAnsi="Calibri"/>
+                <w:b/>
+                <w:bCs/>
+                <w:color w:val="1C1C1C"/>
+                <w:sz w:val="20"/>
+                <w:szCs w:val="20"/>
+              </w:rPr>
+              <w:t xml:space="preserve">stock despues</w:t>
+            </w:r>
+          </w:p>
+        </w:tc>
+      </w:tr>
+      <w:tr>
+        <w:tc>
+          <w:tcPr>
+            <w:tcW w:type="pct" w:w="14%"/>
+            <w:shd w:fill="F2F3F4" w:val="clear"/>
+            <w:tcMar>
+              <w:top w:type="dxa" w:w="80"/>
+              <w:left w:type="dxa" w:w="120"/>
+              <w:bottom w:type="dxa" w:w="80"/>
+              <w:right w:type="dxa" w:w="120"/>
+            </w:tcMar>
+            <w:vAlign w:val="center"/>
+          </w:tcPr>
+          <w:p>
+            <w:pPr>
+              <w:spacing w:after="60" w:before="60"/>
+              <w:jc w:val="center"/>
+            </w:pPr>
+            <w:r>
+              <w:rPr>
+                <w:rFonts w:ascii="Calibri" w:cs="Calibri" w:eastAsia="Calibri" w:hAnsi="Calibri"/>
+                <w:b w:val="false"/>
+                <w:bCs w:val="false"/>
+                <w:color w:val="1C1C1C"/>
+                <w:sz w:val="20"/>
+                <w:szCs w:val="20"/>
+              </w:rPr>
+              <w:t xml:space="preserve">MOV-8810</w:t>
+            </w:r>
+          </w:p>
+        </w:tc>
+        <w:tc>
+          <w:tcPr>
+            <w:tcW w:type="pct" w:w="13%"/>
+            <w:shd w:fill="F2F3F4" w:val="clear"/>
+            <w:tcMar>
+              <w:top w:type="dxa" w:w="80"/>
+              <w:left w:type="dxa" w:w="120"/>
+              <w:bottom w:type="dxa" w:w="80"/>
+              <w:right w:type="dxa" w:w="120"/>
+            </w:tcMar>
+            <w:vAlign w:val="center"/>
+          </w:tcPr>
+          <w:p>
+            <w:pPr>
+              <w:spacing w:after="60" w:before="60"/>
+              <w:jc w:val="center"/>
+            </w:pPr>
+            <w:r>
+              <w:rPr>
+                <w:rFonts w:ascii="Calibri" w:cs="Calibri" w:eastAsia="Calibri" w:hAnsi="Calibri"/>
+                <w:b w:val="false"/>
+                <w:bCs w:val="false"/>
+                <w:color w:val="1C1C1C"/>
+                <w:sz w:val="20"/>
+                <w:szCs w:val="20"/>
+              </w:rPr>
+              <w:t xml:space="preserve">PROD-0042</w:t>
+            </w:r>
+          </w:p>
+        </w:tc>
+        <w:tc>
+          <w:tcPr>
+            <w:tcW w:type="pct" w:w="31%"/>
+            <w:shd w:fill="F2F3F4" w:val="clear"/>
+            <w:tcMar>
+              <w:top w:type="dxa" w:w="80"/>
+              <w:left w:type="dxa" w:w="120"/>
+              <w:bottom w:type="dxa" w:w="80"/>
+              <w:right w:type="dxa" w:w="120"/>
+            </w:tcMar>
+            <w:vAlign w:val="center"/>
+          </w:tcPr>
+          <w:p>
+            <w:pPr>
+              <w:spacing w:after="60" w:before="60"/>
+              <w:jc w:val="center"/>
+            </w:pPr>
+            <w:r>
+              <w:rPr>
+                <w:rFonts w:ascii="Calibri" w:cs="Calibri" w:eastAsia="Calibri" w:hAnsi="Calibri"/>
+                <w:b w:val="false"/>
+                <w:bCs w:val="false"/>
+                <w:color w:val="1C1C1C"/>
+                <w:sz w:val="20"/>
+                <w:szCs w:val="20"/>
+              </w:rPr>
+              <w:t xml:space="preserve">2026-10-14T09:15:00Z#MOV-8810</w:t>
+            </w:r>
+          </w:p>
+        </w:tc>
+        <w:tc>
+          <w:tcPr>
+            <w:tcW w:type="pct" w:w="10%"/>
+            <w:shd w:fill="F2F3F4" w:val="clear"/>
+            <w:tcMar>
+              <w:top w:type="dxa" w:w="80"/>
+              <w:left w:type="dxa" w:w="120"/>
+              <w:bottom w:type="dxa" w:w="80"/>
+              <w:right w:type="dxa" w:w="120"/>
+            </w:tcMar>
+            <w:vAlign w:val="center"/>
+          </w:tcPr>
+          <w:p>
+            <w:pPr>
+              <w:spacing w:after="60" w:before="60"/>
+              <w:jc w:val="center"/>
+            </w:pPr>
+            <w:r>
+              <w:rPr>
+                <w:rFonts w:ascii="Calibri" w:cs="Calibri" w:eastAsia="Calibri" w:hAnsi="Calibri"/>
+                <w:b w:val="false"/>
+                <w:bCs w:val="false"/>
+                <w:color w:val="1C1C1C"/>
+                <w:sz w:val="20"/>
+                <w:szCs w:val="20"/>
+              </w:rPr>
+              <w:t xml:space="preserve">salida</w:t>
+            </w:r>
+          </w:p>
+        </w:tc>
+        <w:tc>
+          <w:tcPr>
+            <w:tcW w:type="pct" w:w="11%"/>
+            <w:shd w:fill="F2F3F4" w:val="clear"/>
+            <w:tcMar>
+              <w:top w:type="dxa" w:w="80"/>
+              <w:left w:type="dxa" w:w="120"/>
+              <w:bottom w:type="dxa" w:w="80"/>
+              <w:right w:type="dxa" w:w="120"/>
+            </w:tcMar>
+            <w:vAlign w:val="center"/>
+          </w:tcPr>
+          <w:p>
+            <w:pPr>
+              <w:spacing w:after="60" w:before="60"/>
+              <w:jc w:val="center"/>
+            </w:pPr>
+            <w:r>
+              <w:rPr>
+                <w:rFonts w:ascii="Calibri" w:cs="Calibri" w:eastAsia="Calibri" w:hAnsi="Calibri"/>
+                <w:b w:val="false"/>
+                <w:bCs w:val="false"/>
+                <w:color w:val="1C1C1C"/>
+                <w:sz w:val="20"/>
+                <w:szCs w:val="20"/>
+              </w:rPr>
+              <w:t xml:space="preserve">12</w:t>
+            </w:r>
+          </w:p>
+        </w:tc>
+        <w:tc>
+          <w:tcPr>
+            <w:tcW w:type="pct" w:w="21%"/>
+            <w:shd w:fill="F2F3F4" w:val="clear"/>
+            <w:tcMar>
+              <w:top w:type="dxa" w:w="80"/>
+              <w:left w:type="dxa" w:w="120"/>
+              <w:bottom w:type="dxa" w:w="80"/>
+              <w:right w:type="dxa" w:w="120"/>
+            </w:tcMar>
+            <w:vAlign w:val="center"/>
+          </w:tcPr>
+          <w:p>
+            <w:pPr>
+              <w:spacing w:after="60" w:before="60"/>
+              <w:jc w:val="center"/>
+            </w:pPr>
+            <w:r>
+              <w:rPr>
+                <w:rFonts w:ascii="Calibri" w:cs="Calibri" w:eastAsia="Calibri" w:hAnsi="Calibri"/>
+                <w:b w:val="false"/>
+                <w:bCs w:val="false"/>
+                <w:color w:val="1C1C1C"/>
+                <w:sz w:val="20"/>
+                <w:szCs w:val="20"/>
+              </w:rPr>
+              <w:t xml:space="preserve">68</w:t>
+            </w:r>
+          </w:p>
+        </w:tc>
+      </w:tr>
+      <w:tr>
+        <w:tc>
+          <w:tcPr>
+            <w:tcW w:type="pct" w:w="14%"/>
+            <w:shd w:fill="FFFFFF" w:val="clear"/>
+            <w:tcMar>
+              <w:top w:type="dxa" w:w="80"/>
+              <w:left w:type="dxa" w:w="120"/>
+              <w:bottom w:type="dxa" w:w="80"/>
+              <w:right w:type="dxa" w:w="120"/>
+            </w:tcMar>
+            <w:vAlign w:val="center"/>
+          </w:tcPr>
+          <w:p>
+            <w:pPr>
+              <w:spacing w:after="60" w:before="60"/>
+              <w:jc w:val="center"/>
+            </w:pPr>
+            <w:r>
+              <w:rPr>
+                <w:rFonts w:ascii="Calibri" w:cs="Calibri" w:eastAsia="Calibri" w:hAnsi="Calibri"/>
+                <w:b w:val="false"/>
+                <w:bCs w:val="false"/>
+                <w:color w:val="1C1C1C"/>
+                <w:sz w:val="20"/>
+                <w:szCs w:val="20"/>
+              </w:rPr>
+              <w:t xml:space="preserve">MOV-8801</w:t>
+            </w:r>
+          </w:p>
+        </w:tc>
+        <w:tc>
+          <w:tcPr>
+            <w:tcW w:type="pct" w:w="13%"/>
+            <w:shd w:fill="FFFFFF" w:val="clear"/>
+            <w:tcMar>
+              <w:top w:type="dxa" w:w="80"/>
+              <w:left w:type="dxa" w:w="120"/>
+              <w:bottom w:type="dxa" w:w="80"/>
+              <w:right w:type="dxa" w:w="120"/>
+            </w:tcMar>
+            <w:vAlign w:val="center"/>
+          </w:tcPr>
+          <w:p>
+            <w:pPr>
+              <w:spacing w:after="60" w:before="60"/>
+              <w:jc w:val="center"/>
+            </w:pPr>
+            <w:r>
+              <w:rPr>
+                <w:rFonts w:ascii="Calibri" w:cs="Calibri" w:eastAsia="Calibri" w:hAnsi="Calibri"/>
+                <w:b w:val="false"/>
+                <w:bCs w:val="false"/>
+                <w:color w:val="1C1C1C"/>
+                <w:sz w:val="20"/>
+                <w:szCs w:val="20"/>
+              </w:rPr>
+              <w:t xml:space="preserve">PROD-0042</w:t>
+            </w:r>
+          </w:p>
+        </w:tc>
+        <w:tc>
+          <w:tcPr>
+            <w:tcW w:type="pct" w:w="31%"/>
+            <w:shd w:fill="FFFFFF" w:val="clear"/>
+            <w:tcMar>
+              <w:top w:type="dxa" w:w="80"/>
+              <w:left w:type="dxa" w:w="120"/>
+              <w:bottom w:type="dxa" w:w="80"/>
+              <w:right w:type="dxa" w:w="120"/>
+            </w:tcMar>
+            <w:vAlign w:val="center"/>
+          </w:tcPr>
+          <w:p>
+            <w:pPr>
+              <w:spacing w:after="60" w:before="60"/>
+              <w:jc w:val="center"/>
+            </w:pPr>
+            <w:r>
+              <w:rPr>
+                <w:rFonts w:ascii="Calibri" w:cs="Calibri" w:eastAsia="Calibri" w:hAnsi="Calibri"/>
+                <w:b w:val="false"/>
+                <w:bCs w:val="false"/>
+                <w:color w:val="1C1C1C"/>
+                <w:sz w:val="20"/>
+                <w:szCs w:val="20"/>
+              </w:rPr>
+              <w:t xml:space="preserve">2026-10-13T14:30:00Z#MOV-8801</w:t>
+            </w:r>
+          </w:p>
+        </w:tc>
+        <w:tc>
+          <w:tcPr>
+            <w:tcW w:type="pct" w:w="10%"/>
+            <w:shd w:fill="FFFFFF" w:val="clear"/>
+            <w:tcMar>
+              <w:top w:type="dxa" w:w="80"/>
+              <w:left w:type="dxa" w:w="120"/>
+              <w:bottom w:type="dxa" w:w="80"/>
+              <w:right w:type="dxa" w:w="120"/>
+            </w:tcMar>
+            <w:vAlign w:val="center"/>
+          </w:tcPr>
+          <w:p>
+            <w:pPr>
+              <w:spacing w:after="60" w:before="60"/>
+              <w:jc w:val="center"/>
+            </w:pPr>
+            <w:r>
+              <w:rPr>
+                <w:rFonts w:ascii="Calibri" w:cs="Calibri" w:eastAsia="Calibri" w:hAnsi="Calibri"/>
+                <w:b w:val="false"/>
+                <w:bCs w:val="false"/>
+                <w:color w:val="1C1C1C"/>
+                <w:sz w:val="20"/>
+                <w:szCs w:val="20"/>
+              </w:rPr>
+              <w:t xml:space="preserve">entrada</w:t>
+            </w:r>
+          </w:p>
+        </w:tc>
+        <w:tc>
+          <w:tcPr>
+            <w:tcW w:type="pct" w:w="11%"/>
+            <w:shd w:fill="FFFFFF" w:val="clear"/>
+            <w:tcMar>
+              <w:top w:type="dxa" w:w="80"/>
+              <w:left w:type="dxa" w:w="120"/>
+              <w:bottom w:type="dxa" w:w="80"/>
+              <w:right w:type="dxa" w:w="120"/>
+            </w:tcMar>
+            <w:vAlign w:val="center"/>
+          </w:tcPr>
+          <w:p>
+            <w:pPr>
+              <w:spacing w:after="60" w:before="60"/>
+              <w:jc w:val="center"/>
+            </w:pPr>
+            <w:r>
+              <w:rPr>
+                <w:rFonts w:ascii="Calibri" w:cs="Calibri" w:eastAsia="Calibri" w:hAnsi="Calibri"/>
+                <w:b w:val="false"/>
+                <w:bCs w:val="false"/>
+                <w:color w:val="1C1C1C"/>
+                <w:sz w:val="20"/>
+                <w:szCs w:val="20"/>
+              </w:rPr>
+              <w:t xml:space="preserve">50</w:t>
+            </w:r>
+          </w:p>
+        </w:tc>
+        <w:tc>
+          <w:tcPr>
+            <w:tcW w:type="pct" w:w="21%"/>
+            <w:shd w:fill="FFFFFF" w:val="clear"/>
+            <w:tcMar>
+              <w:top w:type="dxa" w:w="80"/>
+              <w:left w:type="dxa" w:w="120"/>
+              <w:bottom w:type="dxa" w:w="80"/>
+              <w:right w:type="dxa" w:w="120"/>
+            </w:tcMar>
+            <w:vAlign w:val="center"/>
+          </w:tcPr>
+          <w:p>
+            <w:pPr>
+              <w:spacing w:after="60" w:before="60"/>
+              <w:jc w:val="center"/>
+            </w:pPr>
+            <w:r>
+              <w:rPr>
+                <w:rFonts w:ascii="Calibri" w:cs="Calibri" w:eastAsia="Calibri" w:hAnsi="Calibri"/>
+                <w:b w:val="false"/>
+                <w:bCs w:val="false"/>
+                <w:color w:val="1C1C1C"/>
+                <w:sz w:val="20"/>
+                <w:szCs w:val="20"/>
+              </w:rPr>
+              <w:t xml:space="preserve">80</w:t>
+            </w:r>
+          </w:p>
+        </w:tc>
+      </w:tr>
+      <w:tr>
+        <w:tc>
+          <w:tcPr>
+            <w:tcW w:type="pct" w:w="14%"/>
+            <w:shd w:fill="F2F3F4" w:val="clear"/>
+            <w:tcMar>
+              <w:top w:type="dxa" w:w="80"/>
+              <w:left w:type="dxa" w:w="120"/>
+              <w:bottom w:type="dxa" w:w="80"/>
+              <w:right w:type="dxa" w:w="120"/>
+            </w:tcMar>
+            <w:vAlign w:val="center"/>
+          </w:tcPr>
+          <w:p>
+            <w:pPr>
+              <w:spacing w:after="60" w:before="60"/>
+              <w:jc w:val="center"/>
+            </w:pPr>
+            <w:r>
+              <w:rPr>
+                <w:rFonts w:ascii="Calibri" w:cs="Calibri" w:eastAsia="Calibri" w:hAnsi="Calibri"/>
+                <w:b w:val="false"/>
+                <w:bCs w:val="false"/>
+                <w:color w:val="1C1C1C"/>
+                <w:sz w:val="20"/>
+                <w:szCs w:val="20"/>
+              </w:rPr>
+              <w:t xml:space="preserve">MOV-8815</w:t>
+            </w:r>
+          </w:p>
+        </w:tc>
+        <w:tc>
+          <w:tcPr>
+            <w:tcW w:type="pct" w:w="13%"/>
+            <w:shd w:fill="F2F3F4" w:val="clear"/>
+            <w:tcMar>
+              <w:top w:type="dxa" w:w="80"/>
+              <w:left w:type="dxa" w:w="120"/>
+              <w:bottom w:type="dxa" w:w="80"/>
+              <w:right w:type="dxa" w:w="120"/>
+            </w:tcMar>
+            <w:vAlign w:val="center"/>
+          </w:tcPr>
+          <w:p>
+            <w:pPr>
+              <w:spacing w:after="60" w:before="60"/>
+              <w:jc w:val="center"/>
+            </w:pPr>
+            <w:r>
+              <w:rPr>
+                <w:rFonts w:ascii="Calibri" w:cs="Calibri" w:eastAsia="Calibri" w:hAnsi="Calibri"/>
+                <w:b w:val="false"/>
+                <w:bCs w:val="false"/>
+                <w:color w:val="1C1C1C"/>
+                <w:sz w:val="20"/>
+                <w:szCs w:val="20"/>
+              </w:rPr>
+              <w:t xml:space="preserve">PROD-0017</w:t>
+            </w:r>
+          </w:p>
+        </w:tc>
+        <w:tc>
+          <w:tcPr>
+            <w:tcW w:type="pct" w:w="31%"/>
+            <w:shd w:fill="F2F3F4" w:val="clear"/>
+            <w:tcMar>
+              <w:top w:type="dxa" w:w="80"/>
+              <w:left w:type="dxa" w:w="120"/>
+              <w:bottom w:type="dxa" w:w="80"/>
+              <w:right w:type="dxa" w:w="120"/>
+            </w:tcMar>
+            <w:vAlign w:val="center"/>
+          </w:tcPr>
+          <w:p>
+            <w:pPr>
+              <w:spacing w:after="60" w:before="60"/>
+              <w:jc w:val="center"/>
+            </w:pPr>
+            <w:r>
+              <w:rPr>
+                <w:rFonts w:ascii="Calibri" w:cs="Calibri" w:eastAsia="Calibri" w:hAnsi="Calibri"/>
+                <w:b w:val="false"/>
+                <w:bCs w:val="false"/>
+                <w:color w:val="1C1C1C"/>
+                <w:sz w:val="20"/>
+                <w:szCs w:val="20"/>
+              </w:rPr>
+              <w:t xml:space="preserve">2026-10-14T11:00:00Z#MOV-8815</w:t>
+            </w:r>
+          </w:p>
+        </w:tc>
+        <w:tc>
+          <w:tcPr>
+            <w:tcW w:type="pct" w:w="10%"/>
+            <w:shd w:fill="F2F3F4" w:val="clear"/>
+            <w:tcMar>
+              <w:top w:type="dxa" w:w="80"/>
+              <w:left w:type="dxa" w:w="120"/>
+              <w:bottom w:type="dxa" w:w="80"/>
+              <w:right w:type="dxa" w:w="120"/>
+            </w:tcMar>
+            <w:vAlign w:val="center"/>
+          </w:tcPr>
+          <w:p>
+            <w:pPr>
+              <w:spacing w:after="60" w:before="60"/>
+              <w:jc w:val="center"/>
+            </w:pPr>
+            <w:r>
+              <w:rPr>
+                <w:rFonts w:ascii="Calibri" w:cs="Calibri" w:eastAsia="Calibri" w:hAnsi="Calibri"/>
+                <w:b w:val="false"/>
+                <w:bCs w:val="false"/>
+                <w:color w:val="1C1C1C"/>
+                <w:sz w:val="20"/>
+                <w:szCs w:val="20"/>
+              </w:rPr>
+              <w:t xml:space="preserve">ajuste</w:t>
+            </w:r>
+          </w:p>
+        </w:tc>
+        <w:tc>
+          <w:tcPr>
+            <w:tcW w:type="pct" w:w="11%"/>
+            <w:shd w:fill="F2F3F4" w:val="clear"/>
+            <w:tcMar>
+              <w:top w:type="dxa" w:w="80"/>
+              <w:left w:type="dxa" w:w="120"/>
+              <w:bottom w:type="dxa" w:w="80"/>
+              <w:right w:type="dxa" w:w="120"/>
+            </w:tcMar>
+            <w:vAlign w:val="center"/>
+          </w:tcPr>
+          <w:p>
+            <w:pPr>
+              <w:spacing w:after="60" w:before="60"/>
+              <w:jc w:val="center"/>
+            </w:pPr>
+            <w:r>
+              <w:rPr>
+                <w:rFonts w:ascii="Calibri" w:cs="Calibri" w:eastAsia="Calibri" w:hAnsi="Calibri"/>
+                <w:b w:val="false"/>
+                <w:bCs w:val="false"/>
+                <w:color w:val="1C1C1C"/>
+                <w:sz w:val="20"/>
+                <w:szCs w:val="20"/>
+              </w:rPr>
+              <w:t xml:space="preserve">-3</w:t>
+            </w:r>
+          </w:p>
+        </w:tc>
+        <w:tc>
+          <w:tcPr>
+            <w:tcW w:type="pct" w:w="21%"/>
+            <w:shd w:fill="F2F3F4" w:val="clear"/>
+            <w:tcMar>
+              <w:top w:type="dxa" w:w="80"/>
+              <w:left w:type="dxa" w:w="120"/>
+              <w:bottom w:type="dxa" w:w="80"/>
+              <w:right w:type="dxa" w:w="120"/>
+            </w:tcMar>
+            <w:vAlign w:val="center"/>
+          </w:tcPr>
+          <w:p>
+            <w:pPr>
+              <w:spacing w:after="60" w:before="60"/>
+              <w:jc w:val="center"/>
+            </w:pPr>
+            <w:r>
+              <w:rPr>
+                <w:rFonts w:ascii="Calibri" w:cs="Calibri" w:eastAsia="Calibri" w:hAnsi="Calibri"/>
+                <w:b w:val="false"/>
+                <w:bCs w:val="false"/>
+                <w:color w:val="1C1C1C"/>
+                <w:sz w:val="20"/>
+                <w:szCs w:val="20"/>
+              </w:rPr>
+              <w:t xml:space="preserve">12</w:t>
+            </w:r>
+          </w:p>
+        </w:tc>
+      </w:tr>
+    </w:tbl>
     <w:p>
       <w:pPr>
         <w:spacing w:after="20" w:before="0"/>
@@ -4885,16 +4769,16 @@
           <w:sz w:val="22"/>
           <w:szCs w:val="22"/>
         </w:rPr>
-        <w:t xml:space="preserve">Captura C2-A - </w:t>
-      </w:r>
-      <w:r>
-        <w:rPr>
-          <w:rFonts w:ascii="Calibri" w:cs="Calibri" w:eastAsia="Calibri" w:hAnsi="Calibri"/>
-          <w:color w:val="1C1C1C"/>
-          <w:sz w:val="22"/>
-          <w:szCs w:val="22"/>
-        </w:rPr>
-        <w:t xml:space="preserve">Q1: 2 items de PROD-0042 ordenados DESC</w:t>
+        <w:t xml:space="preserve">Captura C1-A - </w:t>
+      </w:r>
+      <w:r>
+        <w:rPr>
+          <w:rFonts w:ascii="Calibri" w:cs="Calibri" w:eastAsia="Calibri" w:hAnsi="Calibri"/>
+          <w:color w:val="1C1C1C"/>
+          <w:sz w:val="22"/>
+          <w:szCs w:val="22"/>
+        </w:rPr>
+        <w:t xml:space="preserve">3 elementos insertados - SK compuesta visible en la salida</w:t>
       </w:r>
     </w:p>
     <w:p>
@@ -4905,7 +4789,7 @@
       <w:r>
         <w:drawing>
           <wp:inline distT="0" distB="0" distL="0" distR="0">
-            <wp:extent cx="4371975" cy="6057900"/>
+            <wp:extent cx="3867150" cy="6267450"/>
             <wp:effectExtent t="0" r="0" b="0" l="0"/>
             <wp:docPr id="1" name="" descr="" title=""/>
             <wp:cNvGraphicFramePr>
@@ -4930,7 +4814,7 @@
                   <pic:spPr bwMode="auto">
                     <a:xfrm>
                       <a:off x="0" y="0"/>
-                      <a:ext cx="4371975" cy="6057900"/>
+                      <a:ext cx="3867150" cy="6267450"/>
                     </a:xfrm>
                     <a:prstGeom prst="rect">
                       <a:avLst/>
@@ -4959,92 +4843,28 @@
     </w:p>
     <w:p>
       <w:pPr>
-        <w:pStyle w:val="Heading2"/>
-        <w:spacing w:after="60" w:before="160"/>
+        <w:spacing w:after="80" w:before="0"/>
+        <w:jc w:val="left"/>
       </w:pPr>
       <w:r>
         <w:rPr>
           <w:rFonts w:ascii="Calibri" w:cs="Calibri" w:eastAsia="Calibri" w:hAnsi="Calibri"/>
           <w:b/>
           <w:bCs/>
-          <w:color w:val="1A5276"/>
-          <w:sz w:val="22"/>
-          <w:szCs w:val="22"/>
-        </w:rPr>
-        <w:t xml:space="preserve">Q2 - Solo movimientos tipo=salida de PROD-0042</w:t>
-      </w:r>
-    </w:p>
-    <w:p>
-      <w:pPr>
-        <w:spacing w:after="80" w:before="0"/>
-        <w:jc w:val="both"/>
-      </w:pPr>
-      <w:r>
-        <w:rPr>
-          <w:rFonts w:ascii="Courier New" w:cs="Courier New" w:eastAsia="Courier New" w:hAnsi="Courier New"/>
-          <w:color w:val="2471A3"/>
-          <w:sz w:val="18"/>
-          <w:szCs w:val="18"/>
-        </w:rPr>
-        <w:t xml:space="preserve">KeyConditionExpression: producto_id = :pid</w:t>
-      </w:r>
-      <w:r>
-        <w:rPr>
-          <w:rFonts w:ascii="Calibri" w:cs="Calibri" w:eastAsia="Calibri" w:hAnsi="Calibri"/>
-          <w:color w:val="1C1C1C"/>
-          <w:sz w:val="22"/>
-          <w:szCs w:val="22"/>
-        </w:rPr>
-        <w:t xml:space="preserve">  +  </w:t>
-      </w:r>
-      <w:r>
-        <w:rPr>
-          <w:rFonts w:ascii="Courier New" w:cs="Courier New" w:eastAsia="Courier New" w:hAnsi="Courier New"/>
-          <w:color w:val="2471A3"/>
-          <w:sz w:val="18"/>
-          <w:szCs w:val="18"/>
-        </w:rPr>
-        <w:t xml:space="preserve">FilterExpression: tipo = salida</w:t>
-      </w:r>
-    </w:p>
-    <w:p>
-      <w:pPr>
-        <w:spacing w:after="20" w:before="0"/>
-      </w:pPr>
-      <w:r>
-        <w:rPr>
-          <w:rFonts w:ascii="Calibri" w:cs="Calibri" w:eastAsia="Calibri" w:hAnsi="Calibri"/>
-          <w:color w:val="1C1C1C"/>
-          <w:sz w:val="22"/>
-          <w:szCs w:val="22"/>
-        </w:rPr>
-        <w:t xml:space="preserve"/>
-      </w:r>
-    </w:p>
-    <w:p>
-      <w:pPr>
-        <w:spacing w:after="80" w:before="0"/>
-        <w:jc w:val="left"/>
-      </w:pPr>
-      <w:r>
-        <w:rPr>
-          <w:rFonts w:ascii="Calibri" w:cs="Calibri" w:eastAsia="Calibri" w:hAnsi="Calibri"/>
-          <w:b/>
-          <w:bCs/>
-          <w:color w:val="1C1C1C"/>
-          <w:sz w:val="22"/>
-          <w:szCs w:val="22"/>
-        </w:rPr>
-        <w:t xml:space="preserve">Captura C2-B - </w:t>
-      </w:r>
-      <w:r>
-        <w:rPr>
-          <w:rFonts w:ascii="Calibri" w:cs="Calibri" w:eastAsia="Calibri" w:hAnsi="Calibri"/>
-          <w:color w:val="1C1C1C"/>
-          <w:sz w:val="22"/>
-          <w:szCs w:val="22"/>
-        </w:rPr>
-        <w:t xml:space="preserve">Q2: Count=1, ScannedCount=2 - solo MOV-8810</w:t>
+          <w:color w:val="1C1C1C"/>
+          <w:sz w:val="22"/>
+          <w:szCs w:val="22"/>
+        </w:rPr>
+        <w:t xml:space="preserve">Captura C1-B - </w:t>
+      </w:r>
+      <w:r>
+        <w:rPr>
+          <w:rFonts w:ascii="Calibri" w:cs="Calibri" w:eastAsia="Calibri" w:hAnsi="Calibri"/>
+          <w:color w:val="1C1C1C"/>
+          <w:sz w:val="22"/>
+          <w:szCs w:val="22"/>
+        </w:rPr>
+        <w:t xml:space="preserve">Verificacion con Query de PROD-0042 (Count=2)</w:t>
       </w:r>
     </w:p>
     <w:p>
@@ -5055,7 +4875,7 @@
       <w:r>
         <w:drawing>
           <wp:inline distT="0" distB="0" distL="0" distR="0">
-            <wp:extent cx="4248150" cy="5019675"/>
+            <wp:extent cx="3438525" cy="6257925"/>
             <wp:effectExtent t="0" r="0" b="0" l="0"/>
             <wp:docPr id="1" name="" descr="" title=""/>
             <wp:cNvGraphicFramePr>
@@ -5080,7 +4900,7 @@
                   <pic:spPr bwMode="auto">
                     <a:xfrm>
                       <a:off x="0" y="0"/>
-                      <a:ext cx="4248150" cy="5019675"/>
+                      <a:ext cx="3438525" cy="6257925"/>
                     </a:xfrm>
                     <a:prstGeom prst="rect">
                       <a:avLst/>
@@ -5094,46 +4914,6 @@
       </w:r>
     </w:p>
     <w:p>
-      <w:pPr>
-        <w:spacing w:after="20" w:before="0"/>
-      </w:pPr>
-      <w:r>
-        <w:rPr>
-          <w:rFonts w:ascii="Calibri" w:cs="Calibri" w:eastAsia="Calibri" w:hAnsi="Calibri"/>
-          <w:color w:val="1C1C1C"/>
-          <w:sz w:val="22"/>
-          <w:szCs w:val="22"/>
-        </w:rPr>
-        <w:t xml:space="preserve"/>
-      </w:r>
-    </w:p>
-    <w:p>
-      <w:pPr>
-        <w:spacing w:after="80" w:before="0"/>
-        <w:jc w:val="both"/>
-      </w:pPr>
-      <w:r>
-        <w:rPr>
-          <w:rFonts w:ascii="Calibri" w:cs="Calibri" w:eastAsia="Calibri" w:hAnsi="Calibri"/>
-          <w:b/>
-          <w:bCs/>
-          <w:color w:val="1C1C1C"/>
-          <w:sz w:val="22"/>
-          <w:szCs w:val="22"/>
-        </w:rPr>
-        <w:t xml:space="preserve">Nota sobre ScannedCount: </w:t>
-      </w:r>
-      <w:r>
-        <w:rPr>
-          <w:rFonts w:ascii="Calibri" w:cs="Calibri" w:eastAsia="Calibri" w:hAnsi="Calibri"/>
-          <w:color w:val="1C1C1C"/>
-          <w:sz w:val="22"/>
-          <w:szCs w:val="22"/>
-        </w:rPr>
-        <w:t xml:space="preserve">Q2 devuelve Count=1 pero ScannedCount=2. DynamoDB leyo los 2 items de la particion y luego aplico el filtro. En una tabla con miles de movimientos por producto esto escala - la solucion correcta es un GSI adicional con tipo como clave.</w:t>
-      </w:r>
-    </w:p>
-    <w:p>
       <w:r>
         <w:br w:type="page"/>
       </w:r>
@@ -5155,7 +4935,7 @@
           <w:sz w:val="22"/>
           <w:szCs w:val="22"/>
         </w:rPr>
-        <w:t xml:space="preserve">6. Criterio 3 - Actualizar elemento (update-item)</w:t>
+        <w:t xml:space="preserve">5. Criterio 2 - Consultar (query)</w:t>
       </w:r>
     </w:p>
     <w:p>
@@ -5179,17 +4959,74 @@
           <w:sz w:val="18"/>
           <w:szCs w:val="18"/>
         </w:rPr>
-        <w:t xml:space="preserve">evidencia-p07-c3-actualizar.sh</w:t>
-      </w:r>
-      <w:r>
-        <w:rPr>
-          <w:rFonts w:ascii="Calibri" w:cs="Calibri" w:eastAsia="Calibri" w:hAnsi="Calibri"/>
-          <w:color w:val="1C1C1C"/>
-          <w:sz w:val="22"/>
-          <w:szCs w:val="22"/>
-        </w:rPr>
-        <w:t xml:space="preserve">. Se actualizaron </w:t>
-      </w:r>
+        <w:t xml:space="preserve">evidencia-p07-c2-consultar.sh</w:t>
+      </w:r>
+      <w:r>
+        <w:rPr>
+          <w:rFonts w:ascii="Calibri" w:cs="Calibri" w:eastAsia="Calibri" w:hAnsi="Calibri"/>
+          <w:color w:val="1C1C1C"/>
+          <w:sz w:val="22"/>
+          <w:szCs w:val="22"/>
+        </w:rPr>
+        <w:t xml:space="preserve">. Ambas consultas usan la clave de particion, por lo que DynamoDB localiza la particion directamente: </w:t>
+      </w:r>
+      <w:r>
+        <w:rPr>
+          <w:rFonts w:ascii="Calibri" w:cs="Calibri" w:eastAsia="Calibri" w:hAnsi="Calibri"/>
+          <w:b/>
+          <w:bCs/>
+          <w:color w:val="1C1C1C"/>
+          <w:sz w:val="22"/>
+          <w:szCs w:val="22"/>
+        </w:rPr>
+        <w:t xml:space="preserve">costo minimo, sin escanear la tabla completa</w:t>
+      </w:r>
+      <w:r>
+        <w:rPr>
+          <w:rFonts w:ascii="Calibri" w:cs="Calibri" w:eastAsia="Calibri" w:hAnsi="Calibri"/>
+          <w:color w:val="1C1C1C"/>
+          <w:sz w:val="22"/>
+          <w:szCs w:val="22"/>
+        </w:rPr>
+        <w:t xml:space="preserve">.</w:t>
+      </w:r>
+    </w:p>
+    <w:p>
+      <w:pPr>
+        <w:spacing w:after="20" w:before="0"/>
+      </w:pPr>
+      <w:r>
+        <w:rPr>
+          <w:rFonts w:ascii="Calibri" w:cs="Calibri" w:eastAsia="Calibri" w:hAnsi="Calibri"/>
+          <w:color w:val="1C1C1C"/>
+          <w:sz w:val="22"/>
+          <w:szCs w:val="22"/>
+        </w:rPr>
+        <w:t xml:space="preserve"/>
+      </w:r>
+    </w:p>
+    <w:p>
+      <w:pPr>
+        <w:pStyle w:val="Heading2"/>
+        <w:spacing w:after="60" w:before="160"/>
+      </w:pPr>
+      <w:r>
+        <w:rPr>
+          <w:rFonts w:ascii="Calibri" w:cs="Calibri" w:eastAsia="Calibri" w:hAnsi="Calibri"/>
+          <w:b/>
+          <w:bCs/>
+          <w:color w:val="1A5276"/>
+          <w:sz w:val="22"/>
+          <w:szCs w:val="22"/>
+        </w:rPr>
+        <w:t xml:space="preserve">Q1 - Todos los movimientos de PROD-0042, mas recientes primero</w:t>
+      </w:r>
+    </w:p>
+    <w:p>
+      <w:pPr>
+        <w:spacing w:after="80" w:before="0"/>
+        <w:jc w:val="both"/>
+      </w:pPr>
       <w:r>
         <w:rPr>
           <w:rFonts w:ascii="Courier New" w:cs="Courier New" w:eastAsia="Courier New" w:hAnsi="Courier New"/>
@@ -5197,16 +5034,16 @@
           <w:sz w:val="18"/>
           <w:szCs w:val="18"/>
         </w:rPr>
-        <w:t xml:space="preserve">motivo</w:t>
-      </w:r>
-      <w:r>
-        <w:rPr>
-          <w:rFonts w:ascii="Calibri" w:cs="Calibri" w:eastAsia="Calibri" w:hAnsi="Calibri"/>
-          <w:color w:val="1C1C1C"/>
-          <w:sz w:val="22"/>
-          <w:szCs w:val="22"/>
-        </w:rPr>
-        <w:t xml:space="preserve"> y </w:t>
+        <w:t xml:space="preserve">KeyConditionExpression: producto_id = :pid</w:t>
+      </w:r>
+      <w:r>
+        <w:rPr>
+          <w:rFonts w:ascii="Calibri" w:cs="Calibri" w:eastAsia="Calibri" w:hAnsi="Calibri"/>
+          <w:color w:val="1C1C1C"/>
+          <w:sz w:val="22"/>
+          <w:szCs w:val="22"/>
+        </w:rPr>
+        <w:t xml:space="preserve">  |  </w:t>
       </w:r>
       <w:r>
         <w:rPr>
@@ -5215,34 +5052,7 @@
           <w:sz w:val="18"/>
           <w:szCs w:val="18"/>
         </w:rPr>
-        <w:t xml:space="preserve">stock_despues</w:t>
-      </w:r>
-      <w:r>
-        <w:rPr>
-          <w:rFonts w:ascii="Calibri" w:cs="Calibri" w:eastAsia="Calibri" w:hAnsi="Calibri"/>
-          <w:color w:val="1C1C1C"/>
-          <w:sz w:val="22"/>
-          <w:szCs w:val="22"/>
-        </w:rPr>
-        <w:t xml:space="preserve"> de MOV-8810. El script muestra el estado antes y despues con </w:t>
-      </w:r>
-      <w:r>
-        <w:rPr>
-          <w:rFonts w:ascii="Courier New" w:cs="Courier New" w:eastAsia="Courier New" w:hAnsi="Courier New"/>
-          <w:color w:val="2471A3"/>
-          <w:sz w:val="18"/>
-          <w:szCs w:val="18"/>
-        </w:rPr>
-        <w:t xml:space="preserve">--return-values ALL_NEW</w:t>
-      </w:r>
-      <w:r>
-        <w:rPr>
-          <w:rFonts w:ascii="Calibri" w:cs="Calibri" w:eastAsia="Calibri" w:hAnsi="Calibri"/>
-          <w:color w:val="1C1C1C"/>
-          <w:sz w:val="22"/>
-          <w:szCs w:val="22"/>
-        </w:rPr>
-        <w:t xml:space="preserve">.</w:t>
+        <w:t xml:space="preserve">--no-scan-index-forward</w:t>
       </w:r>
     </w:p>
     <w:p>
@@ -5261,353 +5071,28 @@
     </w:p>
     <w:p>
       <w:pPr>
-        <w:pStyle w:val="Heading2"/>
-        <w:spacing w:after="60" w:before="160"/>
+        <w:spacing w:after="80" w:before="0"/>
+        <w:jc w:val="left"/>
       </w:pPr>
       <w:r>
         <w:rPr>
           <w:rFonts w:ascii="Calibri" w:cs="Calibri" w:eastAsia="Calibri" w:hAnsi="Calibri"/>
           <w:b/>
           <w:bCs/>
-          <w:color w:val="1A5276"/>
-          <w:sz w:val="22"/>
-          <w:szCs w:val="22"/>
-        </w:rPr>
-        <w:t xml:space="preserve">Cambios aplicados</w:t>
-      </w:r>
-    </w:p>
-    <w:tbl>
-      <w:tblPr>
-        <w:tblW w:type="pct" w:w="100%"/>
-        <w:tblBorders>
-          <w:top w:val="single" w:color="auto" w:sz="4"/>
-          <w:left w:val="single" w:color="auto" w:sz="4"/>
-          <w:bottom w:val="single" w:color="auto" w:sz="4"/>
-          <w:right w:val="single" w:color="auto" w:sz="4"/>
-          <w:insideH w:val="single" w:color="auto" w:sz="4"/>
-          <w:insideV w:val="single" w:color="auto" w:sz="4"/>
-        </w:tblBorders>
-      </w:tblPr>
-      <w:tblGrid>
-        <w:gridCol w:w="100"/>
-        <w:gridCol w:w="100"/>
-        <w:gridCol w:w="100"/>
-      </w:tblGrid>
-      <w:tr>
-        <w:tc>
-          <w:tcPr>
-            <w:tcW w:type="pct" w:w="28%"/>
-            <w:shd w:fill="FADBD8" w:val="clear"/>
-            <w:tcMar>
-              <w:top w:type="dxa" w:w="80"/>
-              <w:left w:type="dxa" w:w="120"/>
-              <w:bottom w:type="dxa" w:w="80"/>
-              <w:right w:type="dxa" w:w="120"/>
-            </w:tcMar>
-            <w:vAlign w:val="center"/>
-          </w:tcPr>
-          <w:p>
-            <w:pPr>
-              <w:spacing w:after="60" w:before="60"/>
-              <w:jc w:val="center"/>
-            </w:pPr>
-            <w:r>
-              <w:rPr>
-                <w:rFonts w:ascii="Calibri" w:cs="Calibri" w:eastAsia="Calibri" w:hAnsi="Calibri"/>
-                <w:b/>
-                <w:bCs/>
-                <w:color w:val="1C1C1C"/>
-                <w:sz w:val="20"/>
-                <w:szCs w:val="20"/>
-              </w:rPr>
-              <w:t xml:space="preserve">Atributo</w:t>
-            </w:r>
-          </w:p>
-        </w:tc>
-        <w:tc>
-          <w:tcPr>
-            <w:tcW w:type="pct" w:w="36%"/>
-            <w:shd w:fill="FADBD8" w:val="clear"/>
-            <w:tcMar>
-              <w:top w:type="dxa" w:w="80"/>
-              <w:left w:type="dxa" w:w="120"/>
-              <w:bottom w:type="dxa" w:w="80"/>
-              <w:right w:type="dxa" w:w="120"/>
-            </w:tcMar>
-            <w:vAlign w:val="center"/>
-          </w:tcPr>
-          <w:p>
-            <w:pPr>
-              <w:spacing w:after="60" w:before="60"/>
-              <w:jc w:val="center"/>
-            </w:pPr>
-            <w:r>
-              <w:rPr>
-                <w:rFonts w:ascii="Calibri" w:cs="Calibri" w:eastAsia="Calibri" w:hAnsi="Calibri"/>
-                <w:b/>
-                <w:bCs/>
-                <w:color w:val="1C1C1C"/>
-                <w:sz w:val="20"/>
-                <w:szCs w:val="20"/>
-              </w:rPr>
-              <w:t xml:space="preserve">Antes</w:t>
-            </w:r>
-          </w:p>
-        </w:tc>
-        <w:tc>
-          <w:tcPr>
-            <w:tcW w:type="pct" w:w="36%"/>
-            <w:shd w:fill="FADBD8" w:val="clear"/>
-            <w:tcMar>
-              <w:top w:type="dxa" w:w="80"/>
-              <w:left w:type="dxa" w:w="120"/>
-              <w:bottom w:type="dxa" w:w="80"/>
-              <w:right w:type="dxa" w:w="120"/>
-            </w:tcMar>
-            <w:vAlign w:val="center"/>
-          </w:tcPr>
-          <w:p>
-            <w:pPr>
-              <w:spacing w:after="60" w:before="60"/>
-              <w:jc w:val="center"/>
-            </w:pPr>
-            <w:r>
-              <w:rPr>
-                <w:rFonts w:ascii="Calibri" w:cs="Calibri" w:eastAsia="Calibri" w:hAnsi="Calibri"/>
-                <w:b/>
-                <w:bCs/>
-                <w:color w:val="1C1C1C"/>
-                <w:sz w:val="20"/>
-                <w:szCs w:val="20"/>
-              </w:rPr>
-              <w:t xml:space="preserve">Despues</w:t>
-            </w:r>
-          </w:p>
-        </w:tc>
-      </w:tr>
-      <w:tr>
-        <w:tc>
-          <w:tcPr>
-            <w:tcW w:type="pct" w:w="28%"/>
-            <w:shd w:fill="F2F3F4" w:val="clear"/>
-            <w:tcMar>
-              <w:top w:type="dxa" w:w="80"/>
-              <w:left w:type="dxa" w:w="120"/>
-              <w:bottom w:type="dxa" w:w="80"/>
-              <w:right w:type="dxa" w:w="120"/>
-            </w:tcMar>
-            <w:vAlign w:val="center"/>
-          </w:tcPr>
-          <w:p>
-            <w:pPr>
-              <w:spacing w:after="60" w:before="60"/>
-              <w:jc w:val="center"/>
-            </w:pPr>
-            <w:r>
-              <w:rPr>
-                <w:rFonts w:ascii="Calibri" w:cs="Calibri" w:eastAsia="Calibri" w:hAnsi="Calibri"/>
-                <w:b w:val="false"/>
-                <w:bCs w:val="false"/>
-                <w:color w:val="1C1C1C"/>
-                <w:sz w:val="20"/>
-                <w:szCs w:val="20"/>
-              </w:rPr>
-              <w:t xml:space="preserve">motivo</w:t>
-            </w:r>
-          </w:p>
-        </w:tc>
-        <w:tc>
-          <w:tcPr>
-            <w:tcW w:type="pct" w:w="36%"/>
-            <w:shd w:fill="F2F3F4" w:val="clear"/>
-            <w:tcMar>
-              <w:top w:type="dxa" w:w="80"/>
-              <w:left w:type="dxa" w:w="120"/>
-              <w:bottom w:type="dxa" w:w="80"/>
-              <w:right w:type="dxa" w:w="120"/>
-            </w:tcMar>
-            <w:vAlign w:val="center"/>
-          </w:tcPr>
-          <w:p>
-            <w:pPr>
-              <w:spacing w:after="60" w:before="60"/>
-              <w:jc w:val="center"/>
-            </w:pPr>
-            <w:r>
-              <w:rPr>
-                <w:rFonts w:ascii="Calibri" w:cs="Calibri" w:eastAsia="Calibri" w:hAnsi="Calibri"/>
-                <w:b w:val="false"/>
-                <w:bCs w:val="false"/>
-                <w:color w:val="1C1C1C"/>
-                <w:sz w:val="20"/>
-                <w:szCs w:val="20"/>
-              </w:rPr>
-              <w:t xml:space="preserve">Venta mostrador</w:t>
-            </w:r>
-          </w:p>
-        </w:tc>
-        <w:tc>
-          <w:tcPr>
-            <w:tcW w:type="pct" w:w="36%"/>
-            <w:shd w:fill="F2F3F4" w:val="clear"/>
-            <w:tcMar>
-              <w:top w:type="dxa" w:w="80"/>
-              <w:left w:type="dxa" w:w="120"/>
-              <w:bottom w:type="dxa" w:w="80"/>
-              <w:right w:type="dxa" w:w="120"/>
-            </w:tcMar>
-            <w:vAlign w:val="center"/>
-          </w:tcPr>
-          <w:p>
-            <w:pPr>
-              <w:spacing w:after="60" w:before="60"/>
-              <w:jc w:val="center"/>
-            </w:pPr>
-            <w:r>
-              <w:rPr>
-                <w:rFonts w:ascii="Calibri" w:cs="Calibri" w:eastAsia="Calibri" w:hAnsi="Calibri"/>
-                <w:b w:val="false"/>
-                <w:bCs w:val="false"/>
-                <w:color w:val="1C1C1C"/>
-                <w:sz w:val="20"/>
-                <w:szCs w:val="20"/>
-              </w:rPr>
-              <w:t xml:space="preserve">Venta mostrador - corregida</w:t>
-            </w:r>
-          </w:p>
-        </w:tc>
-      </w:tr>
-      <w:tr>
-        <w:tc>
-          <w:tcPr>
-            <w:tcW w:type="pct" w:w="28%"/>
-            <w:shd w:fill="FFFFFF" w:val="clear"/>
-            <w:tcMar>
-              <w:top w:type="dxa" w:w="80"/>
-              <w:left w:type="dxa" w:w="120"/>
-              <w:bottom w:type="dxa" w:w="80"/>
-              <w:right w:type="dxa" w:w="120"/>
-            </w:tcMar>
-            <w:vAlign w:val="center"/>
-          </w:tcPr>
-          <w:p>
-            <w:pPr>
-              <w:spacing w:after="60" w:before="60"/>
-              <w:jc w:val="center"/>
-            </w:pPr>
-            <w:r>
-              <w:rPr>
-                <w:rFonts w:ascii="Calibri" w:cs="Calibri" w:eastAsia="Calibri" w:hAnsi="Calibri"/>
-                <w:b w:val="false"/>
-                <w:bCs w:val="false"/>
-                <w:color w:val="1C1C1C"/>
-                <w:sz w:val="20"/>
-                <w:szCs w:val="20"/>
-              </w:rPr>
-              <w:t xml:space="preserve">stock_despues</w:t>
-            </w:r>
-          </w:p>
-        </w:tc>
-        <w:tc>
-          <w:tcPr>
-            <w:tcW w:type="pct" w:w="36%"/>
-            <w:shd w:fill="FFFFFF" w:val="clear"/>
-            <w:tcMar>
-              <w:top w:type="dxa" w:w="80"/>
-              <w:left w:type="dxa" w:w="120"/>
-              <w:bottom w:type="dxa" w:w="80"/>
-              <w:right w:type="dxa" w:w="120"/>
-            </w:tcMar>
-            <w:vAlign w:val="center"/>
-          </w:tcPr>
-          <w:p>
-            <w:pPr>
-              <w:spacing w:after="60" w:before="60"/>
-              <w:jc w:val="center"/>
-            </w:pPr>
-            <w:r>
-              <w:rPr>
-                <w:rFonts w:ascii="Calibri" w:cs="Calibri" w:eastAsia="Calibri" w:hAnsi="Calibri"/>
-                <w:b w:val="false"/>
-                <w:bCs w:val="false"/>
-                <w:color w:val="1C1C1C"/>
-                <w:sz w:val="20"/>
-                <w:szCs w:val="20"/>
-              </w:rPr>
-              <w:t xml:space="preserve">68</w:t>
-            </w:r>
-          </w:p>
-        </w:tc>
-        <w:tc>
-          <w:tcPr>
-            <w:tcW w:type="pct" w:w="36%"/>
-            <w:shd w:fill="FFFFFF" w:val="clear"/>
-            <w:tcMar>
-              <w:top w:type="dxa" w:w="80"/>
-              <w:left w:type="dxa" w:w="120"/>
-              <w:bottom w:type="dxa" w:w="80"/>
-              <w:right w:type="dxa" w:w="120"/>
-            </w:tcMar>
-            <w:vAlign w:val="center"/>
-          </w:tcPr>
-          <w:p>
-            <w:pPr>
-              <w:spacing w:after="60" w:before="60"/>
-              <w:jc w:val="center"/>
-            </w:pPr>
-            <w:r>
-              <w:rPr>
-                <w:rFonts w:ascii="Calibri" w:cs="Calibri" w:eastAsia="Calibri" w:hAnsi="Calibri"/>
-                <w:b w:val="false"/>
-                <w:bCs w:val="false"/>
-                <w:color w:val="1C1C1C"/>
-                <w:sz w:val="20"/>
-                <w:szCs w:val="20"/>
-              </w:rPr>
-              <w:t xml:space="preserve">67</w:t>
-            </w:r>
-          </w:p>
-        </w:tc>
-      </w:tr>
-    </w:tbl>
-    <w:p>
-      <w:pPr>
-        <w:spacing w:after="20" w:before="0"/>
-      </w:pPr>
-      <w:r>
-        <w:rPr>
-          <w:rFonts w:ascii="Calibri" w:cs="Calibri" w:eastAsia="Calibri" w:hAnsi="Calibri"/>
-          <w:color w:val="1C1C1C"/>
-          <w:sz w:val="22"/>
-          <w:szCs w:val="22"/>
-        </w:rPr>
-        <w:t xml:space="preserve"/>
-      </w:r>
-    </w:p>
-    <w:p>
-      <w:pPr>
-        <w:spacing w:after="80" w:before="0"/>
-        <w:jc w:val="left"/>
-      </w:pPr>
-      <w:r>
-        <w:rPr>
-          <w:rFonts w:ascii="Calibri" w:cs="Calibri" w:eastAsia="Calibri" w:hAnsi="Calibri"/>
-          <w:b/>
-          <w:bCs/>
-          <w:color w:val="1C1C1C"/>
-          <w:sz w:val="22"/>
-          <w:szCs w:val="22"/>
-        </w:rPr>
-        <w:t xml:space="preserve">Captura C3-A - </w:t>
-      </w:r>
-      <w:r>
-        <w:rPr>
-          <w:rFonts w:ascii="Calibri" w:cs="Calibri" w:eastAsia="Calibri" w:hAnsi="Calibri"/>
-          <w:color w:val="1C1C1C"/>
-          <w:sz w:val="22"/>
-          <w:szCs w:val="22"/>
-        </w:rPr>
-        <w:t xml:space="preserve">Estado ANTES (motivo: Venta mostrador, stock_despues: 68)</w:t>
+          <w:color w:val="1C1C1C"/>
+          <w:sz w:val="22"/>
+          <w:szCs w:val="22"/>
+        </w:rPr>
+        <w:t xml:space="preserve">Captura C2-A - </w:t>
+      </w:r>
+      <w:r>
+        <w:rPr>
+          <w:rFonts w:ascii="Calibri" w:cs="Calibri" w:eastAsia="Calibri" w:hAnsi="Calibri"/>
+          <w:color w:val="1C1C1C"/>
+          <w:sz w:val="22"/>
+          <w:szCs w:val="22"/>
+        </w:rPr>
+        <w:t xml:space="preserve">Q1: 2 items de PROD-0042 ordenados DESC</w:t>
       </w:r>
     </w:p>
     <w:p>
@@ -5618,7 +5103,7 @@
       <w:r>
         <w:drawing>
           <wp:inline distT="0" distB="0" distL="0" distR="0">
-            <wp:extent cx="4410075" cy="6248400"/>
+            <wp:extent cx="4371975" cy="6057900"/>
             <wp:effectExtent t="0" r="0" b="0" l="0"/>
             <wp:docPr id="1" name="" descr="" title=""/>
             <wp:cNvGraphicFramePr>
@@ -5643,7 +5128,7 @@
                   <pic:spPr bwMode="auto">
                     <a:xfrm>
                       <a:off x="0" y="0"/>
-                      <a:ext cx="4410075" cy="6248400"/>
+                      <a:ext cx="4371975" cy="6057900"/>
                     </a:xfrm>
                     <a:prstGeom prst="rect">
                       <a:avLst/>
@@ -5672,6 +5157,70 @@
     </w:p>
     <w:p>
       <w:pPr>
+        <w:pStyle w:val="Heading2"/>
+        <w:spacing w:after="60" w:before="160"/>
+      </w:pPr>
+      <w:r>
+        <w:rPr>
+          <w:rFonts w:ascii="Calibri" w:cs="Calibri" w:eastAsia="Calibri" w:hAnsi="Calibri"/>
+          <w:b/>
+          <w:bCs/>
+          <w:color w:val="1A5276"/>
+          <w:sz w:val="22"/>
+          <w:szCs w:val="22"/>
+        </w:rPr>
+        <w:t xml:space="preserve">Q2 - Solo movimientos tipo=salida de PROD-0042</w:t>
+      </w:r>
+    </w:p>
+    <w:p>
+      <w:pPr>
+        <w:spacing w:after="80" w:before="0"/>
+        <w:jc w:val="both"/>
+      </w:pPr>
+      <w:r>
+        <w:rPr>
+          <w:rFonts w:ascii="Courier New" w:cs="Courier New" w:eastAsia="Courier New" w:hAnsi="Courier New"/>
+          <w:color w:val="2471A3"/>
+          <w:sz w:val="18"/>
+          <w:szCs w:val="18"/>
+        </w:rPr>
+        <w:t xml:space="preserve">KeyConditionExpression: producto_id = :pid</w:t>
+      </w:r>
+      <w:r>
+        <w:rPr>
+          <w:rFonts w:ascii="Calibri" w:cs="Calibri" w:eastAsia="Calibri" w:hAnsi="Calibri"/>
+          <w:color w:val="1C1C1C"/>
+          <w:sz w:val="22"/>
+          <w:szCs w:val="22"/>
+        </w:rPr>
+        <w:t xml:space="preserve">  +  </w:t>
+      </w:r>
+      <w:r>
+        <w:rPr>
+          <w:rFonts w:ascii="Courier New" w:cs="Courier New" w:eastAsia="Courier New" w:hAnsi="Courier New"/>
+          <w:color w:val="2471A3"/>
+          <w:sz w:val="18"/>
+          <w:szCs w:val="18"/>
+        </w:rPr>
+        <w:t xml:space="preserve">FilterExpression: tipo = salida</w:t>
+      </w:r>
+    </w:p>
+    <w:p>
+      <w:pPr>
+        <w:spacing w:after="20" w:before="0"/>
+      </w:pPr>
+      <w:r>
+        <w:rPr>
+          <w:rFonts w:ascii="Calibri" w:cs="Calibri" w:eastAsia="Calibri" w:hAnsi="Calibri"/>
+          <w:color w:val="1C1C1C"/>
+          <w:sz w:val="22"/>
+          <w:szCs w:val="22"/>
+        </w:rPr>
+        <w:t xml:space="preserve"/>
+      </w:r>
+    </w:p>
+    <w:p>
+      <w:pPr>
         <w:spacing w:after="80" w:before="0"/>
         <w:jc w:val="left"/>
       </w:pPr>
@@ -5684,16 +5233,16 @@
           <w:sz w:val="22"/>
           <w:szCs w:val="22"/>
         </w:rPr>
-        <w:t xml:space="preserve">Captura C3-B - </w:t>
-      </w:r>
-      <w:r>
-        <w:rPr>
-          <w:rFonts w:ascii="Calibri" w:cs="Calibri" w:eastAsia="Calibri" w:hAnsi="Calibri"/>
-          <w:color w:val="1C1C1C"/>
-          <w:sz w:val="22"/>
-          <w:szCs w:val="22"/>
-        </w:rPr>
-        <w:t xml:space="preserve">Estado DESPUES: motivo corregido, stock_despues=67</w:t>
+        <w:t xml:space="preserve">Captura C2-B - </w:t>
+      </w:r>
+      <w:r>
+        <w:rPr>
+          <w:rFonts w:ascii="Calibri" w:cs="Calibri" w:eastAsia="Calibri" w:hAnsi="Calibri"/>
+          <w:color w:val="1C1C1C"/>
+          <w:sz w:val="22"/>
+          <w:szCs w:val="22"/>
+        </w:rPr>
+        <w:t xml:space="preserve">Q2: Count=1, ScannedCount=2 - solo MOV-8810</w:t>
       </w:r>
     </w:p>
     <w:p>
@@ -5704,7 +5253,7 @@
       <w:r>
         <w:drawing>
           <wp:inline distT="0" distB="0" distL="0" distR="0">
-            <wp:extent cx="4238625" cy="6219825"/>
+            <wp:extent cx="4248150" cy="5019675"/>
             <wp:effectExtent t="0" r="0" b="0" l="0"/>
             <wp:docPr id="1" name="" descr="" title=""/>
             <wp:cNvGraphicFramePr>
@@ -5729,7 +5278,7 @@
                   <pic:spPr bwMode="auto">
                     <a:xfrm>
                       <a:off x="0" y="0"/>
-                      <a:ext cx="4238625" cy="6219825"/>
+                      <a:ext cx="4248150" cy="5019675"/>
                     </a:xfrm>
                     <a:prstGeom prst="rect">
                       <a:avLst/>
@@ -5743,6 +5292,46 @@
       </w:r>
     </w:p>
     <w:p>
+      <w:pPr>
+        <w:spacing w:after="20" w:before="0"/>
+      </w:pPr>
+      <w:r>
+        <w:rPr>
+          <w:rFonts w:ascii="Calibri" w:cs="Calibri" w:eastAsia="Calibri" w:hAnsi="Calibri"/>
+          <w:color w:val="1C1C1C"/>
+          <w:sz w:val="22"/>
+          <w:szCs w:val="22"/>
+        </w:rPr>
+        <w:t xml:space="preserve"/>
+      </w:r>
+    </w:p>
+    <w:p>
+      <w:pPr>
+        <w:spacing w:after="80" w:before="0"/>
+        <w:jc w:val="both"/>
+      </w:pPr>
+      <w:r>
+        <w:rPr>
+          <w:rFonts w:ascii="Calibri" w:cs="Calibri" w:eastAsia="Calibri" w:hAnsi="Calibri"/>
+          <w:b/>
+          <w:bCs/>
+          <w:color w:val="1C1C1C"/>
+          <w:sz w:val="22"/>
+          <w:szCs w:val="22"/>
+        </w:rPr>
+        <w:t xml:space="preserve">Nota sobre ScannedCount: </w:t>
+      </w:r>
+      <w:r>
+        <w:rPr>
+          <w:rFonts w:ascii="Calibri" w:cs="Calibri" w:eastAsia="Calibri" w:hAnsi="Calibri"/>
+          <w:color w:val="1C1C1C"/>
+          <w:sz w:val="22"/>
+          <w:szCs w:val="22"/>
+        </w:rPr>
+        <w:t xml:space="preserve">Q2 devuelve Count=1 pero ScannedCount=2. DynamoDB leyo los 2 items de la particion y luego aplico el filtro. En una tabla con miles de movimientos por producto esto escala - la solucion correcta es un GSI adicional con tipo como clave.</w:t>
+      </w:r>
+    </w:p>
+    <w:p>
       <w:r>
         <w:br w:type="page"/>
       </w:r>
@@ -5764,7 +5353,7 @@
           <w:sz w:val="22"/>
           <w:szCs w:val="22"/>
         </w:rPr>
-        <w:t xml:space="preserve">7. Criterio 4 - Eliminar elemento (delete_item)</w:t>
+        <w:t xml:space="preserve">6. Criterio 3 - Actualizar elemento (update-item)</w:t>
       </w:r>
     </w:p>
     <w:p>
@@ -5788,16 +5377,16 @@
           <w:sz w:val="18"/>
           <w:szCs w:val="18"/>
         </w:rPr>
-        <w:t xml:space="preserve">evidencia-p07-c4-eliminar.sh</w:t>
-      </w:r>
-      <w:r>
-        <w:rPr>
-          <w:rFonts w:ascii="Calibri" w:cs="Calibri" w:eastAsia="Calibri" w:hAnsi="Calibri"/>
-          <w:color w:val="1C1C1C"/>
-          <w:sz w:val="22"/>
-          <w:szCs w:val="22"/>
-        </w:rPr>
-        <w:t xml:space="preserve">. El script: (1) verifica que MOV-8815 existe con </w:t>
+        <w:t xml:space="preserve">evidencia-p07-c3-actualizar.sh</w:t>
+      </w:r>
+      <w:r>
+        <w:rPr>
+          <w:rFonts w:ascii="Calibri" w:cs="Calibri" w:eastAsia="Calibri" w:hAnsi="Calibri"/>
+          <w:color w:val="1C1C1C"/>
+          <w:sz w:val="22"/>
+          <w:szCs w:val="22"/>
+        </w:rPr>
+        <w:t xml:space="preserve">. Se actualizaron </w:t>
       </w:r>
       <w:r>
         <w:rPr>
@@ -5806,16 +5395,16 @@
           <w:sz w:val="18"/>
           <w:szCs w:val="18"/>
         </w:rPr>
-        <w:t xml:space="preserve">get-item</w:t>
-      </w:r>
-      <w:r>
-        <w:rPr>
-          <w:rFonts w:ascii="Calibri" w:cs="Calibri" w:eastAsia="Calibri" w:hAnsi="Calibri"/>
-          <w:color w:val="1C1C1C"/>
-          <w:sz w:val="22"/>
-          <w:szCs w:val="22"/>
-        </w:rPr>
-        <w:t xml:space="preserve">, (2) lo elimina con </w:t>
+        <w:t xml:space="preserve">motivo</w:t>
+      </w:r>
+      <w:r>
+        <w:rPr>
+          <w:rFonts w:ascii="Calibri" w:cs="Calibri" w:eastAsia="Calibri" w:hAnsi="Calibri"/>
+          <w:color w:val="1C1C1C"/>
+          <w:sz w:val="22"/>
+          <w:szCs w:val="22"/>
+        </w:rPr>
+        <w:t xml:space="preserve"> y </w:t>
       </w:r>
       <w:r>
         <w:rPr>
@@ -5824,25 +5413,16 @@
           <w:sz w:val="18"/>
           <w:szCs w:val="18"/>
         </w:rPr>
-        <w:t xml:space="preserve">--return-values ALL_OLD</w:t>
-      </w:r>
-      <w:r>
-        <w:rPr>
-          <w:rFonts w:ascii="Calibri" w:cs="Calibri" w:eastAsia="Calibri" w:hAnsi="Calibri"/>
-          <w:color w:val="1C1C1C"/>
-          <w:sz w:val="22"/>
-          <w:szCs w:val="22"/>
-        </w:rPr>
-        <w:t xml:space="preserve"> para devolver los atributos, </w:t>
-      </w:r>
-      <w:r>
-        <w:rPr>
-          <w:rFonts w:ascii="Calibri" w:cs="Calibri" w:eastAsia="Calibri" w:hAnsi="Calibri"/>
-          <w:color w:val="1C1C1C"/>
-          <w:sz w:val="22"/>
-          <w:szCs w:val="22"/>
-        </w:rPr>
-        <w:t xml:space="preserve">y (3) confirma la eliminacion con un segundo </w:t>
+        <w:t xml:space="preserve">stock_despues</w:t>
+      </w:r>
+      <w:r>
+        <w:rPr>
+          <w:rFonts w:ascii="Calibri" w:cs="Calibri" w:eastAsia="Calibri" w:hAnsi="Calibri"/>
+          <w:color w:val="1C1C1C"/>
+          <w:sz w:val="22"/>
+          <w:szCs w:val="22"/>
+        </w:rPr>
+        <w:t xml:space="preserve"> de MOV-8810. El script muestra el estado antes y despues con </w:t>
       </w:r>
       <w:r>
         <w:rPr>
@@ -5851,18 +5431,343 @@
           <w:sz w:val="18"/>
           <w:szCs w:val="18"/>
         </w:rPr>
-        <w:t xml:space="preserve">get-item</w:t>
-      </w:r>
-      <w:r>
-        <w:rPr>
-          <w:rFonts w:ascii="Calibri" w:cs="Calibri" w:eastAsia="Calibri" w:hAnsi="Calibri"/>
-          <w:color w:val="1C1C1C"/>
-          <w:sz w:val="22"/>
-          <w:szCs w:val="22"/>
-        </w:rPr>
-        <w:t xml:space="preserve"> que debe devolver respuesta vacia.</w:t>
-      </w:r>
-    </w:p>
+        <w:t xml:space="preserve">--return-values ALL_NEW</w:t>
+      </w:r>
+      <w:r>
+        <w:rPr>
+          <w:rFonts w:ascii="Calibri" w:cs="Calibri" w:eastAsia="Calibri" w:hAnsi="Calibri"/>
+          <w:color w:val="1C1C1C"/>
+          <w:sz w:val="22"/>
+          <w:szCs w:val="22"/>
+        </w:rPr>
+        <w:t xml:space="preserve">.</w:t>
+      </w:r>
+    </w:p>
+    <w:p>
+      <w:pPr>
+        <w:spacing w:after="20" w:before="0"/>
+      </w:pPr>
+      <w:r>
+        <w:rPr>
+          <w:rFonts w:ascii="Calibri" w:cs="Calibri" w:eastAsia="Calibri" w:hAnsi="Calibri"/>
+          <w:color w:val="1C1C1C"/>
+          <w:sz w:val="22"/>
+          <w:szCs w:val="22"/>
+        </w:rPr>
+        <w:t xml:space="preserve"/>
+      </w:r>
+    </w:p>
+    <w:p>
+      <w:pPr>
+        <w:pStyle w:val="Heading2"/>
+        <w:spacing w:after="60" w:before="160"/>
+      </w:pPr>
+      <w:r>
+        <w:rPr>
+          <w:rFonts w:ascii="Calibri" w:cs="Calibri" w:eastAsia="Calibri" w:hAnsi="Calibri"/>
+          <w:b/>
+          <w:bCs/>
+          <w:color w:val="1A5276"/>
+          <w:sz w:val="22"/>
+          <w:szCs w:val="22"/>
+        </w:rPr>
+        <w:t xml:space="preserve">Cambios aplicados</w:t>
+      </w:r>
+    </w:p>
+    <w:tbl>
+      <w:tblPr>
+        <w:tblW w:type="pct" w:w="100%"/>
+        <w:tblBorders>
+          <w:top w:val="single" w:color="auto" w:sz="4"/>
+          <w:left w:val="single" w:color="auto" w:sz="4"/>
+          <w:bottom w:val="single" w:color="auto" w:sz="4"/>
+          <w:right w:val="single" w:color="auto" w:sz="4"/>
+          <w:insideH w:val="single" w:color="auto" w:sz="4"/>
+          <w:insideV w:val="single" w:color="auto" w:sz="4"/>
+        </w:tblBorders>
+      </w:tblPr>
+      <w:tblGrid>
+        <w:gridCol w:w="100"/>
+        <w:gridCol w:w="100"/>
+        <w:gridCol w:w="100"/>
+      </w:tblGrid>
+      <w:tr>
+        <w:tc>
+          <w:tcPr>
+            <w:tcW w:type="pct" w:w="28%"/>
+            <w:shd w:fill="FADBD8" w:val="clear"/>
+            <w:tcMar>
+              <w:top w:type="dxa" w:w="80"/>
+              <w:left w:type="dxa" w:w="120"/>
+              <w:bottom w:type="dxa" w:w="80"/>
+              <w:right w:type="dxa" w:w="120"/>
+            </w:tcMar>
+            <w:vAlign w:val="center"/>
+          </w:tcPr>
+          <w:p>
+            <w:pPr>
+              <w:spacing w:after="60" w:before="60"/>
+              <w:jc w:val="center"/>
+            </w:pPr>
+            <w:r>
+              <w:rPr>
+                <w:rFonts w:ascii="Calibri" w:cs="Calibri" w:eastAsia="Calibri" w:hAnsi="Calibri"/>
+                <w:b/>
+                <w:bCs/>
+                <w:color w:val="1C1C1C"/>
+                <w:sz w:val="20"/>
+                <w:szCs w:val="20"/>
+              </w:rPr>
+              <w:t xml:space="preserve">Atributo</w:t>
+            </w:r>
+          </w:p>
+        </w:tc>
+        <w:tc>
+          <w:tcPr>
+            <w:tcW w:type="pct" w:w="36%"/>
+            <w:shd w:fill="FADBD8" w:val="clear"/>
+            <w:tcMar>
+              <w:top w:type="dxa" w:w="80"/>
+              <w:left w:type="dxa" w:w="120"/>
+              <w:bottom w:type="dxa" w:w="80"/>
+              <w:right w:type="dxa" w:w="120"/>
+            </w:tcMar>
+            <w:vAlign w:val="center"/>
+          </w:tcPr>
+          <w:p>
+            <w:pPr>
+              <w:spacing w:after="60" w:before="60"/>
+              <w:jc w:val="center"/>
+            </w:pPr>
+            <w:r>
+              <w:rPr>
+                <w:rFonts w:ascii="Calibri" w:cs="Calibri" w:eastAsia="Calibri" w:hAnsi="Calibri"/>
+                <w:b/>
+                <w:bCs/>
+                <w:color w:val="1C1C1C"/>
+                <w:sz w:val="20"/>
+                <w:szCs w:val="20"/>
+              </w:rPr>
+              <w:t xml:space="preserve">Antes</w:t>
+            </w:r>
+          </w:p>
+        </w:tc>
+        <w:tc>
+          <w:tcPr>
+            <w:tcW w:type="pct" w:w="36%"/>
+            <w:shd w:fill="FADBD8" w:val="clear"/>
+            <w:tcMar>
+              <w:top w:type="dxa" w:w="80"/>
+              <w:left w:type="dxa" w:w="120"/>
+              <w:bottom w:type="dxa" w:w="80"/>
+              <w:right w:type="dxa" w:w="120"/>
+            </w:tcMar>
+            <w:vAlign w:val="center"/>
+          </w:tcPr>
+          <w:p>
+            <w:pPr>
+              <w:spacing w:after="60" w:before="60"/>
+              <w:jc w:val="center"/>
+            </w:pPr>
+            <w:r>
+              <w:rPr>
+                <w:rFonts w:ascii="Calibri" w:cs="Calibri" w:eastAsia="Calibri" w:hAnsi="Calibri"/>
+                <w:b/>
+                <w:bCs/>
+                <w:color w:val="1C1C1C"/>
+                <w:sz w:val="20"/>
+                <w:szCs w:val="20"/>
+              </w:rPr>
+              <w:t xml:space="preserve">Despues</w:t>
+            </w:r>
+          </w:p>
+        </w:tc>
+      </w:tr>
+      <w:tr>
+        <w:tc>
+          <w:tcPr>
+            <w:tcW w:type="pct" w:w="28%"/>
+            <w:shd w:fill="F2F3F4" w:val="clear"/>
+            <w:tcMar>
+              <w:top w:type="dxa" w:w="80"/>
+              <w:left w:type="dxa" w:w="120"/>
+              <w:bottom w:type="dxa" w:w="80"/>
+              <w:right w:type="dxa" w:w="120"/>
+            </w:tcMar>
+            <w:vAlign w:val="center"/>
+          </w:tcPr>
+          <w:p>
+            <w:pPr>
+              <w:spacing w:after="60" w:before="60"/>
+              <w:jc w:val="center"/>
+            </w:pPr>
+            <w:r>
+              <w:rPr>
+                <w:rFonts w:ascii="Calibri" w:cs="Calibri" w:eastAsia="Calibri" w:hAnsi="Calibri"/>
+                <w:b w:val="false"/>
+                <w:bCs w:val="false"/>
+                <w:color w:val="1C1C1C"/>
+                <w:sz w:val="20"/>
+                <w:szCs w:val="20"/>
+              </w:rPr>
+              <w:t xml:space="preserve">motivo</w:t>
+            </w:r>
+          </w:p>
+        </w:tc>
+        <w:tc>
+          <w:tcPr>
+            <w:tcW w:type="pct" w:w="36%"/>
+            <w:shd w:fill="F2F3F4" w:val="clear"/>
+            <w:tcMar>
+              <w:top w:type="dxa" w:w="80"/>
+              <w:left w:type="dxa" w:w="120"/>
+              <w:bottom w:type="dxa" w:w="80"/>
+              <w:right w:type="dxa" w:w="120"/>
+            </w:tcMar>
+            <w:vAlign w:val="center"/>
+          </w:tcPr>
+          <w:p>
+            <w:pPr>
+              <w:spacing w:after="60" w:before="60"/>
+              <w:jc w:val="center"/>
+            </w:pPr>
+            <w:r>
+              <w:rPr>
+                <w:rFonts w:ascii="Calibri" w:cs="Calibri" w:eastAsia="Calibri" w:hAnsi="Calibri"/>
+                <w:b w:val="false"/>
+                <w:bCs w:val="false"/>
+                <w:color w:val="1C1C1C"/>
+                <w:sz w:val="20"/>
+                <w:szCs w:val="20"/>
+              </w:rPr>
+              <w:t xml:space="preserve">Venta mostrador</w:t>
+            </w:r>
+          </w:p>
+        </w:tc>
+        <w:tc>
+          <w:tcPr>
+            <w:tcW w:type="pct" w:w="36%"/>
+            <w:shd w:fill="F2F3F4" w:val="clear"/>
+            <w:tcMar>
+              <w:top w:type="dxa" w:w="80"/>
+              <w:left w:type="dxa" w:w="120"/>
+              <w:bottom w:type="dxa" w:w="80"/>
+              <w:right w:type="dxa" w:w="120"/>
+            </w:tcMar>
+            <w:vAlign w:val="center"/>
+          </w:tcPr>
+          <w:p>
+            <w:pPr>
+              <w:spacing w:after="60" w:before="60"/>
+              <w:jc w:val="center"/>
+            </w:pPr>
+            <w:r>
+              <w:rPr>
+                <w:rFonts w:ascii="Calibri" w:cs="Calibri" w:eastAsia="Calibri" w:hAnsi="Calibri"/>
+                <w:b w:val="false"/>
+                <w:bCs w:val="false"/>
+                <w:color w:val="1C1C1C"/>
+                <w:sz w:val="20"/>
+                <w:szCs w:val="20"/>
+              </w:rPr>
+              <w:t xml:space="preserve">Venta mostrador - corregida</w:t>
+            </w:r>
+          </w:p>
+        </w:tc>
+      </w:tr>
+      <w:tr>
+        <w:tc>
+          <w:tcPr>
+            <w:tcW w:type="pct" w:w="28%"/>
+            <w:shd w:fill="FFFFFF" w:val="clear"/>
+            <w:tcMar>
+              <w:top w:type="dxa" w:w="80"/>
+              <w:left w:type="dxa" w:w="120"/>
+              <w:bottom w:type="dxa" w:w="80"/>
+              <w:right w:type="dxa" w:w="120"/>
+            </w:tcMar>
+            <w:vAlign w:val="center"/>
+          </w:tcPr>
+          <w:p>
+            <w:pPr>
+              <w:spacing w:after="60" w:before="60"/>
+              <w:jc w:val="center"/>
+            </w:pPr>
+            <w:r>
+              <w:rPr>
+                <w:rFonts w:ascii="Calibri" w:cs="Calibri" w:eastAsia="Calibri" w:hAnsi="Calibri"/>
+                <w:b w:val="false"/>
+                <w:bCs w:val="false"/>
+                <w:color w:val="1C1C1C"/>
+                <w:sz w:val="20"/>
+                <w:szCs w:val="20"/>
+              </w:rPr>
+              <w:t xml:space="preserve">stock_despues</w:t>
+            </w:r>
+          </w:p>
+        </w:tc>
+        <w:tc>
+          <w:tcPr>
+            <w:tcW w:type="pct" w:w="36%"/>
+            <w:shd w:fill="FFFFFF" w:val="clear"/>
+            <w:tcMar>
+              <w:top w:type="dxa" w:w="80"/>
+              <w:left w:type="dxa" w:w="120"/>
+              <w:bottom w:type="dxa" w:w="80"/>
+              <w:right w:type="dxa" w:w="120"/>
+            </w:tcMar>
+            <w:vAlign w:val="center"/>
+          </w:tcPr>
+          <w:p>
+            <w:pPr>
+              <w:spacing w:after="60" w:before="60"/>
+              <w:jc w:val="center"/>
+            </w:pPr>
+            <w:r>
+              <w:rPr>
+                <w:rFonts w:ascii="Calibri" w:cs="Calibri" w:eastAsia="Calibri" w:hAnsi="Calibri"/>
+                <w:b w:val="false"/>
+                <w:bCs w:val="false"/>
+                <w:color w:val="1C1C1C"/>
+                <w:sz w:val="20"/>
+                <w:szCs w:val="20"/>
+              </w:rPr>
+              <w:t xml:space="preserve">68</w:t>
+            </w:r>
+          </w:p>
+        </w:tc>
+        <w:tc>
+          <w:tcPr>
+            <w:tcW w:type="pct" w:w="36%"/>
+            <w:shd w:fill="FFFFFF" w:val="clear"/>
+            <w:tcMar>
+              <w:top w:type="dxa" w:w="80"/>
+              <w:left w:type="dxa" w:w="120"/>
+              <w:bottom w:type="dxa" w:w="80"/>
+              <w:right w:type="dxa" w:w="120"/>
+            </w:tcMar>
+            <w:vAlign w:val="center"/>
+          </w:tcPr>
+          <w:p>
+            <w:pPr>
+              <w:spacing w:after="60" w:before="60"/>
+              <w:jc w:val="center"/>
+            </w:pPr>
+            <w:r>
+              <w:rPr>
+                <w:rFonts w:ascii="Calibri" w:cs="Calibri" w:eastAsia="Calibri" w:hAnsi="Calibri"/>
+                <w:b w:val="false"/>
+                <w:bCs w:val="false"/>
+                <w:color w:val="1C1C1C"/>
+                <w:sz w:val="20"/>
+                <w:szCs w:val="20"/>
+              </w:rPr>
+              <w:t xml:space="preserve">67</w:t>
+            </w:r>
+          </w:p>
+        </w:tc>
+      </w:tr>
+    </w:tbl>
     <w:p>
       <w:pPr>
         <w:spacing w:after="20" w:before="0"/>
@@ -5891,16 +5796,16 @@
           <w:sz w:val="22"/>
           <w:szCs w:val="22"/>
         </w:rPr>
-        <w:t xml:space="preserve">Captura C4-A - </w:t>
-      </w:r>
-      <w:r>
-        <w:rPr>
-          <w:rFonts w:ascii="Calibri" w:cs="Calibri" w:eastAsia="Calibri" w:hAnsi="Calibri"/>
-          <w:color w:val="1C1C1C"/>
-          <w:sz w:val="22"/>
-          <w:szCs w:val="22"/>
-        </w:rPr>
-        <w:t xml:space="preserve">GetItem ANTES: MOV-8815 existe (Merma por caducidad)</w:t>
+        <w:t xml:space="preserve">Captura C3-A - </w:t>
+      </w:r>
+      <w:r>
+        <w:rPr>
+          <w:rFonts w:ascii="Calibri" w:cs="Calibri" w:eastAsia="Calibri" w:hAnsi="Calibri"/>
+          <w:color w:val="1C1C1C"/>
+          <w:sz w:val="22"/>
+          <w:szCs w:val="22"/>
+        </w:rPr>
+        <w:t xml:space="preserve">Estado ANTES (motivo: Venta mostrador, stock_despues: 68)</w:t>
       </w:r>
     </w:p>
     <w:p>
@@ -5911,7 +5816,7 @@
       <w:r>
         <w:drawing>
           <wp:inline distT="0" distB="0" distL="0" distR="0">
-            <wp:extent cx="3419475" cy="6353175"/>
+            <wp:extent cx="4410075" cy="6248400"/>
             <wp:effectExtent t="0" r="0" b="0" l="0"/>
             <wp:docPr id="1" name="" descr="" title=""/>
             <wp:cNvGraphicFramePr>
@@ -5936,7 +5841,7 @@
                   <pic:spPr bwMode="auto">
                     <a:xfrm>
                       <a:off x="0" y="0"/>
-                      <a:ext cx="3419475" cy="6353175"/>
+                      <a:ext cx="4410075" cy="6248400"/>
                     </a:xfrm>
                     <a:prstGeom prst="rect">
                       <a:avLst/>
@@ -5977,16 +5882,16 @@
           <w:sz w:val="22"/>
           <w:szCs w:val="22"/>
         </w:rPr>
-        <w:t xml:space="preserve">Captura C4-B - </w:t>
-      </w:r>
-      <w:r>
-        <w:rPr>
-          <w:rFonts w:ascii="Calibri" w:cs="Calibri" w:eastAsia="Calibri" w:hAnsi="Calibri"/>
-          <w:color w:val="1C1C1C"/>
-          <w:sz w:val="22"/>
-          <w:szCs w:val="22"/>
-        </w:rPr>
-        <w:t xml:space="preserve">DeleteItem: atributos devueltos (ALL_OLD) - confirma que el item existia</w:t>
+        <w:t xml:space="preserve">Captura C3-B - </w:t>
+      </w:r>
+      <w:r>
+        <w:rPr>
+          <w:rFonts w:ascii="Calibri" w:cs="Calibri" w:eastAsia="Calibri" w:hAnsi="Calibri"/>
+          <w:color w:val="1C1C1C"/>
+          <w:sz w:val="22"/>
+          <w:szCs w:val="22"/>
+        </w:rPr>
+        <w:t xml:space="preserve">Estado DESPUES: motivo corregido, stock_despues=67</w:t>
       </w:r>
     </w:p>
     <w:p>
@@ -5997,7 +5902,7 @@
       <w:r>
         <w:drawing>
           <wp:inline distT="0" distB="0" distL="0" distR="0">
-            <wp:extent cx="3676650" cy="6305550"/>
+            <wp:extent cx="4238625" cy="6219825"/>
             <wp:effectExtent t="0" r="0" b="0" l="0"/>
             <wp:docPr id="1" name="" descr="" title=""/>
             <wp:cNvGraphicFramePr>
@@ -6022,7 +5927,7 @@
                   <pic:spPr bwMode="auto">
                     <a:xfrm>
                       <a:off x="0" y="0"/>
-                      <a:ext cx="3676650" cy="6305550"/>
+                      <a:ext cx="4238625" cy="6219825"/>
                     </a:xfrm>
                     <a:prstGeom prst="rect">
                       <a:avLst/>
@@ -6036,6 +5941,127 @@
       </w:r>
     </w:p>
     <w:p>
+      <w:r>
+        <w:br w:type="page"/>
+      </w:r>
+    </w:p>
+    <w:p>
+      <w:pPr>
+        <w:pStyle w:val="Heading1"/>
+        <w:pBdr>
+          <w:bottom w:val="single" w:color="C0392B" w:sz="3"/>
+        </w:pBdr>
+        <w:spacing w:after="100" w:before="200"/>
+      </w:pPr>
+      <w:r>
+        <w:rPr>
+          <w:rFonts w:ascii="Calibri" w:cs="Calibri" w:eastAsia="Calibri" w:hAnsi="Calibri"/>
+          <w:b/>
+          <w:bCs/>
+          <w:color w:val="C0392B"/>
+          <w:sz w:val="22"/>
+          <w:szCs w:val="22"/>
+        </w:rPr>
+        <w:t xml:space="preserve">7. Criterio 4 - Eliminar elemento (delete_item)</w:t>
+      </w:r>
+    </w:p>
+    <w:p>
+      <w:pPr>
+        <w:spacing w:after="80" w:before="0"/>
+        <w:jc w:val="both"/>
+      </w:pPr>
+      <w:r>
+        <w:rPr>
+          <w:rFonts w:ascii="Calibri" w:cs="Calibri" w:eastAsia="Calibri" w:hAnsi="Calibri"/>
+          <w:color w:val="1C1C1C"/>
+          <w:sz w:val="22"/>
+          <w:szCs w:val="22"/>
+        </w:rPr>
+        <w:t xml:space="preserve">Se ejecuto </w:t>
+      </w:r>
+      <w:r>
+        <w:rPr>
+          <w:rFonts w:ascii="Courier New" w:cs="Courier New" w:eastAsia="Courier New" w:hAnsi="Courier New"/>
+          <w:color w:val="2471A3"/>
+          <w:sz w:val="18"/>
+          <w:szCs w:val="18"/>
+        </w:rPr>
+        <w:t xml:space="preserve">evidencia-p07-c4-eliminar.sh</w:t>
+      </w:r>
+      <w:r>
+        <w:rPr>
+          <w:rFonts w:ascii="Calibri" w:cs="Calibri" w:eastAsia="Calibri" w:hAnsi="Calibri"/>
+          <w:color w:val="1C1C1C"/>
+          <w:sz w:val="22"/>
+          <w:szCs w:val="22"/>
+        </w:rPr>
+        <w:t xml:space="preserve">. El script: (1) verifica que MOV-8815 existe con </w:t>
+      </w:r>
+      <w:r>
+        <w:rPr>
+          <w:rFonts w:ascii="Courier New" w:cs="Courier New" w:eastAsia="Courier New" w:hAnsi="Courier New"/>
+          <w:color w:val="2471A3"/>
+          <w:sz w:val="18"/>
+          <w:szCs w:val="18"/>
+        </w:rPr>
+        <w:t xml:space="preserve">get-item</w:t>
+      </w:r>
+      <w:r>
+        <w:rPr>
+          <w:rFonts w:ascii="Calibri" w:cs="Calibri" w:eastAsia="Calibri" w:hAnsi="Calibri"/>
+          <w:color w:val="1C1C1C"/>
+          <w:sz w:val="22"/>
+          <w:szCs w:val="22"/>
+        </w:rPr>
+        <w:t xml:space="preserve">, (2) lo elimina con </w:t>
+      </w:r>
+      <w:r>
+        <w:rPr>
+          <w:rFonts w:ascii="Courier New" w:cs="Courier New" w:eastAsia="Courier New" w:hAnsi="Courier New"/>
+          <w:color w:val="2471A3"/>
+          <w:sz w:val="18"/>
+          <w:szCs w:val="18"/>
+        </w:rPr>
+        <w:t xml:space="preserve">--return-values ALL_OLD</w:t>
+      </w:r>
+      <w:r>
+        <w:rPr>
+          <w:rFonts w:ascii="Calibri" w:cs="Calibri" w:eastAsia="Calibri" w:hAnsi="Calibri"/>
+          <w:color w:val="1C1C1C"/>
+          <w:sz w:val="22"/>
+          <w:szCs w:val="22"/>
+        </w:rPr>
+        <w:t xml:space="preserve"> para devolver los atributos, </w:t>
+      </w:r>
+      <w:r>
+        <w:rPr>
+          <w:rFonts w:ascii="Calibri" w:cs="Calibri" w:eastAsia="Calibri" w:hAnsi="Calibri"/>
+          <w:color w:val="1C1C1C"/>
+          <w:sz w:val="22"/>
+          <w:szCs w:val="22"/>
+        </w:rPr>
+        <w:t xml:space="preserve">y (3) confirma la eliminacion con un segundo </w:t>
+      </w:r>
+      <w:r>
+        <w:rPr>
+          <w:rFonts w:ascii="Courier New" w:cs="Courier New" w:eastAsia="Courier New" w:hAnsi="Courier New"/>
+          <w:color w:val="2471A3"/>
+          <w:sz w:val="18"/>
+          <w:szCs w:val="18"/>
+        </w:rPr>
+        <w:t xml:space="preserve">get-item</w:t>
+      </w:r>
+      <w:r>
+        <w:rPr>
+          <w:rFonts w:ascii="Calibri" w:cs="Calibri" w:eastAsia="Calibri" w:hAnsi="Calibri"/>
+          <w:color w:val="1C1C1C"/>
+          <w:sz w:val="22"/>
+          <w:szCs w:val="22"/>
+        </w:rPr>
+        <w:t xml:space="preserve"> que debe devolver respuesta vacia.</w:t>
+      </w:r>
+    </w:p>
+    <w:p>
       <w:pPr>
         <w:spacing w:after="20" w:before="0"/>
       </w:pPr>
@@ -6063,16 +6089,16 @@
           <w:sz w:val="22"/>
           <w:szCs w:val="22"/>
         </w:rPr>
-        <w:t xml:space="preserve">Captura C4-C - </w:t>
-      </w:r>
-      <w:r>
-        <w:rPr>
-          <w:rFonts w:ascii="Calibri" w:cs="Calibri" w:eastAsia="Calibri" w:hAnsi="Calibri"/>
-          <w:color w:val="1C1C1C"/>
-          <w:sz w:val="22"/>
-          <w:szCs w:val="22"/>
-        </w:rPr>
-        <w:t xml:space="preserve">GetItem DESPUES: respuesta vacia - item eliminado confirmado</w:t>
+        <w:t xml:space="preserve">Captura C4-A - </w:t>
+      </w:r>
+      <w:r>
+        <w:rPr>
+          <w:rFonts w:ascii="Calibri" w:cs="Calibri" w:eastAsia="Calibri" w:hAnsi="Calibri"/>
+          <w:color w:val="1C1C1C"/>
+          <w:sz w:val="22"/>
+          <w:szCs w:val="22"/>
+        </w:rPr>
+        <w:t xml:space="preserve">GetItem ANTES: MOV-8815 existe (Merma por caducidad)</w:t>
       </w:r>
     </w:p>
     <w:p>
@@ -6083,7 +6109,7 @@
       <w:r>
         <w:drawing>
           <wp:inline distT="0" distB="0" distL="0" distR="0">
-            <wp:extent cx="4200525" cy="6324600"/>
+            <wp:extent cx="3419475" cy="6353175"/>
             <wp:effectExtent t="0" r="0" b="0" l="0"/>
             <wp:docPr id="1" name="" descr="" title=""/>
             <wp:cNvGraphicFramePr>
@@ -6108,7 +6134,7 @@
                   <pic:spPr bwMode="auto">
                     <a:xfrm>
                       <a:off x="0" y="0"/>
-                      <a:ext cx="4200525" cy="6324600"/>
+                      <a:ext cx="3419475" cy="6353175"/>
                     </a:xfrm>
                     <a:prstGeom prst="rect">
                       <a:avLst/>
@@ -6138,7 +6164,7 @@
     <w:p>
       <w:pPr>
         <w:spacing w:after="80" w:before="0"/>
-        <w:jc w:val="both"/>
+        <w:jc w:val="left"/>
       </w:pPr>
       <w:r>
         <w:rPr>
@@ -6149,1191 +6175,16 @@
           <w:sz w:val="22"/>
           <w:szCs w:val="22"/>
         </w:rPr>
-        <w:t xml:space="preserve">Por que ALL_OLD importa: </w:t>
-      </w:r>
-      <w:r>
-        <w:rPr>
-          <w:rFonts w:ascii="Calibri" w:cs="Calibri" w:eastAsia="Calibri" w:hAnsi="Calibri"/>
-          <w:color w:val="1C1C1C"/>
-          <w:sz w:val="22"/>
-          <w:szCs w:val="22"/>
-        </w:rPr>
-        <w:t xml:space="preserve">ReturnValues=ALL_OLD es la unica forma de confirmar que DynamoDB realmente borro el item correcto. </w:t>
-      </w:r>
-      <w:r>
-        <w:rPr>
-          <w:rFonts w:ascii="Calibri" w:cs="Calibri" w:eastAsia="Calibri" w:hAnsi="Calibri"/>
-          <w:color w:val="1C1C1C"/>
-          <w:sz w:val="22"/>
-          <w:szCs w:val="22"/>
-        </w:rPr>
-        <w:t xml:space="preserve">Sin el, el DeleteItem devuelve solo HTTP 200 sin datos — no hay forma de distinguir 'borre el item' de 'el item no existia'.</w:t>
-      </w:r>
-    </w:p>
-    <w:p>
-      <w:r>
-        <w:br w:type="page"/>
-      </w:r>
-    </w:p>
-    <w:p>
-      <w:pPr>
-        <w:pStyle w:val="Heading1"/>
-        <w:pBdr>
-          <w:bottom w:val="single" w:color="C0392B" w:sz="3"/>
-        </w:pBdr>
-        <w:spacing w:after="100" w:before="200"/>
-      </w:pPr>
-      <w:r>
-        <w:rPr>
-          <w:rFonts w:ascii="Calibri" w:cs="Calibri" w:eastAsia="Calibri" w:hAnsi="Calibri"/>
-          <w:b/>
-          <w:bCs/>
-          <w:color w:val="C0392B"/>
-          <w:sz w:val="22"/>
-          <w:szCs w:val="22"/>
-        </w:rPr>
-        <w:t xml:space="preserve">8. Consulta ineficiente - Scan sin clave de particion</w:t>
-      </w:r>
-    </w:p>
-    <w:p>
-      <w:pPr>
-        <w:spacing w:after="80" w:before="0"/>
-        <w:jc w:val="both"/>
-      </w:pPr>
-      <w:r>
-        <w:rPr>
-          <w:rFonts w:ascii="Calibri" w:cs="Calibri" w:eastAsia="Calibri" w:hAnsi="Calibri"/>
-          <w:color w:val="1C1C1C"/>
-          <w:sz w:val="22"/>
-          <w:szCs w:val="22"/>
-        </w:rPr>
-        <w:t xml:space="preserve">Se ejecuto </w:t>
-      </w:r>
-      <w:r>
-        <w:rPr>
-          <w:rFonts w:ascii="Courier New" w:cs="Courier New" w:eastAsia="Courier New" w:hAnsi="Courier New"/>
-          <w:color w:val="2471A3"/>
-          <w:sz w:val="18"/>
-          <w:szCs w:val="18"/>
-        </w:rPr>
-        <w:t xml:space="preserve">evidencia-p07-c5-scan-ineficiente.sh</w:t>
-      </w:r>
-      <w:r>
-        <w:rPr>
-          <w:rFonts w:ascii="Calibri" w:cs="Calibri" w:eastAsia="Calibri" w:hAnsi="Calibri"/>
-          <w:color w:val="1C1C1C"/>
-          <w:sz w:val="22"/>
-          <w:szCs w:val="22"/>
-        </w:rPr>
-        <w:t xml:space="preserve">. DynamoDB recorre </w:t>
-      </w:r>
-      <w:r>
-        <w:rPr>
-          <w:rFonts w:ascii="Calibri" w:cs="Calibri" w:eastAsia="Calibri" w:hAnsi="Calibri"/>
-          <w:b/>
-          <w:bCs/>
-          <w:color w:val="1C1C1C"/>
-          <w:sz w:val="22"/>
-          <w:szCs w:val="22"/>
-        </w:rPr>
-        <w:t xml:space="preserve">todos los elementos de la tabla</w:t>
-      </w:r>
-      <w:r>
-        <w:rPr>
-          <w:rFonts w:ascii="Calibri" w:cs="Calibri" w:eastAsia="Calibri" w:hAnsi="Calibri"/>
-          <w:color w:val="1C1C1C"/>
-          <w:sz w:val="22"/>
-          <w:szCs w:val="22"/>
-        </w:rPr>
-        <w:t xml:space="preserve"> sin importar cuantos coincidan con el filtro.</w:t>
-      </w:r>
-    </w:p>
-    <w:p>
-      <w:pPr>
-        <w:spacing w:after="20" w:before="0"/>
-      </w:pPr>
-      <w:r>
-        <w:rPr>
-          <w:rFonts w:ascii="Calibri" w:cs="Calibri" w:eastAsia="Calibri" w:hAnsi="Calibri"/>
-          <w:color w:val="1C1C1C"/>
-          <w:sz w:val="22"/>
-          <w:szCs w:val="22"/>
-        </w:rPr>
-        <w:t xml:space="preserve"/>
-      </w:r>
-    </w:p>
-    <w:p>
-      <w:pPr>
-        <w:pStyle w:val="Heading2"/>
-        <w:spacing w:after="60" w:before="160"/>
-      </w:pPr>
-      <w:r>
-        <w:rPr>
-          <w:rFonts w:ascii="Calibri" w:cs="Calibri" w:eastAsia="Calibri" w:hAnsi="Calibri"/>
-          <w:b/>
-          <w:bCs/>
-          <w:color w:val="1A5276"/>
-          <w:sz w:val="22"/>
-          <w:szCs w:val="22"/>
-        </w:rPr>
-        <w:t xml:space="preserve">Resultados del Scan (tabla real, 5 items)</w:t>
-      </w:r>
-    </w:p>
-    <w:tbl>
-      <w:tblPr>
-        <w:tblW w:type="pct" w:w="100%"/>
-        <w:tblBorders>
-          <w:top w:val="single" w:color="auto" w:sz="4"/>
-          <w:left w:val="single" w:color="auto" w:sz="4"/>
-          <w:bottom w:val="single" w:color="auto" w:sz="4"/>
-          <w:right w:val="single" w:color="auto" w:sz="4"/>
-          <w:insideH w:val="single" w:color="auto" w:sz="4"/>
-          <w:insideV w:val="single" w:color="auto" w:sz="4"/>
-        </w:tblBorders>
-      </w:tblPr>
-      <w:tblGrid>
-        <w:gridCol w:w="100"/>
-        <w:gridCol w:w="100"/>
-        <w:gridCol w:w="100"/>
-      </w:tblGrid>
-      <w:tr>
-        <w:tc>
-          <w:tcPr>
-            <w:tcW w:type="pct" w:w="26%"/>
-            <w:shd w:fill="FADBD8" w:val="clear"/>
-            <w:tcMar>
-              <w:top w:type="dxa" w:w="80"/>
-              <w:left w:type="dxa" w:w="120"/>
-              <w:bottom w:type="dxa" w:w="80"/>
-              <w:right w:type="dxa" w:w="120"/>
-            </w:tcMar>
-            <w:vAlign w:val="center"/>
-          </w:tcPr>
-          <w:p>
-            <w:pPr>
-              <w:spacing w:after="60" w:before="60"/>
-              <w:jc w:val="center"/>
-            </w:pPr>
-            <w:r>
-              <w:rPr>
-                <w:rFonts w:ascii="Calibri" w:cs="Calibri" w:eastAsia="Calibri" w:hAnsi="Calibri"/>
-                <w:b/>
-                <w:bCs/>
-                <w:color w:val="1C1C1C"/>
-                <w:sz w:val="20"/>
-                <w:szCs w:val="20"/>
-              </w:rPr>
-              <w:t xml:space="preserve">Metrica</w:t>
-            </w:r>
-          </w:p>
-        </w:tc>
-        <w:tc>
-          <w:tcPr>
-            <w:tcW w:type="pct" w:w="15%"/>
-            <w:shd w:fill="FADBD8" w:val="clear"/>
-            <w:tcMar>
-              <w:top w:type="dxa" w:w="80"/>
-              <w:left w:type="dxa" w:w="120"/>
-              <w:bottom w:type="dxa" w:w="80"/>
-              <w:right w:type="dxa" w:w="120"/>
-            </w:tcMar>
-            <w:vAlign w:val="center"/>
-          </w:tcPr>
-          <w:p>
-            <w:pPr>
-              <w:spacing w:after="60" w:before="60"/>
-              <w:jc w:val="center"/>
-            </w:pPr>
-            <w:r>
-              <w:rPr>
-                <w:rFonts w:ascii="Calibri" w:cs="Calibri" w:eastAsia="Calibri" w:hAnsi="Calibri"/>
-                <w:b/>
-                <w:bCs/>
-                <w:color w:val="1C1C1C"/>
-                <w:sz w:val="20"/>
-                <w:szCs w:val="20"/>
-              </w:rPr>
-              <w:t xml:space="preserve">Valor</w:t>
-            </w:r>
-          </w:p>
-        </w:tc>
-        <w:tc>
-          <w:tcPr>
-            <w:tcW w:type="pct" w:w="59%"/>
-            <w:shd w:fill="FADBD8" w:val="clear"/>
-            <w:tcMar>
-              <w:top w:type="dxa" w:w="80"/>
-              <w:left w:type="dxa" w:w="120"/>
-              <w:bottom w:type="dxa" w:w="80"/>
-              <w:right w:type="dxa" w:w="120"/>
-            </w:tcMar>
-            <w:vAlign w:val="center"/>
-          </w:tcPr>
-          <w:p>
-            <w:pPr>
-              <w:spacing w:after="60" w:before="60"/>
-              <w:jc w:val="center"/>
-            </w:pPr>
-            <w:r>
-              <w:rPr>
-                <w:rFonts w:ascii="Calibri" w:cs="Calibri" w:eastAsia="Calibri" w:hAnsi="Calibri"/>
-                <w:b/>
-                <w:bCs/>
-                <w:color w:val="1C1C1C"/>
-                <w:sz w:val="20"/>
-                <w:szCs w:val="20"/>
-              </w:rPr>
-              <w:t xml:space="preserve">Interpretacion</w:t>
-            </w:r>
-          </w:p>
-        </w:tc>
-      </w:tr>
-      <w:tr>
-        <w:tc>
-          <w:tcPr>
-            <w:tcW w:type="pct" w:w="26%"/>
-            <w:shd w:fill="F2F3F4" w:val="clear"/>
-            <w:tcMar>
-              <w:top w:type="dxa" w:w="80"/>
-              <w:left w:type="dxa" w:w="120"/>
-              <w:bottom w:type="dxa" w:w="80"/>
-              <w:right w:type="dxa" w:w="120"/>
-            </w:tcMar>
-            <w:vAlign w:val="center"/>
-          </w:tcPr>
-          <w:p>
-            <w:pPr>
-              <w:spacing w:after="60" w:before="60"/>
-              <w:jc w:val="center"/>
-            </w:pPr>
-            <w:r>
-              <w:rPr>
-                <w:rFonts w:ascii="Calibri" w:cs="Calibri" w:eastAsia="Calibri" w:hAnsi="Calibri"/>
-                <w:b w:val="false"/>
-                <w:bCs w:val="false"/>
-                <w:color w:val="1C1C1C"/>
-                <w:sz w:val="20"/>
-                <w:szCs w:val="20"/>
-              </w:rPr>
-              <w:t xml:space="preserve">Items devueltos</w:t>
-            </w:r>
-          </w:p>
-        </w:tc>
-        <w:tc>
-          <w:tcPr>
-            <w:tcW w:type="pct" w:w="15%"/>
-            <w:shd w:fill="F2F3F4" w:val="clear"/>
-            <w:tcMar>
-              <w:top w:type="dxa" w:w="80"/>
-              <w:left w:type="dxa" w:w="120"/>
-              <w:bottom w:type="dxa" w:w="80"/>
-              <w:right w:type="dxa" w:w="120"/>
-            </w:tcMar>
-            <w:vAlign w:val="center"/>
-          </w:tcPr>
-          <w:p>
-            <w:pPr>
-              <w:spacing w:after="60" w:before="60"/>
-              <w:jc w:val="center"/>
-            </w:pPr>
-            <w:r>
-              <w:rPr>
-                <w:rFonts w:ascii="Calibri" w:cs="Calibri" w:eastAsia="Calibri" w:hAnsi="Calibri"/>
-                <w:b w:val="false"/>
-                <w:bCs w:val="false"/>
-                <w:color w:val="1C1C1C"/>
-                <w:sz w:val="20"/>
-                <w:szCs w:val="20"/>
-              </w:rPr>
-              <w:t xml:space="preserve">1</w:t>
-            </w:r>
-          </w:p>
-        </w:tc>
-        <w:tc>
-          <w:tcPr>
-            <w:tcW w:type="pct" w:w="59%"/>
-            <w:shd w:fill="F2F3F4" w:val="clear"/>
-            <w:tcMar>
-              <w:top w:type="dxa" w:w="80"/>
-              <w:left w:type="dxa" w:w="120"/>
-              <w:bottom w:type="dxa" w:w="80"/>
-              <w:right w:type="dxa" w:w="120"/>
-            </w:tcMar>
-            <w:vAlign w:val="center"/>
-          </w:tcPr>
-          <w:p>
-            <w:pPr>
-              <w:spacing w:after="60" w:before="60"/>
-              <w:jc w:val="center"/>
-            </w:pPr>
-            <w:r>
-              <w:rPr>
-                <w:rFonts w:ascii="Calibri" w:cs="Calibri" w:eastAsia="Calibri" w:hAnsi="Calibri"/>
-                <w:b w:val="false"/>
-                <w:bCs w:val="false"/>
-                <w:color w:val="1C1C1C"/>
-                <w:sz w:val="20"/>
-                <w:szCs w:val="20"/>
-              </w:rPr>
-              <w:t xml:space="preserve">Solo MOV-8810 es tipo=salida (despues del DELETE de MOV-8815)</w:t>
-            </w:r>
-          </w:p>
-        </w:tc>
-      </w:tr>
-      <w:tr>
-        <w:tc>
-          <w:tcPr>
-            <w:tcW w:type="pct" w:w="26%"/>
-            <w:shd w:fill="FFFFFF" w:val="clear"/>
-            <w:tcMar>
-              <w:top w:type="dxa" w:w="80"/>
-              <w:left w:type="dxa" w:w="120"/>
-              <w:bottom w:type="dxa" w:w="80"/>
-              <w:right w:type="dxa" w:w="120"/>
-            </w:tcMar>
-            <w:vAlign w:val="center"/>
-          </w:tcPr>
-          <w:p>
-            <w:pPr>
-              <w:spacing w:after="60" w:before="60"/>
-              <w:jc w:val="center"/>
-            </w:pPr>
-            <w:r>
-              <w:rPr>
-                <w:rFonts w:ascii="Calibri" w:cs="Calibri" w:eastAsia="Calibri" w:hAnsi="Calibri"/>
-                <w:b w:val="false"/>
-                <w:bCs w:val="false"/>
-                <w:color w:val="1C1C1C"/>
-                <w:sz w:val="20"/>
-                <w:szCs w:val="20"/>
-              </w:rPr>
-              <w:t xml:space="preserve">Items escaneados</w:t>
-            </w:r>
-          </w:p>
-        </w:tc>
-        <w:tc>
-          <w:tcPr>
-            <w:tcW w:type="pct" w:w="15%"/>
-            <w:shd w:fill="FFFFFF" w:val="clear"/>
-            <w:tcMar>
-              <w:top w:type="dxa" w:w="80"/>
-              <w:left w:type="dxa" w:w="120"/>
-              <w:bottom w:type="dxa" w:w="80"/>
-              <w:right w:type="dxa" w:w="120"/>
-            </w:tcMar>
-            <w:vAlign w:val="center"/>
-          </w:tcPr>
-          <w:p>
-            <w:pPr>
-              <w:spacing w:after="60" w:before="60"/>
-              <w:jc w:val="center"/>
-            </w:pPr>
-            <w:r>
-              <w:rPr>
-                <w:rFonts w:ascii="Calibri" w:cs="Calibri" w:eastAsia="Calibri" w:hAnsi="Calibri"/>
-                <w:b w:val="false"/>
-                <w:bCs w:val="false"/>
-                <w:color w:val="1C1C1C"/>
-                <w:sz w:val="20"/>
-                <w:szCs w:val="20"/>
-              </w:rPr>
-              <w:t xml:space="preserve">2</w:t>
-            </w:r>
-          </w:p>
-        </w:tc>
-        <w:tc>
-          <w:tcPr>
-            <w:tcW w:type="pct" w:w="59%"/>
-            <w:shd w:fill="FFFFFF" w:val="clear"/>
-            <w:tcMar>
-              <w:top w:type="dxa" w:w="80"/>
-              <w:left w:type="dxa" w:w="120"/>
-              <w:bottom w:type="dxa" w:w="80"/>
-              <w:right w:type="dxa" w:w="120"/>
-            </w:tcMar>
-            <w:vAlign w:val="center"/>
-          </w:tcPr>
-          <w:p>
-            <w:pPr>
-              <w:spacing w:after="60" w:before="60"/>
-              <w:jc w:val="center"/>
-            </w:pPr>
-            <w:r>
-              <w:rPr>
-                <w:rFonts w:ascii="Calibri" w:cs="Calibri" w:eastAsia="Calibri" w:hAnsi="Calibri"/>
-                <w:b w:val="false"/>
-                <w:bCs w:val="false"/>
-                <w:color w:val="1C1C1C"/>
-                <w:sz w:val="20"/>
-                <w:szCs w:val="20"/>
-              </w:rPr>
-              <w:t xml:space="preserve">Recorrio TODOS los items de la tabla sin importar el filtro</w:t>
-            </w:r>
-          </w:p>
-        </w:tc>
-      </w:tr>
-      <w:tr>
-        <w:tc>
-          <w:tcPr>
-            <w:tcW w:type="pct" w:w="26%"/>
-            <w:shd w:fill="F2F3F4" w:val="clear"/>
-            <w:tcMar>
-              <w:top w:type="dxa" w:w="80"/>
-              <w:left w:type="dxa" w:w="120"/>
-              <w:bottom w:type="dxa" w:w="80"/>
-              <w:right w:type="dxa" w:w="120"/>
-            </w:tcMar>
-            <w:vAlign w:val="center"/>
-          </w:tcPr>
-          <w:p>
-            <w:pPr>
-              <w:spacing w:after="60" w:before="60"/>
-              <w:jc w:val="center"/>
-            </w:pPr>
-            <w:r>
-              <w:rPr>
-                <w:rFonts w:ascii="Calibri" w:cs="Calibri" w:eastAsia="Calibri" w:hAnsi="Calibri"/>
-                <w:b w:val="false"/>
-                <w:bCs w:val="false"/>
-                <w:color w:val="1C1C1C"/>
-                <w:sz w:val="20"/>
-                <w:szCs w:val="20"/>
-              </w:rPr>
-              <w:t xml:space="preserve">Capacidad usada</w:t>
-            </w:r>
-          </w:p>
-        </w:tc>
-        <w:tc>
-          <w:tcPr>
-            <w:tcW w:type="pct" w:w="15%"/>
-            <w:shd w:fill="F2F3F4" w:val="clear"/>
-            <w:tcMar>
-              <w:top w:type="dxa" w:w="80"/>
-              <w:left w:type="dxa" w:w="120"/>
-              <w:bottom w:type="dxa" w:w="80"/>
-              <w:right w:type="dxa" w:w="120"/>
-            </w:tcMar>
-            <w:vAlign w:val="center"/>
-          </w:tcPr>
-          <w:p>
-            <w:pPr>
-              <w:spacing w:after="60" w:before="60"/>
-              <w:jc w:val="center"/>
-            </w:pPr>
-            <w:r>
-              <w:rPr>
-                <w:rFonts w:ascii="Calibri" w:cs="Calibri" w:eastAsia="Calibri" w:hAnsi="Calibri"/>
-                <w:b w:val="false"/>
-                <w:bCs w:val="false"/>
-                <w:color w:val="1C1C1C"/>
-                <w:sz w:val="20"/>
-                <w:szCs w:val="20"/>
-              </w:rPr>
-              <w:t xml:space="preserve">2.0 RCUs</w:t>
-            </w:r>
-          </w:p>
-        </w:tc>
-        <w:tc>
-          <w:tcPr>
-            <w:tcW w:type="pct" w:w="59%"/>
-            <w:shd w:fill="F2F3F4" w:val="clear"/>
-            <w:tcMar>
-              <w:top w:type="dxa" w:w="80"/>
-              <w:left w:type="dxa" w:w="120"/>
-              <w:bottom w:type="dxa" w:w="80"/>
-              <w:right w:type="dxa" w:w="120"/>
-            </w:tcMar>
-            <w:vAlign w:val="center"/>
-          </w:tcPr>
-          <w:p>
-            <w:pPr>
-              <w:spacing w:after="60" w:before="60"/>
-              <w:jc w:val="center"/>
-            </w:pPr>
-            <w:r>
-              <w:rPr>
-                <w:rFonts w:ascii="Calibri" w:cs="Calibri" w:eastAsia="Calibri" w:hAnsi="Calibri"/>
-                <w:b w:val="false"/>
-                <w:bCs w:val="false"/>
-                <w:color w:val="1C1C1C"/>
-                <w:sz w:val="20"/>
-                <w:szCs w:val="20"/>
-              </w:rPr>
-              <w:t xml:space="preserve">Eventually consistent: 1 RCU por cada 4 KB leidos (0.5 RCU x 4 KB = 2 RCU)</w:t>
-            </w:r>
-          </w:p>
-        </w:tc>
-      </w:tr>
-    </w:tbl>
-    <w:p>
-      <w:pPr>
-        <w:spacing w:after="20" w:before="0"/>
-      </w:pPr>
-      <w:r>
-        <w:rPr>
-          <w:rFonts w:ascii="Calibri" w:cs="Calibri" w:eastAsia="Calibri" w:hAnsi="Calibri"/>
-          <w:color w:val="1C1C1C"/>
-          <w:sz w:val="22"/>
-          <w:szCs w:val="22"/>
-        </w:rPr>
-        <w:t xml:space="preserve"/>
-      </w:r>
-    </w:p>
-    <w:p>
-      <w:pPr>
-        <w:pStyle w:val="Heading2"/>
-        <w:spacing w:after="60" w:before="160"/>
-      </w:pPr>
-      <w:r>
-        <w:rPr>
-          <w:rFonts w:ascii="Calibri" w:cs="Calibri" w:eastAsia="Calibri" w:hAnsi="Calibri"/>
-          <w:b/>
-          <w:bCs/>
-          <w:color w:val="1A5276"/>
-          <w:sz w:val="22"/>
-          <w:szCs w:val="22"/>
-        </w:rPr>
-        <w:t xml:space="preserve">Calculo de costo a escala — supuesto declarado</w:t>
-      </w:r>
-    </w:p>
-    <w:p>
-      <w:pPr>
-        <w:spacing w:after="80" w:before="0"/>
-        <w:jc w:val="both"/>
-      </w:pPr>
-      <w:r>
-        <w:rPr>
-          <w:rFonts w:ascii="Calibri" w:cs="Calibri" w:eastAsia="Calibri" w:hAnsi="Calibri"/>
-          <w:b/>
-          <w:bCs/>
-          <w:color w:val="1C1C1C"/>
-          <w:sz w:val="22"/>
-          <w:szCs w:val="22"/>
-        </w:rPr>
-        <w:t xml:space="preserve">Supuesto: </w:t>
-      </w:r>
-      <w:r>
-        <w:rPr>
-          <w:rFonts w:ascii="Calibri" w:cs="Calibri" w:eastAsia="Calibri" w:hAnsi="Calibri"/>
-          <w:color w:val="1C1C1C"/>
-          <w:sz w:val="22"/>
-          <w:szCs w:val="22"/>
-        </w:rPr>
-        <w:t xml:space="preserve">item promedio = 200 B (8 atributos × ~25 B cada uno, sin atributos de texto largo).</w:t>
-      </w:r>
-    </w:p>
-    <w:p>
-      <w:pPr>
-        <w:spacing w:after="80" w:before="0"/>
-        <w:jc w:val="both"/>
-      </w:pPr>
-      <w:r>
-        <w:rPr>
-          <w:rFonts w:ascii="Calibri" w:cs="Calibri" w:eastAsia="Calibri" w:hAnsi="Calibri"/>
-          <w:b/>
-          <w:bCs/>
-          <w:color w:val="1C1C1C"/>
-          <w:sz w:val="22"/>
-          <w:szCs w:val="22"/>
-        </w:rPr>
-        <w:t xml:space="preserve">Precio on-demand us-east-1: </w:t>
-      </w:r>
-      <w:r>
-        <w:rPr>
-          <w:rFonts w:ascii="Calibri" w:cs="Calibri" w:eastAsia="Calibri" w:hAnsi="Calibri"/>
-          <w:color w:val="1C1C1C"/>
-          <w:sz w:val="22"/>
-          <w:szCs w:val="22"/>
-        </w:rPr>
-        <w:t xml:space="preserve">$0.25 USD por millon de RCUs (eventually consistent: 0.5 RCU por cada 4 KB leidos).</w:t>
-      </w:r>
-    </w:p>
-    <w:p>
-      <w:pPr>
-        <w:spacing w:after="20" w:before="0"/>
-      </w:pPr>
-      <w:r>
-        <w:rPr>
-          <w:rFonts w:ascii="Calibri" w:cs="Calibri" w:eastAsia="Calibri" w:hAnsi="Calibri"/>
-          <w:color w:val="1C1C1C"/>
-          <w:sz w:val="22"/>
-          <w:szCs w:val="22"/>
-        </w:rPr>
-        <w:t xml:space="preserve"/>
-      </w:r>
-    </w:p>
-    <w:tbl>
-      <w:tblPr>
-        <w:tblW w:type="pct" w:w="100%"/>
-        <w:tblBorders>
-          <w:top w:val="single" w:color="auto" w:sz="4"/>
-          <w:left w:val="single" w:color="auto" w:sz="4"/>
-          <w:bottom w:val="single" w:color="auto" w:sz="4"/>
-          <w:right w:val="single" w:color="auto" w:sz="4"/>
-          <w:insideH w:val="single" w:color="auto" w:sz="4"/>
-          <w:insideV w:val="single" w:color="auto" w:sz="4"/>
-        </w:tblBorders>
-      </w:tblPr>
-      <w:tblGrid>
-        <w:gridCol w:w="100"/>
-        <w:gridCol w:w="100"/>
-        <w:gridCol w:w="100"/>
-        <w:gridCol w:w="100"/>
-        <w:gridCol w:w="100"/>
-      </w:tblGrid>
-      <w:tr>
-        <w:tc>
-          <w:tcPr>
-            <w:tcW w:type="pct" w:w="18%"/>
-            <w:shd w:fill="FADBD8" w:val="clear"/>
-            <w:tcMar>
-              <w:top w:type="dxa" w:w="80"/>
-              <w:left w:type="dxa" w:w="120"/>
-              <w:bottom w:type="dxa" w:w="80"/>
-              <w:right w:type="dxa" w:w="120"/>
-            </w:tcMar>
-            <w:vAlign w:val="center"/>
-          </w:tcPr>
-          <w:p>
-            <w:pPr>
-              <w:spacing w:after="60" w:before="60"/>
-              <w:jc w:val="center"/>
-            </w:pPr>
-            <w:r>
-              <w:rPr>
-                <w:rFonts w:ascii="Calibri" w:cs="Calibri" w:eastAsia="Calibri" w:hAnsi="Calibri"/>
-                <w:b/>
-                <w:bCs/>
-                <w:color w:val="1C1C1C"/>
-                <w:sz w:val="20"/>
-                <w:szCs w:val="20"/>
-              </w:rPr>
-              <w:t xml:space="preserve">Operacion</w:t>
-            </w:r>
-          </w:p>
-        </w:tc>
-        <w:tc>
-          <w:tcPr>
-            <w:tcW w:type="pct" w:w="18%"/>
-            <w:shd w:fill="FADBD8" w:val="clear"/>
-            <w:tcMar>
-              <w:top w:type="dxa" w:w="80"/>
-              <w:left w:type="dxa" w:w="120"/>
-              <w:bottom w:type="dxa" w:w="80"/>
-              <w:right w:type="dxa" w:w="120"/>
-            </w:tcMar>
-            <w:vAlign w:val="center"/>
-          </w:tcPr>
-          <w:p>
-            <w:pPr>
-              <w:spacing w:after="60" w:before="60"/>
-              <w:jc w:val="center"/>
-            </w:pPr>
-            <w:r>
-              <w:rPr>
-                <w:rFonts w:ascii="Calibri" w:cs="Calibri" w:eastAsia="Calibri" w:hAnsi="Calibri"/>
-                <w:b/>
-                <w:bCs/>
-                <w:color w:val="1C1C1C"/>
-                <w:sz w:val="20"/>
-                <w:szCs w:val="20"/>
-              </w:rPr>
-              <w:t xml:space="preserve">Items / datos leidos</w:t>
-            </w:r>
-          </w:p>
-        </w:tc>
-        <w:tc>
-          <w:tcPr>
-            <w:tcW w:type="pct" w:w="27%"/>
-            <w:shd w:fill="FADBD8" w:val="clear"/>
-            <w:tcMar>
-              <w:top w:type="dxa" w:w="80"/>
-              <w:left w:type="dxa" w:w="120"/>
-              <w:bottom w:type="dxa" w:w="80"/>
-              <w:right w:type="dxa" w:w="120"/>
-            </w:tcMar>
-            <w:vAlign w:val="center"/>
-          </w:tcPr>
-          <w:p>
-            <w:pPr>
-              <w:spacing w:after="60" w:before="60"/>
-              <w:jc w:val="center"/>
-            </w:pPr>
-            <w:r>
-              <w:rPr>
-                <w:rFonts w:ascii="Calibri" w:cs="Calibri" w:eastAsia="Calibri" w:hAnsi="Calibri"/>
-                <w:b/>
-                <w:bCs/>
-                <w:color w:val="1C1C1C"/>
-                <w:sz w:val="20"/>
-                <w:szCs w:val="20"/>
-              </w:rPr>
-              <w:t xml:space="preserve">RCUs consumidas</w:t>
-            </w:r>
-          </w:p>
-        </w:tc>
-        <w:tc>
-          <w:tcPr>
-            <w:tcW w:type="pct" w:w="18%"/>
-            <w:shd w:fill="FADBD8" w:val="clear"/>
-            <w:tcMar>
-              <w:top w:type="dxa" w:w="80"/>
-              <w:left w:type="dxa" w:w="120"/>
-              <w:bottom w:type="dxa" w:w="80"/>
-              <w:right w:type="dxa" w:w="120"/>
-            </w:tcMar>
-            <w:vAlign w:val="center"/>
-          </w:tcPr>
-          <w:p>
-            <w:pPr>
-              <w:spacing w:after="60" w:before="60"/>
-              <w:jc w:val="center"/>
-            </w:pPr>
-            <w:r>
-              <w:rPr>
-                <w:rFonts w:ascii="Calibri" w:cs="Calibri" w:eastAsia="Calibri" w:hAnsi="Calibri"/>
-                <w:b/>
-                <w:bCs/>
-                <w:color w:val="1C1C1C"/>
-                <w:sz w:val="20"/>
-                <w:szCs w:val="20"/>
-              </w:rPr>
-              <w:t xml:space="preserve">Costo/ejecucion</w:t>
-            </w:r>
-          </w:p>
-        </w:tc>
-        <w:tc>
-          <w:tcPr>
-            <w:tcW w:type="pct" w:w="19%"/>
-            <w:shd w:fill="FADBD8" w:val="clear"/>
-            <w:tcMar>
-              <w:top w:type="dxa" w:w="80"/>
-              <w:left w:type="dxa" w:w="120"/>
-              <w:bottom w:type="dxa" w:w="80"/>
-              <w:right w:type="dxa" w:w="120"/>
-            </w:tcMar>
-            <w:vAlign w:val="center"/>
-          </w:tcPr>
-          <w:p>
-            <w:pPr>
-              <w:spacing w:after="60" w:before="60"/>
-              <w:jc w:val="center"/>
-            </w:pPr>
-            <w:r>
-              <w:rPr>
-                <w:rFonts w:ascii="Calibri" w:cs="Calibri" w:eastAsia="Calibri" w:hAnsi="Calibri"/>
-                <w:b/>
-                <w:bCs/>
-                <w:color w:val="1C1C1C"/>
-                <w:sz w:val="20"/>
-                <w:szCs w:val="20"/>
-              </w:rPr>
-              <w:t xml:space="preserve">Si corre c/min (30 dias)</w:t>
-            </w:r>
-          </w:p>
-        </w:tc>
-      </w:tr>
-      <w:tr>
-        <w:tc>
-          <w:tcPr>
-            <w:tcW w:type="pct" w:w="18%"/>
-            <w:shd w:fill="F2F3F4" w:val="clear"/>
-            <w:tcMar>
-              <w:top w:type="dxa" w:w="80"/>
-              <w:left w:type="dxa" w:w="120"/>
-              <w:bottom w:type="dxa" w:w="80"/>
-              <w:right w:type="dxa" w:w="120"/>
-            </w:tcMar>
-            <w:vAlign w:val="center"/>
-          </w:tcPr>
-          <w:p>
-            <w:pPr>
-              <w:spacing w:after="60" w:before="60"/>
-              <w:jc w:val="center"/>
-            </w:pPr>
-            <w:r>
-              <w:rPr>
-                <w:rFonts w:ascii="Calibri" w:cs="Calibri" w:eastAsia="Calibri" w:hAnsi="Calibri"/>
-                <w:b w:val="false"/>
-                <w:bCs w:val="false"/>
-                <w:color w:val="1C1C1C"/>
-                <w:sz w:val="20"/>
-                <w:szCs w:val="20"/>
-              </w:rPr>
-              <w:t xml:space="preserve">Scan - 1M items x 200B</w:t>
-            </w:r>
-          </w:p>
-        </w:tc>
-        <w:tc>
-          <w:tcPr>
-            <w:tcW w:type="pct" w:w="18%"/>
-            <w:shd w:fill="F2F3F4" w:val="clear"/>
-            <w:tcMar>
-              <w:top w:type="dxa" w:w="80"/>
-              <w:left w:type="dxa" w:w="120"/>
-              <w:bottom w:type="dxa" w:w="80"/>
-              <w:right w:type="dxa" w:w="120"/>
-            </w:tcMar>
-            <w:vAlign w:val="center"/>
-          </w:tcPr>
-          <w:p>
-            <w:pPr>
-              <w:spacing w:after="60" w:before="60"/>
-              <w:jc w:val="center"/>
-            </w:pPr>
-            <w:r>
-              <w:rPr>
-                <w:rFonts w:ascii="Calibri" w:cs="Calibri" w:eastAsia="Calibri" w:hAnsi="Calibri"/>
-                <w:b w:val="false"/>
-                <w:bCs w:val="false"/>
-                <w:color w:val="1C1C1C"/>
-                <w:sz w:val="20"/>
-                <w:szCs w:val="20"/>
-              </w:rPr>
-              <w:t xml:space="preserve">200 MB totales</w:t>
-            </w:r>
-          </w:p>
-        </w:tc>
-        <w:tc>
-          <w:tcPr>
-            <w:tcW w:type="pct" w:w="27%"/>
-            <w:shd w:fill="F2F3F4" w:val="clear"/>
-            <w:tcMar>
-              <w:top w:type="dxa" w:w="80"/>
-              <w:left w:type="dxa" w:w="120"/>
-              <w:bottom w:type="dxa" w:w="80"/>
-              <w:right w:type="dxa" w:w="120"/>
-            </w:tcMar>
-            <w:vAlign w:val="center"/>
-          </w:tcPr>
-          <w:p>
-            <w:pPr>
-              <w:spacing w:after="60" w:before="60"/>
-              <w:jc w:val="center"/>
-            </w:pPr>
-            <w:r>
-              <w:rPr>
-                <w:rFonts w:ascii="Calibri" w:cs="Calibri" w:eastAsia="Calibri" w:hAnsi="Calibri"/>
-                <w:b w:val="false"/>
-                <w:bCs w:val="false"/>
-                <w:color w:val="1C1C1C"/>
-                <w:sz w:val="20"/>
-                <w:szCs w:val="20"/>
-              </w:rPr>
-              <w:t xml:space="preserve">ceil(200MB/4KB) x 0.5 = 24,415 RCUs</w:t>
-            </w:r>
-          </w:p>
-        </w:tc>
-        <w:tc>
-          <w:tcPr>
-            <w:tcW w:type="pct" w:w="18%"/>
-            <w:shd w:fill="F2F3F4" w:val="clear"/>
-            <w:tcMar>
-              <w:top w:type="dxa" w:w="80"/>
-              <w:left w:type="dxa" w:w="120"/>
-              <w:bottom w:type="dxa" w:w="80"/>
-              <w:right w:type="dxa" w:w="120"/>
-            </w:tcMar>
-            <w:vAlign w:val="center"/>
-          </w:tcPr>
-          <w:p>
-            <w:pPr>
-              <w:spacing w:after="60" w:before="60"/>
-              <w:jc w:val="center"/>
-            </w:pPr>
-            <w:r>
-              <w:rPr>
-                <w:rFonts w:ascii="Calibri" w:cs="Calibri" w:eastAsia="Calibri" w:hAnsi="Calibri"/>
-                <w:b w:val="false"/>
-                <w:bCs w:val="false"/>
-                <w:color w:val="1C1C1C"/>
-                <w:sz w:val="20"/>
-                <w:szCs w:val="20"/>
-              </w:rPr>
-              <w:t xml:space="preserve">$0.0061 USD</w:t>
-            </w:r>
-          </w:p>
-        </w:tc>
-        <w:tc>
-          <w:tcPr>
-            <w:tcW w:type="pct" w:w="19%"/>
-            <w:shd w:fill="F2F3F4" w:val="clear"/>
-            <w:tcMar>
-              <w:top w:type="dxa" w:w="80"/>
-              <w:left w:type="dxa" w:w="120"/>
-              <w:bottom w:type="dxa" w:w="80"/>
-              <w:right w:type="dxa" w:w="120"/>
-            </w:tcMar>
-            <w:vAlign w:val="center"/>
-          </w:tcPr>
-          <w:p>
-            <w:pPr>
-              <w:spacing w:after="60" w:before="60"/>
-              <w:jc w:val="center"/>
-            </w:pPr>
-            <w:r>
-              <w:rPr>
-                <w:rFonts w:ascii="Calibri" w:cs="Calibri" w:eastAsia="Calibri" w:hAnsi="Calibri"/>
-                <w:b w:val="false"/>
-                <w:bCs w:val="false"/>
-                <w:color w:val="1C1C1C"/>
-                <w:sz w:val="20"/>
-                <w:szCs w:val="20"/>
-              </w:rPr>
-              <w:t xml:space="preserve">~$263 USD/mes</w:t>
-            </w:r>
-          </w:p>
-        </w:tc>
-      </w:tr>
-      <w:tr>
-        <w:tc>
-          <w:tcPr>
-            <w:tcW w:type="pct" w:w="18%"/>
-            <w:shd w:fill="FFFFFF" w:val="clear"/>
-            <w:tcMar>
-              <w:top w:type="dxa" w:w="80"/>
-              <w:left w:type="dxa" w:w="120"/>
-              <w:bottom w:type="dxa" w:w="80"/>
-              <w:right w:type="dxa" w:w="120"/>
-            </w:tcMar>
-            <w:vAlign w:val="center"/>
-          </w:tcPr>
-          <w:p>
-            <w:pPr>
-              <w:spacing w:after="60" w:before="60"/>
-              <w:jc w:val="center"/>
-            </w:pPr>
-            <w:r>
-              <w:rPr>
-                <w:rFonts w:ascii="Calibri" w:cs="Calibri" w:eastAsia="Calibri" w:hAnsi="Calibri"/>
-                <w:b w:val="false"/>
-                <w:bCs w:val="false"/>
-                <w:color w:val="1C1C1C"/>
-                <w:sz w:val="20"/>
-                <w:szCs w:val="20"/>
-              </w:rPr>
-              <w:t xml:space="preserve">Query - 1 producto, 10 movs x 200B</w:t>
-            </w:r>
-          </w:p>
-        </w:tc>
-        <w:tc>
-          <w:tcPr>
-            <w:tcW w:type="pct" w:w="18%"/>
-            <w:shd w:fill="FFFFFF" w:val="clear"/>
-            <w:tcMar>
-              <w:top w:type="dxa" w:w="80"/>
-              <w:left w:type="dxa" w:w="120"/>
-              <w:bottom w:type="dxa" w:w="80"/>
-              <w:right w:type="dxa" w:w="120"/>
-            </w:tcMar>
-            <w:vAlign w:val="center"/>
-          </w:tcPr>
-          <w:p>
-            <w:pPr>
-              <w:spacing w:after="60" w:before="60"/>
-              <w:jc w:val="center"/>
-            </w:pPr>
-            <w:r>
-              <w:rPr>
-                <w:rFonts w:ascii="Calibri" w:cs="Calibri" w:eastAsia="Calibri" w:hAnsi="Calibri"/>
-                <w:b w:val="false"/>
-                <w:bCs w:val="false"/>
-                <w:color w:val="1C1C1C"/>
-                <w:sz w:val="20"/>
-                <w:szCs w:val="20"/>
-              </w:rPr>
-              <w:t xml:space="preserve">2,000 B (~2 KB)</w:t>
-            </w:r>
-          </w:p>
-        </w:tc>
-        <w:tc>
-          <w:tcPr>
-            <w:tcW w:type="pct" w:w="27%"/>
-            <w:shd w:fill="FFFFFF" w:val="clear"/>
-            <w:tcMar>
-              <w:top w:type="dxa" w:w="80"/>
-              <w:left w:type="dxa" w:w="120"/>
-              <w:bottom w:type="dxa" w:w="80"/>
-              <w:right w:type="dxa" w:w="120"/>
-            </w:tcMar>
-            <w:vAlign w:val="center"/>
-          </w:tcPr>
-          <w:p>
-            <w:pPr>
-              <w:spacing w:after="60" w:before="60"/>
-              <w:jc w:val="center"/>
-            </w:pPr>
-            <w:r>
-              <w:rPr>
-                <w:rFonts w:ascii="Calibri" w:cs="Calibri" w:eastAsia="Calibri" w:hAnsi="Calibri"/>
-                <w:b w:val="false"/>
-                <w:bCs w:val="false"/>
-                <w:color w:val="1C1C1C"/>
-                <w:sz w:val="20"/>
-                <w:szCs w:val="20"/>
-              </w:rPr>
-              <w:t xml:space="preserve">ceil(2KB/4KB) x 0.5 = 0.5 RCUs</w:t>
-            </w:r>
-          </w:p>
-        </w:tc>
-        <w:tc>
-          <w:tcPr>
-            <w:tcW w:type="pct" w:w="18%"/>
-            <w:shd w:fill="FFFFFF" w:val="clear"/>
-            <w:tcMar>
-              <w:top w:type="dxa" w:w="80"/>
-              <w:left w:type="dxa" w:w="120"/>
-              <w:bottom w:type="dxa" w:w="80"/>
-              <w:right w:type="dxa" w:w="120"/>
-            </w:tcMar>
-            <w:vAlign w:val="center"/>
-          </w:tcPr>
-          <w:p>
-            <w:pPr>
-              <w:spacing w:after="60" w:before="60"/>
-              <w:jc w:val="center"/>
-            </w:pPr>
-            <w:r>
-              <w:rPr>
-                <w:rFonts w:ascii="Calibri" w:cs="Calibri" w:eastAsia="Calibri" w:hAnsi="Calibri"/>
-                <w:b w:val="false"/>
-                <w:bCs w:val="false"/>
-                <w:color w:val="1C1C1C"/>
-                <w:sz w:val="20"/>
-                <w:szCs w:val="20"/>
-              </w:rPr>
-              <w:t xml:space="preserve">$0.000000125 USD</w:t>
-            </w:r>
-          </w:p>
-        </w:tc>
-        <w:tc>
-          <w:tcPr>
-            <w:tcW w:type="pct" w:w="19%"/>
-            <w:shd w:fill="FFFFFF" w:val="clear"/>
-            <w:tcMar>
-              <w:top w:type="dxa" w:w="80"/>
-              <w:left w:type="dxa" w:w="120"/>
-              <w:bottom w:type="dxa" w:w="80"/>
-              <w:right w:type="dxa" w:w="120"/>
-            </w:tcMar>
-            <w:vAlign w:val="center"/>
-          </w:tcPr>
-          <w:p>
-            <w:pPr>
-              <w:spacing w:after="60" w:before="60"/>
-              <w:jc w:val="center"/>
-            </w:pPr>
-            <w:r>
-              <w:rPr>
-                <w:rFonts w:ascii="Calibri" w:cs="Calibri" w:eastAsia="Calibri" w:hAnsi="Calibri"/>
-                <w:b w:val="false"/>
-                <w:bCs w:val="false"/>
-                <w:color w:val="1C1C1C"/>
-                <w:sz w:val="20"/>
-                <w:szCs w:val="20"/>
-              </w:rPr>
-              <w:t xml:space="preserve">~$0.005 USD/mes</w:t>
-            </w:r>
-          </w:p>
-        </w:tc>
-      </w:tr>
-    </w:tbl>
-    <w:p>
-      <w:pPr>
-        <w:spacing w:after="20" w:before="0"/>
-      </w:pPr>
-      <w:r>
-        <w:rPr>
-          <w:rFonts w:ascii="Calibri" w:cs="Calibri" w:eastAsia="Calibri" w:hAnsi="Calibri"/>
-          <w:color w:val="1C1C1C"/>
-          <w:sz w:val="22"/>
-          <w:szCs w:val="22"/>
-        </w:rPr>
-        <w:t xml:space="preserve"/>
-      </w:r>
-    </w:p>
-    <w:p>
-      <w:pPr>
-        <w:spacing w:after="80" w:before="0"/>
-        <w:jc w:val="both"/>
-      </w:pPr>
-      <w:r>
-        <w:rPr>
-          <w:rFonts w:ascii="Calibri" w:cs="Calibri" w:eastAsia="Calibri" w:hAnsi="Calibri"/>
-          <w:color w:val="1C1C1C"/>
-          <w:sz w:val="22"/>
-          <w:szCs w:val="22"/>
-        </w:rPr>
-        <w:t xml:space="preserve">La Query es </w:t>
-      </w:r>
-      <w:r>
-        <w:rPr>
-          <w:rFonts w:ascii="Calibri" w:cs="Calibri" w:eastAsia="Calibri" w:hAnsi="Calibri"/>
-          <w:b/>
-          <w:bCs/>
-          <w:color w:val="1C1C1C"/>
-          <w:sz w:val="22"/>
-          <w:szCs w:val="22"/>
-        </w:rPr>
-        <w:t xml:space="preserve">~49 000 veces mas barata</w:t>
-      </w:r>
-      <w:r>
-        <w:rPr>
-          <w:rFonts w:ascii="Calibri" w:cs="Calibri" w:eastAsia="Calibri" w:hAnsi="Calibri"/>
-          <w:color w:val="1C1C1C"/>
-          <w:sz w:val="22"/>
-          <w:szCs w:val="22"/>
-        </w:rPr>
-        <w:t xml:space="preserve"> que el Scan en este escenario. </w:t>
-      </w:r>
-      <w:r>
-        <w:rPr>
-          <w:rFonts w:ascii="Calibri" w:cs="Calibri" w:eastAsia="Calibri" w:hAnsi="Calibri"/>
-          <w:color w:val="1C1C1C"/>
-          <w:sz w:val="22"/>
-          <w:szCs w:val="22"/>
-        </w:rPr>
-        <w:t xml:space="preserve">A mayor tamano de item (ej. 1 KB), el Scan seria 5 veces mas caro que el ejemplo; a menor tamano (50 B), seria mas barato pero seguiria siendo ~49 000x mas caro que la Query equivalente.</w:t>
-      </w:r>
-    </w:p>
-    <w:p>
-      <w:pPr>
-        <w:spacing w:after="20" w:before="0"/>
-      </w:pPr>
-      <w:r>
-        <w:rPr>
-          <w:rFonts w:ascii="Calibri" w:cs="Calibri" w:eastAsia="Calibri" w:hAnsi="Calibri"/>
-          <w:color w:val="1C1C1C"/>
-          <w:sz w:val="22"/>
-          <w:szCs w:val="22"/>
-        </w:rPr>
-        <w:t xml:space="preserve"/>
-      </w:r>
-    </w:p>
-    <w:p>
-      <w:pPr>
-        <w:spacing w:after="80" w:before="0"/>
-        <w:jc w:val="left"/>
-      </w:pPr>
-      <w:r>
-        <w:rPr>
-          <w:rFonts w:ascii="Calibri" w:cs="Calibri" w:eastAsia="Calibri" w:hAnsi="Calibri"/>
-          <w:b/>
-          <w:bCs/>
-          <w:color w:val="1C1C1C"/>
-          <w:sz w:val="22"/>
-          <w:szCs w:val="22"/>
-        </w:rPr>
-        <w:t xml:space="preserve">Captura C5-A - </w:t>
-      </w:r>
-      <w:r>
-        <w:rPr>
-          <w:rFonts w:ascii="Calibri" w:cs="Calibri" w:eastAsia="Calibri" w:hAnsi="Calibri"/>
-          <w:color w:val="1C1C1C"/>
-          <w:sz w:val="22"/>
-          <w:szCs w:val="22"/>
-        </w:rPr>
-        <w:t xml:space="preserve">Scan ejecutando: Count=1, ScannedCount=2, CapacityUnits=2.0</w:t>
+        <w:t xml:space="preserve">Captura C4-B - </w:t>
+      </w:r>
+      <w:r>
+        <w:rPr>
+          <w:rFonts w:ascii="Calibri" w:cs="Calibri" w:eastAsia="Calibri" w:hAnsi="Calibri"/>
+          <w:color w:val="1C1C1C"/>
+          <w:sz w:val="22"/>
+          <w:szCs w:val="22"/>
+        </w:rPr>
+        <w:t xml:space="preserve">DeleteItem: atributos devueltos (ALL_OLD) - confirma que el item existia</w:t>
       </w:r>
     </w:p>
     <w:p>
@@ -7344,7 +6195,7 @@
       <w:r>
         <w:drawing>
           <wp:inline distT="0" distB="0" distL="0" distR="0">
-            <wp:extent cx="3571875" cy="6324600"/>
+            <wp:extent cx="3676650" cy="6305550"/>
             <wp:effectExtent t="0" r="0" b="0" l="0"/>
             <wp:docPr id="1" name="" descr="" title=""/>
             <wp:cNvGraphicFramePr>
@@ -7369,6 +6220,1353 @@
                   <pic:spPr bwMode="auto">
                     <a:xfrm>
                       <a:off x="0" y="0"/>
+                      <a:ext cx="3676650" cy="6305550"/>
+                    </a:xfrm>
+                    <a:prstGeom prst="rect">
+                      <a:avLst/>
+                    </a:prstGeom>
+                  </pic:spPr>
+                </pic:pic>
+              </a:graphicData>
+            </a:graphic>
+          </wp:inline>
+        </w:drawing>
+      </w:r>
+    </w:p>
+    <w:p>
+      <w:pPr>
+        <w:spacing w:after="20" w:before="0"/>
+      </w:pPr>
+      <w:r>
+        <w:rPr>
+          <w:rFonts w:ascii="Calibri" w:cs="Calibri" w:eastAsia="Calibri" w:hAnsi="Calibri"/>
+          <w:color w:val="1C1C1C"/>
+          <w:sz w:val="22"/>
+          <w:szCs w:val="22"/>
+        </w:rPr>
+        <w:t xml:space="preserve"/>
+      </w:r>
+    </w:p>
+    <w:p>
+      <w:pPr>
+        <w:spacing w:after="80" w:before="0"/>
+        <w:jc w:val="left"/>
+      </w:pPr>
+      <w:r>
+        <w:rPr>
+          <w:rFonts w:ascii="Calibri" w:cs="Calibri" w:eastAsia="Calibri" w:hAnsi="Calibri"/>
+          <w:b/>
+          <w:bCs/>
+          <w:color w:val="1C1C1C"/>
+          <w:sz w:val="22"/>
+          <w:szCs w:val="22"/>
+        </w:rPr>
+        <w:t xml:space="preserve">Captura C4-C - </w:t>
+      </w:r>
+      <w:r>
+        <w:rPr>
+          <w:rFonts w:ascii="Calibri" w:cs="Calibri" w:eastAsia="Calibri" w:hAnsi="Calibri"/>
+          <w:color w:val="1C1C1C"/>
+          <w:sz w:val="22"/>
+          <w:szCs w:val="22"/>
+        </w:rPr>
+        <w:t xml:space="preserve">GetItem DESPUES: respuesta vacia - item eliminado confirmado</w:t>
+      </w:r>
+    </w:p>
+    <w:p>
+      <w:pPr>
+        <w:spacing w:after="60" w:before="60"/>
+        <w:jc w:val="center"/>
+      </w:pPr>
+      <w:r>
+        <w:drawing>
+          <wp:inline distT="0" distB="0" distL="0" distR="0">
+            <wp:extent cx="4200525" cy="6324600"/>
+            <wp:effectExtent t="0" r="0" b="0" l="0"/>
+            <wp:docPr id="1" name="" descr="" title=""/>
+            <wp:cNvGraphicFramePr>
+              <a:graphicFrameLocks xmlns:a="http://schemas.openxmlformats.org/drawingml/2006/main" noChangeAspect="1"/>
+            </wp:cNvGraphicFramePr>
+            <a:graphic xmlns:a="http://schemas.openxmlformats.org/drawingml/2006/main">
+              <a:graphicData uri="http://schemas.openxmlformats.org/drawingml/2006/picture">
+                <pic:pic xmlns:pic="http://schemas.openxmlformats.org/drawingml/2006/picture">
+                  <pic:nvPicPr>
+                    <pic:cNvPr id="0" name="" descr=""/>
+                    <pic:cNvPicPr>
+                      <a:picLocks noChangeAspect="1" noChangeArrowheads="1"/>
+                    </pic:cNvPicPr>
+                  </pic:nvPicPr>
+                  <pic:blipFill>
+                    <a:blip r:embed="rId19" cstate="none"/>
+                    <a:srcRect/>
+                    <a:stretch>
+                      <a:fillRect/>
+                    </a:stretch>
+                  </pic:blipFill>
+                  <pic:spPr bwMode="auto">
+                    <a:xfrm>
+                      <a:off x="0" y="0"/>
+                      <a:ext cx="4200525" cy="6324600"/>
+                    </a:xfrm>
+                    <a:prstGeom prst="rect">
+                      <a:avLst/>
+                    </a:prstGeom>
+                  </pic:spPr>
+                </pic:pic>
+              </a:graphicData>
+            </a:graphic>
+          </wp:inline>
+        </w:drawing>
+      </w:r>
+    </w:p>
+    <w:p>
+      <w:pPr>
+        <w:spacing w:after="20" w:before="0"/>
+      </w:pPr>
+      <w:r>
+        <w:rPr>
+          <w:rFonts w:ascii="Calibri" w:cs="Calibri" w:eastAsia="Calibri" w:hAnsi="Calibri"/>
+          <w:color w:val="1C1C1C"/>
+          <w:sz w:val="22"/>
+          <w:szCs w:val="22"/>
+        </w:rPr>
+        <w:t xml:space="preserve"/>
+      </w:r>
+    </w:p>
+    <w:p>
+      <w:pPr>
+        <w:spacing w:after="80" w:before="0"/>
+        <w:jc w:val="both"/>
+      </w:pPr>
+      <w:r>
+        <w:rPr>
+          <w:rFonts w:ascii="Calibri" w:cs="Calibri" w:eastAsia="Calibri" w:hAnsi="Calibri"/>
+          <w:b/>
+          <w:bCs/>
+          <w:color w:val="1C1C1C"/>
+          <w:sz w:val="22"/>
+          <w:szCs w:val="22"/>
+        </w:rPr>
+        <w:t xml:space="preserve">Por que ALL_OLD importa: </w:t>
+      </w:r>
+      <w:r>
+        <w:rPr>
+          <w:rFonts w:ascii="Calibri" w:cs="Calibri" w:eastAsia="Calibri" w:hAnsi="Calibri"/>
+          <w:color w:val="1C1C1C"/>
+          <w:sz w:val="22"/>
+          <w:szCs w:val="22"/>
+        </w:rPr>
+        <w:t xml:space="preserve">ReturnValues=ALL_OLD es la unica forma de confirmar que DynamoDB realmente borro el item correcto. </w:t>
+      </w:r>
+      <w:r>
+        <w:rPr>
+          <w:rFonts w:ascii="Calibri" w:cs="Calibri" w:eastAsia="Calibri" w:hAnsi="Calibri"/>
+          <w:color w:val="1C1C1C"/>
+          <w:sz w:val="22"/>
+          <w:szCs w:val="22"/>
+        </w:rPr>
+        <w:t xml:space="preserve">Sin el, el DeleteItem devuelve solo HTTP 200 sin datos — no hay forma de distinguir 'borre el item' de 'el item no existia'.</w:t>
+      </w:r>
+    </w:p>
+    <w:p>
+      <w:r>
+        <w:br w:type="page"/>
+      </w:r>
+    </w:p>
+    <w:p>
+      <w:pPr>
+        <w:pStyle w:val="Heading1"/>
+        <w:pBdr>
+          <w:bottom w:val="single" w:color="C0392B" w:sz="3"/>
+        </w:pBdr>
+        <w:spacing w:after="100" w:before="200"/>
+      </w:pPr>
+      <w:r>
+        <w:rPr>
+          <w:rFonts w:ascii="Calibri" w:cs="Calibri" w:eastAsia="Calibri" w:hAnsi="Calibri"/>
+          <w:b/>
+          <w:bCs/>
+          <w:color w:val="C0392B"/>
+          <w:sz w:val="22"/>
+          <w:szCs w:val="22"/>
+        </w:rPr>
+        <w:t xml:space="preserve">8. Consulta ineficiente - Scan sin clave de particion</w:t>
+      </w:r>
+    </w:p>
+    <w:p>
+      <w:pPr>
+        <w:spacing w:after="80" w:before="0"/>
+        <w:jc w:val="both"/>
+      </w:pPr>
+      <w:r>
+        <w:rPr>
+          <w:rFonts w:ascii="Calibri" w:cs="Calibri" w:eastAsia="Calibri" w:hAnsi="Calibri"/>
+          <w:color w:val="1C1C1C"/>
+          <w:sz w:val="22"/>
+          <w:szCs w:val="22"/>
+        </w:rPr>
+        <w:t xml:space="preserve">Se ejecuto </w:t>
+      </w:r>
+      <w:r>
+        <w:rPr>
+          <w:rFonts w:ascii="Courier New" w:cs="Courier New" w:eastAsia="Courier New" w:hAnsi="Courier New"/>
+          <w:color w:val="2471A3"/>
+          <w:sz w:val="18"/>
+          <w:szCs w:val="18"/>
+        </w:rPr>
+        <w:t xml:space="preserve">evidencia-p07-c5-scan-ineficiente.sh</w:t>
+      </w:r>
+      <w:r>
+        <w:rPr>
+          <w:rFonts w:ascii="Calibri" w:cs="Calibri" w:eastAsia="Calibri" w:hAnsi="Calibri"/>
+          <w:color w:val="1C1C1C"/>
+          <w:sz w:val="22"/>
+          <w:szCs w:val="22"/>
+        </w:rPr>
+        <w:t xml:space="preserve">. DynamoDB recorre </w:t>
+      </w:r>
+      <w:r>
+        <w:rPr>
+          <w:rFonts w:ascii="Calibri" w:cs="Calibri" w:eastAsia="Calibri" w:hAnsi="Calibri"/>
+          <w:b/>
+          <w:bCs/>
+          <w:color w:val="1C1C1C"/>
+          <w:sz w:val="22"/>
+          <w:szCs w:val="22"/>
+        </w:rPr>
+        <w:t xml:space="preserve">todos los elementos de la tabla</w:t>
+      </w:r>
+      <w:r>
+        <w:rPr>
+          <w:rFonts w:ascii="Calibri" w:cs="Calibri" w:eastAsia="Calibri" w:hAnsi="Calibri"/>
+          <w:color w:val="1C1C1C"/>
+          <w:sz w:val="22"/>
+          <w:szCs w:val="22"/>
+        </w:rPr>
+        <w:t xml:space="preserve"> sin importar cuantos coincidan con el filtro.</w:t>
+      </w:r>
+    </w:p>
+    <w:p>
+      <w:pPr>
+        <w:spacing w:after="20" w:before="0"/>
+      </w:pPr>
+      <w:r>
+        <w:rPr>
+          <w:rFonts w:ascii="Calibri" w:cs="Calibri" w:eastAsia="Calibri" w:hAnsi="Calibri"/>
+          <w:color w:val="1C1C1C"/>
+          <w:sz w:val="22"/>
+          <w:szCs w:val="22"/>
+        </w:rPr>
+        <w:t xml:space="preserve"/>
+      </w:r>
+    </w:p>
+    <w:p>
+      <w:pPr>
+        <w:pStyle w:val="Heading2"/>
+        <w:spacing w:after="60" w:before="160"/>
+      </w:pPr>
+      <w:r>
+        <w:rPr>
+          <w:rFonts w:ascii="Calibri" w:cs="Calibri" w:eastAsia="Calibri" w:hAnsi="Calibri"/>
+          <w:b/>
+          <w:bCs/>
+          <w:color w:val="1A5276"/>
+          <w:sz w:val="22"/>
+          <w:szCs w:val="22"/>
+        </w:rPr>
+        <w:t xml:space="preserve">Resultados del Scan (tabla real, 5 items)</w:t>
+      </w:r>
+    </w:p>
+    <w:tbl>
+      <w:tblPr>
+        <w:tblW w:type="pct" w:w="100%"/>
+        <w:tblBorders>
+          <w:top w:val="single" w:color="auto" w:sz="4"/>
+          <w:left w:val="single" w:color="auto" w:sz="4"/>
+          <w:bottom w:val="single" w:color="auto" w:sz="4"/>
+          <w:right w:val="single" w:color="auto" w:sz="4"/>
+          <w:insideH w:val="single" w:color="auto" w:sz="4"/>
+          <w:insideV w:val="single" w:color="auto" w:sz="4"/>
+        </w:tblBorders>
+      </w:tblPr>
+      <w:tblGrid>
+        <w:gridCol w:w="100"/>
+        <w:gridCol w:w="100"/>
+        <w:gridCol w:w="100"/>
+      </w:tblGrid>
+      <w:tr>
+        <w:tc>
+          <w:tcPr>
+            <w:tcW w:type="pct" w:w="26%"/>
+            <w:shd w:fill="FADBD8" w:val="clear"/>
+            <w:tcMar>
+              <w:top w:type="dxa" w:w="80"/>
+              <w:left w:type="dxa" w:w="120"/>
+              <w:bottom w:type="dxa" w:w="80"/>
+              <w:right w:type="dxa" w:w="120"/>
+            </w:tcMar>
+            <w:vAlign w:val="center"/>
+          </w:tcPr>
+          <w:p>
+            <w:pPr>
+              <w:spacing w:after="60" w:before="60"/>
+              <w:jc w:val="center"/>
+            </w:pPr>
+            <w:r>
+              <w:rPr>
+                <w:rFonts w:ascii="Calibri" w:cs="Calibri" w:eastAsia="Calibri" w:hAnsi="Calibri"/>
+                <w:b/>
+                <w:bCs/>
+                <w:color w:val="1C1C1C"/>
+                <w:sz w:val="20"/>
+                <w:szCs w:val="20"/>
+              </w:rPr>
+              <w:t xml:space="preserve">Metrica</w:t>
+            </w:r>
+          </w:p>
+        </w:tc>
+        <w:tc>
+          <w:tcPr>
+            <w:tcW w:type="pct" w:w="15%"/>
+            <w:shd w:fill="FADBD8" w:val="clear"/>
+            <w:tcMar>
+              <w:top w:type="dxa" w:w="80"/>
+              <w:left w:type="dxa" w:w="120"/>
+              <w:bottom w:type="dxa" w:w="80"/>
+              <w:right w:type="dxa" w:w="120"/>
+            </w:tcMar>
+            <w:vAlign w:val="center"/>
+          </w:tcPr>
+          <w:p>
+            <w:pPr>
+              <w:spacing w:after="60" w:before="60"/>
+              <w:jc w:val="center"/>
+            </w:pPr>
+            <w:r>
+              <w:rPr>
+                <w:rFonts w:ascii="Calibri" w:cs="Calibri" w:eastAsia="Calibri" w:hAnsi="Calibri"/>
+                <w:b/>
+                <w:bCs/>
+                <w:color w:val="1C1C1C"/>
+                <w:sz w:val="20"/>
+                <w:szCs w:val="20"/>
+              </w:rPr>
+              <w:t xml:space="preserve">Valor</w:t>
+            </w:r>
+          </w:p>
+        </w:tc>
+        <w:tc>
+          <w:tcPr>
+            <w:tcW w:type="pct" w:w="59%"/>
+            <w:shd w:fill="FADBD8" w:val="clear"/>
+            <w:tcMar>
+              <w:top w:type="dxa" w:w="80"/>
+              <w:left w:type="dxa" w:w="120"/>
+              <w:bottom w:type="dxa" w:w="80"/>
+              <w:right w:type="dxa" w:w="120"/>
+            </w:tcMar>
+            <w:vAlign w:val="center"/>
+          </w:tcPr>
+          <w:p>
+            <w:pPr>
+              <w:spacing w:after="60" w:before="60"/>
+              <w:jc w:val="center"/>
+            </w:pPr>
+            <w:r>
+              <w:rPr>
+                <w:rFonts w:ascii="Calibri" w:cs="Calibri" w:eastAsia="Calibri" w:hAnsi="Calibri"/>
+                <w:b/>
+                <w:bCs/>
+                <w:color w:val="1C1C1C"/>
+                <w:sz w:val="20"/>
+                <w:szCs w:val="20"/>
+              </w:rPr>
+              <w:t xml:space="preserve">Interpretacion</w:t>
+            </w:r>
+          </w:p>
+        </w:tc>
+      </w:tr>
+      <w:tr>
+        <w:tc>
+          <w:tcPr>
+            <w:tcW w:type="pct" w:w="26%"/>
+            <w:shd w:fill="F2F3F4" w:val="clear"/>
+            <w:tcMar>
+              <w:top w:type="dxa" w:w="80"/>
+              <w:left w:type="dxa" w:w="120"/>
+              <w:bottom w:type="dxa" w:w="80"/>
+              <w:right w:type="dxa" w:w="120"/>
+            </w:tcMar>
+            <w:vAlign w:val="center"/>
+          </w:tcPr>
+          <w:p>
+            <w:pPr>
+              <w:spacing w:after="60" w:before="60"/>
+              <w:jc w:val="center"/>
+            </w:pPr>
+            <w:r>
+              <w:rPr>
+                <w:rFonts w:ascii="Calibri" w:cs="Calibri" w:eastAsia="Calibri" w:hAnsi="Calibri"/>
+                <w:b w:val="false"/>
+                <w:bCs w:val="false"/>
+                <w:color w:val="1C1C1C"/>
+                <w:sz w:val="20"/>
+                <w:szCs w:val="20"/>
+              </w:rPr>
+              <w:t xml:space="preserve">Items devueltos</w:t>
+            </w:r>
+          </w:p>
+        </w:tc>
+        <w:tc>
+          <w:tcPr>
+            <w:tcW w:type="pct" w:w="15%"/>
+            <w:shd w:fill="F2F3F4" w:val="clear"/>
+            <w:tcMar>
+              <w:top w:type="dxa" w:w="80"/>
+              <w:left w:type="dxa" w:w="120"/>
+              <w:bottom w:type="dxa" w:w="80"/>
+              <w:right w:type="dxa" w:w="120"/>
+            </w:tcMar>
+            <w:vAlign w:val="center"/>
+          </w:tcPr>
+          <w:p>
+            <w:pPr>
+              <w:spacing w:after="60" w:before="60"/>
+              <w:jc w:val="center"/>
+            </w:pPr>
+            <w:r>
+              <w:rPr>
+                <w:rFonts w:ascii="Calibri" w:cs="Calibri" w:eastAsia="Calibri" w:hAnsi="Calibri"/>
+                <w:b w:val="false"/>
+                <w:bCs w:val="false"/>
+                <w:color w:val="1C1C1C"/>
+                <w:sz w:val="20"/>
+                <w:szCs w:val="20"/>
+              </w:rPr>
+              <w:t xml:space="preserve">1</w:t>
+            </w:r>
+          </w:p>
+        </w:tc>
+        <w:tc>
+          <w:tcPr>
+            <w:tcW w:type="pct" w:w="59%"/>
+            <w:shd w:fill="F2F3F4" w:val="clear"/>
+            <w:tcMar>
+              <w:top w:type="dxa" w:w="80"/>
+              <w:left w:type="dxa" w:w="120"/>
+              <w:bottom w:type="dxa" w:w="80"/>
+              <w:right w:type="dxa" w:w="120"/>
+            </w:tcMar>
+            <w:vAlign w:val="center"/>
+          </w:tcPr>
+          <w:p>
+            <w:pPr>
+              <w:spacing w:after="60" w:before="60"/>
+              <w:jc w:val="center"/>
+            </w:pPr>
+            <w:r>
+              <w:rPr>
+                <w:rFonts w:ascii="Calibri" w:cs="Calibri" w:eastAsia="Calibri" w:hAnsi="Calibri"/>
+                <w:b w:val="false"/>
+                <w:bCs w:val="false"/>
+                <w:color w:val="1C1C1C"/>
+                <w:sz w:val="20"/>
+                <w:szCs w:val="20"/>
+              </w:rPr>
+              <w:t xml:space="preserve">Solo MOV-8810 es tipo=salida (despues del DELETE de MOV-8815)</w:t>
+            </w:r>
+          </w:p>
+        </w:tc>
+      </w:tr>
+      <w:tr>
+        <w:tc>
+          <w:tcPr>
+            <w:tcW w:type="pct" w:w="26%"/>
+            <w:shd w:fill="FFFFFF" w:val="clear"/>
+            <w:tcMar>
+              <w:top w:type="dxa" w:w="80"/>
+              <w:left w:type="dxa" w:w="120"/>
+              <w:bottom w:type="dxa" w:w="80"/>
+              <w:right w:type="dxa" w:w="120"/>
+            </w:tcMar>
+            <w:vAlign w:val="center"/>
+          </w:tcPr>
+          <w:p>
+            <w:pPr>
+              <w:spacing w:after="60" w:before="60"/>
+              <w:jc w:val="center"/>
+            </w:pPr>
+            <w:r>
+              <w:rPr>
+                <w:rFonts w:ascii="Calibri" w:cs="Calibri" w:eastAsia="Calibri" w:hAnsi="Calibri"/>
+                <w:b w:val="false"/>
+                <w:bCs w:val="false"/>
+                <w:color w:val="1C1C1C"/>
+                <w:sz w:val="20"/>
+                <w:szCs w:val="20"/>
+              </w:rPr>
+              <w:t xml:space="preserve">Items escaneados</w:t>
+            </w:r>
+          </w:p>
+        </w:tc>
+        <w:tc>
+          <w:tcPr>
+            <w:tcW w:type="pct" w:w="15%"/>
+            <w:shd w:fill="FFFFFF" w:val="clear"/>
+            <w:tcMar>
+              <w:top w:type="dxa" w:w="80"/>
+              <w:left w:type="dxa" w:w="120"/>
+              <w:bottom w:type="dxa" w:w="80"/>
+              <w:right w:type="dxa" w:w="120"/>
+            </w:tcMar>
+            <w:vAlign w:val="center"/>
+          </w:tcPr>
+          <w:p>
+            <w:pPr>
+              <w:spacing w:after="60" w:before="60"/>
+              <w:jc w:val="center"/>
+            </w:pPr>
+            <w:r>
+              <w:rPr>
+                <w:rFonts w:ascii="Calibri" w:cs="Calibri" w:eastAsia="Calibri" w:hAnsi="Calibri"/>
+                <w:b w:val="false"/>
+                <w:bCs w:val="false"/>
+                <w:color w:val="1C1C1C"/>
+                <w:sz w:val="20"/>
+                <w:szCs w:val="20"/>
+              </w:rPr>
+              <w:t xml:space="preserve">2</w:t>
+            </w:r>
+          </w:p>
+        </w:tc>
+        <w:tc>
+          <w:tcPr>
+            <w:tcW w:type="pct" w:w="59%"/>
+            <w:shd w:fill="FFFFFF" w:val="clear"/>
+            <w:tcMar>
+              <w:top w:type="dxa" w:w="80"/>
+              <w:left w:type="dxa" w:w="120"/>
+              <w:bottom w:type="dxa" w:w="80"/>
+              <w:right w:type="dxa" w:w="120"/>
+            </w:tcMar>
+            <w:vAlign w:val="center"/>
+          </w:tcPr>
+          <w:p>
+            <w:pPr>
+              <w:spacing w:after="60" w:before="60"/>
+              <w:jc w:val="center"/>
+            </w:pPr>
+            <w:r>
+              <w:rPr>
+                <w:rFonts w:ascii="Calibri" w:cs="Calibri" w:eastAsia="Calibri" w:hAnsi="Calibri"/>
+                <w:b w:val="false"/>
+                <w:bCs w:val="false"/>
+                <w:color w:val="1C1C1C"/>
+                <w:sz w:val="20"/>
+                <w:szCs w:val="20"/>
+              </w:rPr>
+              <w:t xml:space="preserve">Recorrio TODOS los items de la tabla sin importar el filtro</w:t>
+            </w:r>
+          </w:p>
+        </w:tc>
+      </w:tr>
+      <w:tr>
+        <w:tc>
+          <w:tcPr>
+            <w:tcW w:type="pct" w:w="26%"/>
+            <w:shd w:fill="F2F3F4" w:val="clear"/>
+            <w:tcMar>
+              <w:top w:type="dxa" w:w="80"/>
+              <w:left w:type="dxa" w:w="120"/>
+              <w:bottom w:type="dxa" w:w="80"/>
+              <w:right w:type="dxa" w:w="120"/>
+            </w:tcMar>
+            <w:vAlign w:val="center"/>
+          </w:tcPr>
+          <w:p>
+            <w:pPr>
+              <w:spacing w:after="60" w:before="60"/>
+              <w:jc w:val="center"/>
+            </w:pPr>
+            <w:r>
+              <w:rPr>
+                <w:rFonts w:ascii="Calibri" w:cs="Calibri" w:eastAsia="Calibri" w:hAnsi="Calibri"/>
+                <w:b w:val="false"/>
+                <w:bCs w:val="false"/>
+                <w:color w:val="1C1C1C"/>
+                <w:sz w:val="20"/>
+                <w:szCs w:val="20"/>
+              </w:rPr>
+              <w:t xml:space="preserve">Capacidad usada</w:t>
+            </w:r>
+          </w:p>
+        </w:tc>
+        <w:tc>
+          <w:tcPr>
+            <w:tcW w:type="pct" w:w="15%"/>
+            <w:shd w:fill="F2F3F4" w:val="clear"/>
+            <w:tcMar>
+              <w:top w:type="dxa" w:w="80"/>
+              <w:left w:type="dxa" w:w="120"/>
+              <w:bottom w:type="dxa" w:w="80"/>
+              <w:right w:type="dxa" w:w="120"/>
+            </w:tcMar>
+            <w:vAlign w:val="center"/>
+          </w:tcPr>
+          <w:p>
+            <w:pPr>
+              <w:spacing w:after="60" w:before="60"/>
+              <w:jc w:val="center"/>
+            </w:pPr>
+            <w:r>
+              <w:rPr>
+                <w:rFonts w:ascii="Calibri" w:cs="Calibri" w:eastAsia="Calibri" w:hAnsi="Calibri"/>
+                <w:b w:val="false"/>
+                <w:bCs w:val="false"/>
+                <w:color w:val="1C1C1C"/>
+                <w:sz w:val="20"/>
+                <w:szCs w:val="20"/>
+              </w:rPr>
+              <w:t xml:space="preserve">2.0 RCUs</w:t>
+            </w:r>
+          </w:p>
+        </w:tc>
+        <w:tc>
+          <w:tcPr>
+            <w:tcW w:type="pct" w:w="59%"/>
+            <w:shd w:fill="F2F3F4" w:val="clear"/>
+            <w:tcMar>
+              <w:top w:type="dxa" w:w="80"/>
+              <w:left w:type="dxa" w:w="120"/>
+              <w:bottom w:type="dxa" w:w="80"/>
+              <w:right w:type="dxa" w:w="120"/>
+            </w:tcMar>
+            <w:vAlign w:val="center"/>
+          </w:tcPr>
+          <w:p>
+            <w:pPr>
+              <w:spacing w:after="60" w:before="60"/>
+              <w:jc w:val="center"/>
+            </w:pPr>
+            <w:r>
+              <w:rPr>
+                <w:rFonts w:ascii="Calibri" w:cs="Calibri" w:eastAsia="Calibri" w:hAnsi="Calibri"/>
+                <w:b w:val="false"/>
+                <w:bCs w:val="false"/>
+                <w:color w:val="1C1C1C"/>
+                <w:sz w:val="20"/>
+                <w:szCs w:val="20"/>
+              </w:rPr>
+              <w:t xml:space="preserve">Eventually consistent: 1 RCU por cada 4 KB leidos (0.5 RCU x 4 KB = 2 RCU)</w:t>
+            </w:r>
+          </w:p>
+        </w:tc>
+      </w:tr>
+    </w:tbl>
+    <w:p>
+      <w:pPr>
+        <w:spacing w:after="20" w:before="0"/>
+      </w:pPr>
+      <w:r>
+        <w:rPr>
+          <w:rFonts w:ascii="Calibri" w:cs="Calibri" w:eastAsia="Calibri" w:hAnsi="Calibri"/>
+          <w:color w:val="1C1C1C"/>
+          <w:sz w:val="22"/>
+          <w:szCs w:val="22"/>
+        </w:rPr>
+        <w:t xml:space="preserve"/>
+      </w:r>
+    </w:p>
+    <w:p>
+      <w:pPr>
+        <w:pStyle w:val="Heading2"/>
+        <w:spacing w:after="60" w:before="160"/>
+      </w:pPr>
+      <w:r>
+        <w:rPr>
+          <w:rFonts w:ascii="Calibri" w:cs="Calibri" w:eastAsia="Calibri" w:hAnsi="Calibri"/>
+          <w:b/>
+          <w:bCs/>
+          <w:color w:val="1A5276"/>
+          <w:sz w:val="22"/>
+          <w:szCs w:val="22"/>
+        </w:rPr>
+        <w:t xml:space="preserve">Calculo de costo a escala — supuesto declarado</w:t>
+      </w:r>
+    </w:p>
+    <w:p>
+      <w:pPr>
+        <w:spacing w:after="80" w:before="0"/>
+        <w:jc w:val="both"/>
+      </w:pPr>
+      <w:r>
+        <w:rPr>
+          <w:rFonts w:ascii="Calibri" w:cs="Calibri" w:eastAsia="Calibri" w:hAnsi="Calibri"/>
+          <w:b/>
+          <w:bCs/>
+          <w:color w:val="1C1C1C"/>
+          <w:sz w:val="22"/>
+          <w:szCs w:val="22"/>
+        </w:rPr>
+        <w:t xml:space="preserve">Supuesto: </w:t>
+      </w:r>
+      <w:r>
+        <w:rPr>
+          <w:rFonts w:ascii="Calibri" w:cs="Calibri" w:eastAsia="Calibri" w:hAnsi="Calibri"/>
+          <w:color w:val="1C1C1C"/>
+          <w:sz w:val="22"/>
+          <w:szCs w:val="22"/>
+        </w:rPr>
+        <w:t xml:space="preserve">item promedio = 200 B (8 atributos × ~25 B cada uno, sin atributos de texto largo).</w:t>
+      </w:r>
+    </w:p>
+    <w:p>
+      <w:pPr>
+        <w:spacing w:after="80" w:before="0"/>
+        <w:jc w:val="both"/>
+      </w:pPr>
+      <w:r>
+        <w:rPr>
+          <w:rFonts w:ascii="Calibri" w:cs="Calibri" w:eastAsia="Calibri" w:hAnsi="Calibri"/>
+          <w:b/>
+          <w:bCs/>
+          <w:color w:val="1C1C1C"/>
+          <w:sz w:val="22"/>
+          <w:szCs w:val="22"/>
+        </w:rPr>
+        <w:t xml:space="preserve">Precio on-demand us-east-1: </w:t>
+      </w:r>
+      <w:r>
+        <w:rPr>
+          <w:rFonts w:ascii="Calibri" w:cs="Calibri" w:eastAsia="Calibri" w:hAnsi="Calibri"/>
+          <w:color w:val="1C1C1C"/>
+          <w:sz w:val="22"/>
+          <w:szCs w:val="22"/>
+        </w:rPr>
+        <w:t xml:space="preserve">$0.25 USD por millon de RCUs (eventually consistent: 0.5 RCU por cada 4 KB leidos).</w:t>
+      </w:r>
+    </w:p>
+    <w:p>
+      <w:pPr>
+        <w:spacing w:after="20" w:before="0"/>
+      </w:pPr>
+      <w:r>
+        <w:rPr>
+          <w:rFonts w:ascii="Calibri" w:cs="Calibri" w:eastAsia="Calibri" w:hAnsi="Calibri"/>
+          <w:color w:val="1C1C1C"/>
+          <w:sz w:val="22"/>
+          <w:szCs w:val="22"/>
+        </w:rPr>
+        <w:t xml:space="preserve"/>
+      </w:r>
+    </w:p>
+    <w:tbl>
+      <w:tblPr>
+        <w:tblW w:type="pct" w:w="100%"/>
+        <w:tblBorders>
+          <w:top w:val="single" w:color="auto" w:sz="4"/>
+          <w:left w:val="single" w:color="auto" w:sz="4"/>
+          <w:bottom w:val="single" w:color="auto" w:sz="4"/>
+          <w:right w:val="single" w:color="auto" w:sz="4"/>
+          <w:insideH w:val="single" w:color="auto" w:sz="4"/>
+          <w:insideV w:val="single" w:color="auto" w:sz="4"/>
+        </w:tblBorders>
+      </w:tblPr>
+      <w:tblGrid>
+        <w:gridCol w:w="100"/>
+        <w:gridCol w:w="100"/>
+        <w:gridCol w:w="100"/>
+        <w:gridCol w:w="100"/>
+        <w:gridCol w:w="100"/>
+      </w:tblGrid>
+      <w:tr>
+        <w:tc>
+          <w:tcPr>
+            <w:tcW w:type="pct" w:w="18%"/>
+            <w:shd w:fill="FADBD8" w:val="clear"/>
+            <w:tcMar>
+              <w:top w:type="dxa" w:w="80"/>
+              <w:left w:type="dxa" w:w="120"/>
+              <w:bottom w:type="dxa" w:w="80"/>
+              <w:right w:type="dxa" w:w="120"/>
+            </w:tcMar>
+            <w:vAlign w:val="center"/>
+          </w:tcPr>
+          <w:p>
+            <w:pPr>
+              <w:spacing w:after="60" w:before="60"/>
+              <w:jc w:val="center"/>
+            </w:pPr>
+            <w:r>
+              <w:rPr>
+                <w:rFonts w:ascii="Calibri" w:cs="Calibri" w:eastAsia="Calibri" w:hAnsi="Calibri"/>
+                <w:b/>
+                <w:bCs/>
+                <w:color w:val="1C1C1C"/>
+                <w:sz w:val="20"/>
+                <w:szCs w:val="20"/>
+              </w:rPr>
+              <w:t xml:space="preserve">Operacion</w:t>
+            </w:r>
+          </w:p>
+        </w:tc>
+        <w:tc>
+          <w:tcPr>
+            <w:tcW w:type="pct" w:w="18%"/>
+            <w:shd w:fill="FADBD8" w:val="clear"/>
+            <w:tcMar>
+              <w:top w:type="dxa" w:w="80"/>
+              <w:left w:type="dxa" w:w="120"/>
+              <w:bottom w:type="dxa" w:w="80"/>
+              <w:right w:type="dxa" w:w="120"/>
+            </w:tcMar>
+            <w:vAlign w:val="center"/>
+          </w:tcPr>
+          <w:p>
+            <w:pPr>
+              <w:spacing w:after="60" w:before="60"/>
+              <w:jc w:val="center"/>
+            </w:pPr>
+            <w:r>
+              <w:rPr>
+                <w:rFonts w:ascii="Calibri" w:cs="Calibri" w:eastAsia="Calibri" w:hAnsi="Calibri"/>
+                <w:b/>
+                <w:bCs/>
+                <w:color w:val="1C1C1C"/>
+                <w:sz w:val="20"/>
+                <w:szCs w:val="20"/>
+              </w:rPr>
+              <w:t xml:space="preserve">Items / datos leidos</w:t>
+            </w:r>
+          </w:p>
+        </w:tc>
+        <w:tc>
+          <w:tcPr>
+            <w:tcW w:type="pct" w:w="27%"/>
+            <w:shd w:fill="FADBD8" w:val="clear"/>
+            <w:tcMar>
+              <w:top w:type="dxa" w:w="80"/>
+              <w:left w:type="dxa" w:w="120"/>
+              <w:bottom w:type="dxa" w:w="80"/>
+              <w:right w:type="dxa" w:w="120"/>
+            </w:tcMar>
+            <w:vAlign w:val="center"/>
+          </w:tcPr>
+          <w:p>
+            <w:pPr>
+              <w:spacing w:after="60" w:before="60"/>
+              <w:jc w:val="center"/>
+            </w:pPr>
+            <w:r>
+              <w:rPr>
+                <w:rFonts w:ascii="Calibri" w:cs="Calibri" w:eastAsia="Calibri" w:hAnsi="Calibri"/>
+                <w:b/>
+                <w:bCs/>
+                <w:color w:val="1C1C1C"/>
+                <w:sz w:val="20"/>
+                <w:szCs w:val="20"/>
+              </w:rPr>
+              <w:t xml:space="preserve">RCUs consumidas</w:t>
+            </w:r>
+          </w:p>
+        </w:tc>
+        <w:tc>
+          <w:tcPr>
+            <w:tcW w:type="pct" w:w="18%"/>
+            <w:shd w:fill="FADBD8" w:val="clear"/>
+            <w:tcMar>
+              <w:top w:type="dxa" w:w="80"/>
+              <w:left w:type="dxa" w:w="120"/>
+              <w:bottom w:type="dxa" w:w="80"/>
+              <w:right w:type="dxa" w:w="120"/>
+            </w:tcMar>
+            <w:vAlign w:val="center"/>
+          </w:tcPr>
+          <w:p>
+            <w:pPr>
+              <w:spacing w:after="60" w:before="60"/>
+              <w:jc w:val="center"/>
+            </w:pPr>
+            <w:r>
+              <w:rPr>
+                <w:rFonts w:ascii="Calibri" w:cs="Calibri" w:eastAsia="Calibri" w:hAnsi="Calibri"/>
+                <w:b/>
+                <w:bCs/>
+                <w:color w:val="1C1C1C"/>
+                <w:sz w:val="20"/>
+                <w:szCs w:val="20"/>
+              </w:rPr>
+              <w:t xml:space="preserve">Costo/ejecucion</w:t>
+            </w:r>
+          </w:p>
+        </w:tc>
+        <w:tc>
+          <w:tcPr>
+            <w:tcW w:type="pct" w:w="19%"/>
+            <w:shd w:fill="FADBD8" w:val="clear"/>
+            <w:tcMar>
+              <w:top w:type="dxa" w:w="80"/>
+              <w:left w:type="dxa" w:w="120"/>
+              <w:bottom w:type="dxa" w:w="80"/>
+              <w:right w:type="dxa" w:w="120"/>
+            </w:tcMar>
+            <w:vAlign w:val="center"/>
+          </w:tcPr>
+          <w:p>
+            <w:pPr>
+              <w:spacing w:after="60" w:before="60"/>
+              <w:jc w:val="center"/>
+            </w:pPr>
+            <w:r>
+              <w:rPr>
+                <w:rFonts w:ascii="Calibri" w:cs="Calibri" w:eastAsia="Calibri" w:hAnsi="Calibri"/>
+                <w:b/>
+                <w:bCs/>
+                <w:color w:val="1C1C1C"/>
+                <w:sz w:val="20"/>
+                <w:szCs w:val="20"/>
+              </w:rPr>
+              <w:t xml:space="preserve">Si corre c/min (30 dias)</w:t>
+            </w:r>
+          </w:p>
+        </w:tc>
+      </w:tr>
+      <w:tr>
+        <w:tc>
+          <w:tcPr>
+            <w:tcW w:type="pct" w:w="18%"/>
+            <w:shd w:fill="F2F3F4" w:val="clear"/>
+            <w:tcMar>
+              <w:top w:type="dxa" w:w="80"/>
+              <w:left w:type="dxa" w:w="120"/>
+              <w:bottom w:type="dxa" w:w="80"/>
+              <w:right w:type="dxa" w:w="120"/>
+            </w:tcMar>
+            <w:vAlign w:val="center"/>
+          </w:tcPr>
+          <w:p>
+            <w:pPr>
+              <w:spacing w:after="60" w:before="60"/>
+              <w:jc w:val="center"/>
+            </w:pPr>
+            <w:r>
+              <w:rPr>
+                <w:rFonts w:ascii="Calibri" w:cs="Calibri" w:eastAsia="Calibri" w:hAnsi="Calibri"/>
+                <w:b w:val="false"/>
+                <w:bCs w:val="false"/>
+                <w:color w:val="1C1C1C"/>
+                <w:sz w:val="20"/>
+                <w:szCs w:val="20"/>
+              </w:rPr>
+              <w:t xml:space="preserve">Scan - 1M items x 200B</w:t>
+            </w:r>
+          </w:p>
+        </w:tc>
+        <w:tc>
+          <w:tcPr>
+            <w:tcW w:type="pct" w:w="18%"/>
+            <w:shd w:fill="F2F3F4" w:val="clear"/>
+            <w:tcMar>
+              <w:top w:type="dxa" w:w="80"/>
+              <w:left w:type="dxa" w:w="120"/>
+              <w:bottom w:type="dxa" w:w="80"/>
+              <w:right w:type="dxa" w:w="120"/>
+            </w:tcMar>
+            <w:vAlign w:val="center"/>
+          </w:tcPr>
+          <w:p>
+            <w:pPr>
+              <w:spacing w:after="60" w:before="60"/>
+              <w:jc w:val="center"/>
+            </w:pPr>
+            <w:r>
+              <w:rPr>
+                <w:rFonts w:ascii="Calibri" w:cs="Calibri" w:eastAsia="Calibri" w:hAnsi="Calibri"/>
+                <w:b w:val="false"/>
+                <w:bCs w:val="false"/>
+                <w:color w:val="1C1C1C"/>
+                <w:sz w:val="20"/>
+                <w:szCs w:val="20"/>
+              </w:rPr>
+              <w:t xml:space="preserve">200 MB totales</w:t>
+            </w:r>
+          </w:p>
+        </w:tc>
+        <w:tc>
+          <w:tcPr>
+            <w:tcW w:type="pct" w:w="27%"/>
+            <w:shd w:fill="F2F3F4" w:val="clear"/>
+            <w:tcMar>
+              <w:top w:type="dxa" w:w="80"/>
+              <w:left w:type="dxa" w:w="120"/>
+              <w:bottom w:type="dxa" w:w="80"/>
+              <w:right w:type="dxa" w:w="120"/>
+            </w:tcMar>
+            <w:vAlign w:val="center"/>
+          </w:tcPr>
+          <w:p>
+            <w:pPr>
+              <w:spacing w:after="60" w:before="60"/>
+              <w:jc w:val="center"/>
+            </w:pPr>
+            <w:r>
+              <w:rPr>
+                <w:rFonts w:ascii="Calibri" w:cs="Calibri" w:eastAsia="Calibri" w:hAnsi="Calibri"/>
+                <w:b w:val="false"/>
+                <w:bCs w:val="false"/>
+                <w:color w:val="1C1C1C"/>
+                <w:sz w:val="20"/>
+                <w:szCs w:val="20"/>
+              </w:rPr>
+              <w:t xml:space="preserve">ceil(200MB/4KB) x 0.5 = 24,415 RCUs</w:t>
+            </w:r>
+          </w:p>
+        </w:tc>
+        <w:tc>
+          <w:tcPr>
+            <w:tcW w:type="pct" w:w="18%"/>
+            <w:shd w:fill="F2F3F4" w:val="clear"/>
+            <w:tcMar>
+              <w:top w:type="dxa" w:w="80"/>
+              <w:left w:type="dxa" w:w="120"/>
+              <w:bottom w:type="dxa" w:w="80"/>
+              <w:right w:type="dxa" w:w="120"/>
+            </w:tcMar>
+            <w:vAlign w:val="center"/>
+          </w:tcPr>
+          <w:p>
+            <w:pPr>
+              <w:spacing w:after="60" w:before="60"/>
+              <w:jc w:val="center"/>
+            </w:pPr>
+            <w:r>
+              <w:rPr>
+                <w:rFonts w:ascii="Calibri" w:cs="Calibri" w:eastAsia="Calibri" w:hAnsi="Calibri"/>
+                <w:b w:val="false"/>
+                <w:bCs w:val="false"/>
+                <w:color w:val="1C1C1C"/>
+                <w:sz w:val="20"/>
+                <w:szCs w:val="20"/>
+              </w:rPr>
+              <w:t xml:space="preserve">$0.0061 USD</w:t>
+            </w:r>
+          </w:p>
+        </w:tc>
+        <w:tc>
+          <w:tcPr>
+            <w:tcW w:type="pct" w:w="19%"/>
+            <w:shd w:fill="F2F3F4" w:val="clear"/>
+            <w:tcMar>
+              <w:top w:type="dxa" w:w="80"/>
+              <w:left w:type="dxa" w:w="120"/>
+              <w:bottom w:type="dxa" w:w="80"/>
+              <w:right w:type="dxa" w:w="120"/>
+            </w:tcMar>
+            <w:vAlign w:val="center"/>
+          </w:tcPr>
+          <w:p>
+            <w:pPr>
+              <w:spacing w:after="60" w:before="60"/>
+              <w:jc w:val="center"/>
+            </w:pPr>
+            <w:r>
+              <w:rPr>
+                <w:rFonts w:ascii="Calibri" w:cs="Calibri" w:eastAsia="Calibri" w:hAnsi="Calibri"/>
+                <w:b w:val="false"/>
+                <w:bCs w:val="false"/>
+                <w:color w:val="1C1C1C"/>
+                <w:sz w:val="20"/>
+                <w:szCs w:val="20"/>
+              </w:rPr>
+              <w:t xml:space="preserve">~$263 USD/mes</w:t>
+            </w:r>
+          </w:p>
+        </w:tc>
+      </w:tr>
+      <w:tr>
+        <w:tc>
+          <w:tcPr>
+            <w:tcW w:type="pct" w:w="18%"/>
+            <w:shd w:fill="FFFFFF" w:val="clear"/>
+            <w:tcMar>
+              <w:top w:type="dxa" w:w="80"/>
+              <w:left w:type="dxa" w:w="120"/>
+              <w:bottom w:type="dxa" w:w="80"/>
+              <w:right w:type="dxa" w:w="120"/>
+            </w:tcMar>
+            <w:vAlign w:val="center"/>
+          </w:tcPr>
+          <w:p>
+            <w:pPr>
+              <w:spacing w:after="60" w:before="60"/>
+              <w:jc w:val="center"/>
+            </w:pPr>
+            <w:r>
+              <w:rPr>
+                <w:rFonts w:ascii="Calibri" w:cs="Calibri" w:eastAsia="Calibri" w:hAnsi="Calibri"/>
+                <w:b w:val="false"/>
+                <w:bCs w:val="false"/>
+                <w:color w:val="1C1C1C"/>
+                <w:sz w:val="20"/>
+                <w:szCs w:val="20"/>
+              </w:rPr>
+              <w:t xml:space="preserve">Query - 1 producto, 10 movs x 200B</w:t>
+            </w:r>
+          </w:p>
+        </w:tc>
+        <w:tc>
+          <w:tcPr>
+            <w:tcW w:type="pct" w:w="18%"/>
+            <w:shd w:fill="FFFFFF" w:val="clear"/>
+            <w:tcMar>
+              <w:top w:type="dxa" w:w="80"/>
+              <w:left w:type="dxa" w:w="120"/>
+              <w:bottom w:type="dxa" w:w="80"/>
+              <w:right w:type="dxa" w:w="120"/>
+            </w:tcMar>
+            <w:vAlign w:val="center"/>
+          </w:tcPr>
+          <w:p>
+            <w:pPr>
+              <w:spacing w:after="60" w:before="60"/>
+              <w:jc w:val="center"/>
+            </w:pPr>
+            <w:r>
+              <w:rPr>
+                <w:rFonts w:ascii="Calibri" w:cs="Calibri" w:eastAsia="Calibri" w:hAnsi="Calibri"/>
+                <w:b w:val="false"/>
+                <w:bCs w:val="false"/>
+                <w:color w:val="1C1C1C"/>
+                <w:sz w:val="20"/>
+                <w:szCs w:val="20"/>
+              </w:rPr>
+              <w:t xml:space="preserve">2,000 B (~2 KB)</w:t>
+            </w:r>
+          </w:p>
+        </w:tc>
+        <w:tc>
+          <w:tcPr>
+            <w:tcW w:type="pct" w:w="27%"/>
+            <w:shd w:fill="FFFFFF" w:val="clear"/>
+            <w:tcMar>
+              <w:top w:type="dxa" w:w="80"/>
+              <w:left w:type="dxa" w:w="120"/>
+              <w:bottom w:type="dxa" w:w="80"/>
+              <w:right w:type="dxa" w:w="120"/>
+            </w:tcMar>
+            <w:vAlign w:val="center"/>
+          </w:tcPr>
+          <w:p>
+            <w:pPr>
+              <w:spacing w:after="60" w:before="60"/>
+              <w:jc w:val="center"/>
+            </w:pPr>
+            <w:r>
+              <w:rPr>
+                <w:rFonts w:ascii="Calibri" w:cs="Calibri" w:eastAsia="Calibri" w:hAnsi="Calibri"/>
+                <w:b w:val="false"/>
+                <w:bCs w:val="false"/>
+                <w:color w:val="1C1C1C"/>
+                <w:sz w:val="20"/>
+                <w:szCs w:val="20"/>
+              </w:rPr>
+              <w:t xml:space="preserve">ceil(2KB/4KB) x 0.5 = 0.5 RCUs</w:t>
+            </w:r>
+          </w:p>
+        </w:tc>
+        <w:tc>
+          <w:tcPr>
+            <w:tcW w:type="pct" w:w="18%"/>
+            <w:shd w:fill="FFFFFF" w:val="clear"/>
+            <w:tcMar>
+              <w:top w:type="dxa" w:w="80"/>
+              <w:left w:type="dxa" w:w="120"/>
+              <w:bottom w:type="dxa" w:w="80"/>
+              <w:right w:type="dxa" w:w="120"/>
+            </w:tcMar>
+            <w:vAlign w:val="center"/>
+          </w:tcPr>
+          <w:p>
+            <w:pPr>
+              <w:spacing w:after="60" w:before="60"/>
+              <w:jc w:val="center"/>
+            </w:pPr>
+            <w:r>
+              <w:rPr>
+                <w:rFonts w:ascii="Calibri" w:cs="Calibri" w:eastAsia="Calibri" w:hAnsi="Calibri"/>
+                <w:b w:val="false"/>
+                <w:bCs w:val="false"/>
+                <w:color w:val="1C1C1C"/>
+                <w:sz w:val="20"/>
+                <w:szCs w:val="20"/>
+              </w:rPr>
+              <w:t xml:space="preserve">$0.000000125 USD</w:t>
+            </w:r>
+          </w:p>
+        </w:tc>
+        <w:tc>
+          <w:tcPr>
+            <w:tcW w:type="pct" w:w="19%"/>
+            <w:shd w:fill="FFFFFF" w:val="clear"/>
+            <w:tcMar>
+              <w:top w:type="dxa" w:w="80"/>
+              <w:left w:type="dxa" w:w="120"/>
+              <w:bottom w:type="dxa" w:w="80"/>
+              <w:right w:type="dxa" w:w="120"/>
+            </w:tcMar>
+            <w:vAlign w:val="center"/>
+          </w:tcPr>
+          <w:p>
+            <w:pPr>
+              <w:spacing w:after="60" w:before="60"/>
+              <w:jc w:val="center"/>
+            </w:pPr>
+            <w:r>
+              <w:rPr>
+                <w:rFonts w:ascii="Calibri" w:cs="Calibri" w:eastAsia="Calibri" w:hAnsi="Calibri"/>
+                <w:b w:val="false"/>
+                <w:bCs w:val="false"/>
+                <w:color w:val="1C1C1C"/>
+                <w:sz w:val="20"/>
+                <w:szCs w:val="20"/>
+              </w:rPr>
+              <w:t xml:space="preserve">~$0.005 USD/mes</w:t>
+            </w:r>
+          </w:p>
+        </w:tc>
+      </w:tr>
+    </w:tbl>
+    <w:p>
+      <w:pPr>
+        <w:spacing w:after="20" w:before="0"/>
+      </w:pPr>
+      <w:r>
+        <w:rPr>
+          <w:rFonts w:ascii="Calibri" w:cs="Calibri" w:eastAsia="Calibri" w:hAnsi="Calibri"/>
+          <w:color w:val="1C1C1C"/>
+          <w:sz w:val="22"/>
+          <w:szCs w:val="22"/>
+        </w:rPr>
+        <w:t xml:space="preserve"/>
+      </w:r>
+    </w:p>
+    <w:p>
+      <w:pPr>
+        <w:spacing w:after="80" w:before="0"/>
+        <w:jc w:val="both"/>
+      </w:pPr>
+      <w:r>
+        <w:rPr>
+          <w:rFonts w:ascii="Calibri" w:cs="Calibri" w:eastAsia="Calibri" w:hAnsi="Calibri"/>
+          <w:color w:val="1C1C1C"/>
+          <w:sz w:val="22"/>
+          <w:szCs w:val="22"/>
+        </w:rPr>
+        <w:t xml:space="preserve">La Query es </w:t>
+      </w:r>
+      <w:r>
+        <w:rPr>
+          <w:rFonts w:ascii="Calibri" w:cs="Calibri" w:eastAsia="Calibri" w:hAnsi="Calibri"/>
+          <w:b/>
+          <w:bCs/>
+          <w:color w:val="1C1C1C"/>
+          <w:sz w:val="22"/>
+          <w:szCs w:val="22"/>
+        </w:rPr>
+        <w:t xml:space="preserve">~49 000 veces mas barata</w:t>
+      </w:r>
+      <w:r>
+        <w:rPr>
+          <w:rFonts w:ascii="Calibri" w:cs="Calibri" w:eastAsia="Calibri" w:hAnsi="Calibri"/>
+          <w:color w:val="1C1C1C"/>
+          <w:sz w:val="22"/>
+          <w:szCs w:val="22"/>
+        </w:rPr>
+        <w:t xml:space="preserve"> que el Scan en este escenario. </w:t>
+      </w:r>
+      <w:r>
+        <w:rPr>
+          <w:rFonts w:ascii="Calibri" w:cs="Calibri" w:eastAsia="Calibri" w:hAnsi="Calibri"/>
+          <w:color w:val="1C1C1C"/>
+          <w:sz w:val="22"/>
+          <w:szCs w:val="22"/>
+        </w:rPr>
+        <w:t xml:space="preserve">A mayor tamano de item (ej. 1 KB), el Scan seria 5 veces mas caro que el ejemplo; a menor tamano (50 B), seria mas barato pero seguiria siendo ~49 000x mas caro que la Query equivalente.</w:t>
+      </w:r>
+    </w:p>
+    <w:p>
+      <w:pPr>
+        <w:spacing w:after="20" w:before="0"/>
+      </w:pPr>
+      <w:r>
+        <w:rPr>
+          <w:rFonts w:ascii="Calibri" w:cs="Calibri" w:eastAsia="Calibri" w:hAnsi="Calibri"/>
+          <w:color w:val="1C1C1C"/>
+          <w:sz w:val="22"/>
+          <w:szCs w:val="22"/>
+        </w:rPr>
+        <w:t xml:space="preserve"/>
+      </w:r>
+    </w:p>
+    <w:p>
+      <w:pPr>
+        <w:spacing w:after="80" w:before="0"/>
+        <w:jc w:val="left"/>
+      </w:pPr>
+      <w:r>
+        <w:rPr>
+          <w:rFonts w:ascii="Calibri" w:cs="Calibri" w:eastAsia="Calibri" w:hAnsi="Calibri"/>
+          <w:b/>
+          <w:bCs/>
+          <w:color w:val="1C1C1C"/>
+          <w:sz w:val="22"/>
+          <w:szCs w:val="22"/>
+        </w:rPr>
+        <w:t xml:space="preserve">Captura C5-A - </w:t>
+      </w:r>
+      <w:r>
+        <w:rPr>
+          <w:rFonts w:ascii="Calibri" w:cs="Calibri" w:eastAsia="Calibri" w:hAnsi="Calibri"/>
+          <w:color w:val="1C1C1C"/>
+          <w:sz w:val="22"/>
+          <w:szCs w:val="22"/>
+        </w:rPr>
+        <w:t xml:space="preserve">Scan ejecutando: Count=1, ScannedCount=2, CapacityUnits=2.0</w:t>
+      </w:r>
+    </w:p>
+    <w:p>
+      <w:pPr>
+        <w:spacing w:after="60" w:before="60"/>
+        <w:jc w:val="center"/>
+      </w:pPr>
+      <w:r>
+        <w:drawing>
+          <wp:inline distT="0" distB="0" distL="0" distR="0">
+            <wp:extent cx="3571875" cy="6324600"/>
+            <wp:effectExtent t="0" r="0" b="0" l="0"/>
+            <wp:docPr id="1" name="" descr="" title=""/>
+            <wp:cNvGraphicFramePr>
+              <a:graphicFrameLocks xmlns:a="http://schemas.openxmlformats.org/drawingml/2006/main" noChangeAspect="1"/>
+            </wp:cNvGraphicFramePr>
+            <a:graphic xmlns:a="http://schemas.openxmlformats.org/drawingml/2006/main">
+              <a:graphicData uri="http://schemas.openxmlformats.org/drawingml/2006/picture">
+                <pic:pic xmlns:pic="http://schemas.openxmlformats.org/drawingml/2006/picture">
+                  <pic:nvPicPr>
+                    <pic:cNvPr id="0" name="" descr=""/>
+                    <pic:cNvPicPr>
+                      <a:picLocks noChangeAspect="1" noChangeArrowheads="1"/>
+                    </pic:cNvPicPr>
+                  </pic:nvPicPr>
+                  <pic:blipFill>
+                    <a:blip r:embed="rId20" cstate="none"/>
+                    <a:srcRect/>
+                    <a:stretch>
+                      <a:fillRect/>
+                    </a:stretch>
+                  </pic:blipFill>
+                  <pic:spPr bwMode="auto">
+                    <a:xfrm>
+                      <a:off x="0" y="0"/>
                       <a:ext cx="3571875" cy="6324600"/>
                     </a:xfrm>
                     <a:prstGeom prst="rect">
@@ -7446,7 +7644,7 @@
                     </pic:cNvPicPr>
                   </pic:nvPicPr>
                   <pic:blipFill>
-                    <a:blip r:embed="rId19" cstate="none"/>
+                    <a:blip r:embed="rId21" cstate="none"/>
                     <a:srcRect/>
                     <a:stretch>
                       <a:fillRect/>
